--- a/PosohinA/Lab1/Отчет.docx
+++ b/PosohinA/Lab1/Отчет.docx
@@ -5,36 +5,44 @@
     <w:p>
       <w:pPr>
         <w:pStyle w:val="Style_2"/>
-        <w:rPr>
+        <w:ind/>
+        <w:jc w:val="left"/>
+        <w:rPr>
+          <w:rFonts w:ascii="Times New Roman" w:hAnsi="Times New Roman"/>
           <w:sz w:val="28"/>
         </w:rPr>
       </w:pPr>
       <w:r>
         <w:rPr>
+          <w:rFonts w:ascii="Times New Roman" w:hAnsi="Times New Roman"/>
           <w:sz w:val="28"/>
         </w:rPr>
         <w:t>Министерство</w:t>
       </w:r>
       <w:r>
         <w:rPr>
+          <w:rFonts w:ascii="Times New Roman" w:hAnsi="Times New Roman"/>
           <w:sz w:val="28"/>
         </w:rPr>
         <w:t xml:space="preserve"> </w:t>
       </w:r>
       <w:r>
         <w:rPr>
+          <w:rFonts w:ascii="Times New Roman" w:hAnsi="Times New Roman"/>
           <w:sz w:val="28"/>
         </w:rPr>
         <w:t>науки и высшего</w:t>
       </w:r>
       <w:r>
         <w:rPr>
+          <w:rFonts w:ascii="Times New Roman" w:hAnsi="Times New Roman"/>
           <w:sz w:val="28"/>
         </w:rPr>
         <w:t xml:space="preserve"> образования </w:t>
       </w:r>
       <w:r>
         <w:rPr>
+          <w:rFonts w:ascii="Times New Roman" w:hAnsi="Times New Roman"/>
           <w:sz w:val="28"/>
         </w:rPr>
         <w:t>Российской Федерации</w:t>
@@ -43,38 +51,53 @@
     <w:p>
       <w:pPr>
         <w:pStyle w:val="Style_2"/>
+        <w:ind/>
+        <w:jc w:val="left"/>
+        <w:rPr>
+          <w:rFonts w:ascii="Times New Roman" w:hAnsi="Times New Roman"/>
+        </w:rPr>
       </w:pPr>
     </w:p>
     <w:p>
       <w:pPr>
         <w:pStyle w:val="Style_2"/>
-      </w:pPr>
-      <w:r>
-        <w:rPr>
+        <w:ind/>
+        <w:jc w:val="left"/>
+        <w:rPr>
+          <w:rFonts w:ascii="Times New Roman" w:hAnsi="Times New Roman"/>
+        </w:rPr>
+      </w:pPr>
+      <w:r>
+        <w:rPr>
+          <w:rFonts w:ascii="Times New Roman" w:hAnsi="Times New Roman"/>
           <w:sz w:val="28"/>
         </w:rPr>
         <w:t xml:space="preserve">Федеральное государственное </w:t>
       </w:r>
       <w:r>
         <w:rPr>
+          <w:rFonts w:ascii="Times New Roman" w:hAnsi="Times New Roman"/>
           <w:sz w:val="28"/>
         </w:rPr>
         <w:t>автономное</w:t>
       </w:r>
       <w:r>
         <w:rPr>
+          <w:rFonts w:ascii="Times New Roman" w:hAnsi="Times New Roman"/>
           <w:sz w:val="28"/>
         </w:rPr>
         <w:t xml:space="preserve"> образовательное </w:t>
       </w:r>
       <w:r>
         <w:rPr>
+          <w:rFonts w:ascii="Times New Roman" w:hAnsi="Times New Roman"/>
           <w:sz w:val="28"/>
         </w:rPr>
         <w:br/>
       </w:r>
       <w:r>
         <w:rPr>
+          <w:rFonts w:ascii="Times New Roman" w:hAnsi="Times New Roman"/>
           <w:sz w:val="28"/>
         </w:rPr>
         <w:t>учреждение высшего образования</w:t>
@@ -83,30 +106,37 @@
     <w:p>
       <w:pPr>
         <w:pStyle w:val="Style_2"/>
-        <w:rPr>
+        <w:ind/>
+        <w:jc w:val="left"/>
+        <w:rPr>
+          <w:rFonts w:ascii="Times New Roman" w:hAnsi="Times New Roman"/>
           <w:sz w:val="28"/>
         </w:rPr>
       </w:pPr>
       <w:r>
         <w:rPr>
+          <w:rFonts w:ascii="Times New Roman" w:hAnsi="Times New Roman"/>
           <w:sz w:val="28"/>
         </w:rPr>
         <w:t xml:space="preserve">Национальный исследовательский </w:t>
       </w:r>
       <w:r>
         <w:rPr>
+          <w:rFonts w:ascii="Times New Roman" w:hAnsi="Times New Roman"/>
           <w:sz w:val="28"/>
         </w:rPr>
         <w:t xml:space="preserve">Нижегородский государственный университет им. </w:t>
       </w:r>
       <w:r>
         <w:rPr>
+          <w:rFonts w:ascii="Times New Roman" w:hAnsi="Times New Roman"/>
           <w:sz w:val="28"/>
         </w:rPr>
         <w:t>Н.И.</w:t>
       </w:r>
       <w:r>
         <w:rPr>
+          <w:rFonts w:ascii="Times New Roman" w:hAnsi="Times New Roman"/>
           <w:sz w:val="28"/>
         </w:rPr>
         <w:t xml:space="preserve"> Лобачевского</w:t>
@@ -115,7 +145,10 @@
     <w:p>
       <w:pPr>
         <w:pStyle w:val="Style_2"/>
-        <w:rPr>
+        <w:ind/>
+        <w:jc w:val="left"/>
+        <w:rPr>
+          <w:rFonts w:ascii="Times New Roman" w:hAnsi="Times New Roman"/>
           <w:sz w:val="28"/>
         </w:rPr>
       </w:pPr>
@@ -125,13 +158,15 @@
         <w:widowControl w:val="1"/>
         <w:spacing w:after="202"/>
         <w:ind w:right="124"/>
-        <w:jc w:val="center"/>
-        <w:rPr>
+        <w:jc w:val="left"/>
+        <w:rPr>
+          <w:rFonts w:ascii="Times New Roman" w:hAnsi="Times New Roman"/>
           <w:sz w:val="28"/>
         </w:rPr>
       </w:pPr>
       <w:r>
         <w:rPr>
+          <w:rFonts w:ascii="Times New Roman" w:hAnsi="Times New Roman"/>
           <w:sz w:val="28"/>
         </w:rPr>
         <w:t xml:space="preserve">Институт информационных технологий, математики и механики </w:t>
@@ -140,7 +175,10 @@
     <w:p>
       <w:pPr>
         <w:pStyle w:val="Style_2"/>
-        <w:rPr>
+        <w:ind/>
+        <w:jc w:val="left"/>
+        <w:rPr>
+          <w:rFonts w:ascii="Times New Roman" w:hAnsi="Times New Roman"/>
           <w:sz w:val="28"/>
         </w:rPr>
       </w:pPr>
@@ -148,7 +186,10 @@
     <w:p>
       <w:pPr>
         <w:pStyle w:val="Style_2"/>
-        <w:rPr>
+        <w:ind/>
+        <w:jc w:val="left"/>
+        <w:rPr>
+          <w:rFonts w:ascii="Times New Roman" w:hAnsi="Times New Roman"/>
           <w:sz w:val="28"/>
         </w:rPr>
       </w:pPr>
@@ -156,7 +197,10 @@
     <w:p>
       <w:pPr>
         <w:pStyle w:val="Style_2"/>
-        <w:rPr>
+        <w:ind/>
+        <w:jc w:val="left"/>
+        <w:rPr>
+          <w:rFonts w:ascii="Times New Roman" w:hAnsi="Times New Roman"/>
           <w:sz w:val="28"/>
         </w:rPr>
       </w:pPr>
@@ -164,7 +208,10 @@
     <w:p>
       <w:pPr>
         <w:pStyle w:val="Style_2"/>
-        <w:rPr>
+        <w:ind/>
+        <w:jc w:val="left"/>
+        <w:rPr>
+          <w:rFonts w:ascii="Times New Roman" w:hAnsi="Times New Roman"/>
           <w:sz w:val="28"/>
         </w:rPr>
       </w:pPr>
@@ -172,7 +219,10 @@
     <w:p>
       <w:pPr>
         <w:pStyle w:val="Style_2"/>
-        <w:rPr>
+        <w:ind/>
+        <w:jc w:val="left"/>
+        <w:rPr>
+          <w:rFonts w:ascii="Times New Roman" w:hAnsi="Times New Roman"/>
           <w:sz w:val="28"/>
         </w:rPr>
       </w:pPr>
@@ -180,7 +230,10 @@
     <w:p>
       <w:pPr>
         <w:pStyle w:val="Style_2"/>
-        <w:rPr>
+        <w:ind/>
+        <w:jc w:val="left"/>
+        <w:rPr>
+          <w:rFonts w:ascii="Times New Roman" w:hAnsi="Times New Roman"/>
           <w:sz w:val="28"/>
         </w:rPr>
       </w:pPr>
@@ -188,7 +241,10 @@
     <w:p>
       <w:pPr>
         <w:pStyle w:val="Style_2"/>
-        <w:rPr>
+        <w:ind/>
+        <w:jc w:val="left"/>
+        <w:rPr>
+          <w:rFonts w:ascii="Times New Roman" w:hAnsi="Times New Roman"/>
           <w:sz w:val="28"/>
         </w:rPr>
       </w:pPr>
@@ -196,7 +252,10 @@
     <w:p>
       <w:pPr>
         <w:pStyle w:val="Style_2"/>
-        <w:rPr>
+        <w:ind/>
+        <w:jc w:val="left"/>
+        <w:rPr>
+          <w:rFonts w:ascii="Times New Roman" w:hAnsi="Times New Roman"/>
           <w:sz w:val="28"/>
         </w:rPr>
       </w:pPr>
@@ -204,7 +263,10 @@
     <w:p>
       <w:pPr>
         <w:pStyle w:val="Style_2"/>
-        <w:rPr>
+        <w:ind/>
+        <w:jc w:val="left"/>
+        <w:rPr>
+          <w:rFonts w:ascii="Times New Roman" w:hAnsi="Times New Roman"/>
           <w:sz w:val="28"/>
         </w:rPr>
       </w:pPr>
@@ -212,7 +274,10 @@
     <w:p>
       <w:pPr>
         <w:pStyle w:val="Style_2"/>
-        <w:rPr>
+        <w:ind/>
+        <w:jc w:val="left"/>
+        <w:rPr>
+          <w:rFonts w:ascii="Times New Roman" w:hAnsi="Times New Roman"/>
           <w:sz w:val="28"/>
         </w:rPr>
       </w:pPr>
@@ -220,13 +285,17 @@
     <w:p>
       <w:pPr>
         <w:pStyle w:val="Style_2"/>
-        <w:rPr>
+        <w:ind/>
+        <w:jc w:val="left"/>
+        <w:rPr>
+          <w:rFonts w:ascii="Times New Roman" w:hAnsi="Times New Roman"/>
           <w:b w:val="1"/>
           <w:sz w:val="36"/>
         </w:rPr>
       </w:pPr>
       <w:r>
         <w:rPr>
+          <w:rFonts w:ascii="Times New Roman" w:hAnsi="Times New Roman"/>
           <w:b w:val="1"/>
           <w:sz w:val="36"/>
         </w:rPr>
@@ -234,6 +303,7 @@
       </w:r>
       <w:r>
         <w:rPr>
+          <w:rFonts w:ascii="Times New Roman" w:hAnsi="Times New Roman"/>
           <w:b w:val="1"/>
           <w:sz w:val="36"/>
         </w:rPr>
@@ -241,6 +311,7 @@
       </w:r>
       <w:r>
         <w:rPr>
+          <w:rFonts w:ascii="Times New Roman" w:hAnsi="Times New Roman"/>
           <w:b w:val="1"/>
           <w:sz w:val="36"/>
         </w:rPr>
@@ -250,7 +321,10 @@
     <w:p>
       <w:pPr>
         <w:pStyle w:val="Style_2"/>
-        <w:rPr>
+        <w:ind/>
+        <w:jc w:val="left"/>
+        <w:rPr>
+          <w:rFonts w:ascii="Times New Roman" w:hAnsi="Times New Roman"/>
           <w:sz w:val="28"/>
         </w:rPr>
       </w:pPr>
@@ -258,13 +332,17 @@
     <w:p>
       <w:pPr>
         <w:pStyle w:val="Style_3"/>
-        <w:rPr>
+        <w:ind/>
+        <w:jc w:val="left"/>
+        <w:rPr>
+          <w:rFonts w:ascii="Times New Roman" w:hAnsi="Times New Roman"/>
           <w:b w:val="1"/>
           <w:sz w:val="36"/>
         </w:rPr>
       </w:pPr>
       <w:r>
         <w:rPr>
+          <w:rFonts w:ascii="Times New Roman" w:hAnsi="Times New Roman"/>
           <w:b w:val="1"/>
           <w:sz w:val="36"/>
         </w:rPr>
@@ -272,6 +350,7 @@
       </w:r>
       <w:r>
         <w:rPr>
+          <w:rFonts w:ascii="Times New Roman" w:hAnsi="Times New Roman"/>
           <w:b w:val="1"/>
           <w:sz w:val="36"/>
         </w:rPr>
@@ -281,7 +360,10 @@
     <w:p>
       <w:pPr>
         <w:pStyle w:val="Style_2"/>
-        <w:rPr>
+        <w:ind/>
+        <w:jc w:val="left"/>
+        <w:rPr>
+          <w:rFonts w:ascii="Times New Roman" w:hAnsi="Times New Roman"/>
           <w:sz w:val="28"/>
         </w:rPr>
       </w:pPr>
@@ -289,7 +371,10 @@
     <w:p>
       <w:pPr>
         <w:pStyle w:val="Style_2"/>
-        <w:rPr>
+        <w:ind/>
+        <w:jc w:val="left"/>
+        <w:rPr>
+          <w:rFonts w:ascii="Times New Roman" w:hAnsi="Times New Roman"/>
           <w:sz w:val="28"/>
         </w:rPr>
       </w:pPr>
@@ -297,7 +382,10 @@
     <w:p>
       <w:pPr>
         <w:pStyle w:val="Style_2"/>
-        <w:rPr>
+        <w:ind/>
+        <w:jc w:val="left"/>
+        <w:rPr>
+          <w:rFonts w:ascii="Times New Roman" w:hAnsi="Times New Roman"/>
           <w:sz w:val="28"/>
         </w:rPr>
       </w:pPr>
@@ -305,7 +393,10 @@
     <w:p>
       <w:pPr>
         <w:pStyle w:val="Style_2"/>
-        <w:rPr>
+        <w:ind/>
+        <w:jc w:val="left"/>
+        <w:rPr>
+          <w:rFonts w:ascii="Times New Roman" w:hAnsi="Times New Roman"/>
           <w:sz w:val="28"/>
         </w:rPr>
       </w:pPr>
@@ -313,7 +404,10 @@
     <w:p>
       <w:pPr>
         <w:pStyle w:val="Style_2"/>
-        <w:rPr>
+        <w:ind/>
+        <w:jc w:val="left"/>
+        <w:rPr>
+          <w:rFonts w:ascii="Times New Roman" w:hAnsi="Times New Roman"/>
           <w:sz w:val="28"/>
         </w:rPr>
       </w:pPr>
@@ -322,13 +416,16 @@
       <w:pPr>
         <w:widowControl w:val="1"/>
         <w:ind w:firstLine="0" w:left="5387"/>
-        <w:rPr>
+        <w:jc w:val="left"/>
+        <w:rPr>
+          <w:rFonts w:ascii="Times New Roman" w:hAnsi="Times New Roman"/>
           <w:b w:val="1"/>
           <w:sz w:val="28"/>
         </w:rPr>
       </w:pPr>
       <w:r>
         <w:rPr>
+          <w:rFonts w:ascii="Times New Roman" w:hAnsi="Times New Roman"/>
           <w:b w:val="1"/>
           <w:sz w:val="28"/>
         </w:rPr>
@@ -336,12 +433,14 @@
       </w:r>
       <w:r>
         <w:rPr>
+          <w:rFonts w:ascii="Times New Roman" w:hAnsi="Times New Roman"/>
           <w:sz w:val="28"/>
         </w:rPr>
         <w:t>:</w:t>
       </w:r>
       <w:r>
         <w:rPr>
+          <w:rFonts w:ascii="Times New Roman" w:hAnsi="Times New Roman"/>
           <w:b w:val="1"/>
           <w:sz w:val="28"/>
         </w:rPr>
@@ -352,18 +451,22 @@
       <w:pPr>
         <w:widowControl w:val="1"/>
         <w:ind w:firstLine="0" w:left="5387"/>
-        <w:rPr>
+        <w:jc w:val="left"/>
+        <w:rPr>
+          <w:rFonts w:ascii="Times New Roman" w:hAnsi="Times New Roman"/>
           <w:sz w:val="28"/>
         </w:rPr>
       </w:pPr>
       <w:r>
         <w:rPr>
+          <w:rFonts w:ascii="Times New Roman" w:hAnsi="Times New Roman"/>
           <w:sz w:val="28"/>
         </w:rPr>
         <w:t>с</w:t>
       </w:r>
       <w:r>
         <w:rPr>
+          <w:rFonts w:ascii="Times New Roman" w:hAnsi="Times New Roman"/>
           <w:sz w:val="28"/>
         </w:rPr>
         <w:t>тудент группы 3824Б1ФИ2</w:t>
@@ -373,12 +476,15 @@
       <w:pPr>
         <w:widowControl w:val="1"/>
         <w:ind w:firstLine="0" w:left="5387"/>
-        <w:rPr>
+        <w:jc w:val="left"/>
+        <w:rPr>
+          <w:rFonts w:ascii="Times New Roman" w:hAnsi="Times New Roman"/>
           <w:sz w:val="28"/>
         </w:rPr>
       </w:pPr>
       <w:r>
         <w:rPr>
+          <w:rFonts w:ascii="Times New Roman" w:hAnsi="Times New Roman"/>
           <w:sz w:val="28"/>
         </w:rPr>
         <w:t>Посохин А. П.</w:t>
@@ -391,8 +497,9 @@
           <w:tab w:leader="none" w:pos="3261" w:val="left"/>
         </w:tabs>
         <w:ind w:firstLine="0" w:left="5387"/>
-        <w:jc w:val="center"/>
-        <w:rPr>
+        <w:jc w:val="left"/>
+        <w:rPr>
+          <w:rFonts w:ascii="Times New Roman" w:hAnsi="Times New Roman"/>
           <w:sz w:val="28"/>
         </w:rPr>
       </w:pPr>
@@ -401,12 +508,15 @@
       <w:pPr>
         <w:widowControl w:val="1"/>
         <w:ind w:firstLine="0" w:left="5387"/>
-        <w:rPr>
+        <w:jc w:val="left"/>
+        <w:rPr>
+          <w:rFonts w:ascii="Times New Roman" w:hAnsi="Times New Roman"/>
           <w:sz w:val="28"/>
         </w:rPr>
       </w:pPr>
       <w:r>
         <w:rPr>
+          <w:rFonts w:ascii="Times New Roman" w:hAnsi="Times New Roman"/>
           <w:b w:val="1"/>
           <w:sz w:val="28"/>
         </w:rPr>
@@ -414,6 +524,7 @@
       </w:r>
       <w:r>
         <w:rPr>
+          <w:rFonts w:ascii="Times New Roman" w:hAnsi="Times New Roman"/>
           <w:sz w:val="28"/>
         </w:rPr>
         <w:t>:</w:t>
@@ -423,42 +534,50 @@
       <w:pPr>
         <w:widowControl w:val="1"/>
         <w:ind w:firstLine="0" w:left="5387"/>
-        <w:rPr>
+        <w:jc w:val="left"/>
+        <w:rPr>
+          <w:rFonts w:ascii="Times New Roman" w:hAnsi="Times New Roman"/>
           <w:sz w:val="28"/>
         </w:rPr>
       </w:pPr>
       <w:r>
         <w:rPr>
+          <w:rFonts w:ascii="Times New Roman" w:hAnsi="Times New Roman"/>
           <w:sz w:val="28"/>
         </w:rPr>
         <w:t>Ивлев</w:t>
       </w:r>
       <w:r>
         <w:rPr>
+          <w:rFonts w:ascii="Times New Roman" w:hAnsi="Times New Roman"/>
           <w:sz w:val="28"/>
         </w:rPr>
         <w:t xml:space="preserve"> </w:t>
       </w:r>
       <w:r>
         <w:rPr>
+          <w:rFonts w:ascii="Times New Roman" w:hAnsi="Times New Roman"/>
           <w:sz w:val="28"/>
         </w:rPr>
         <w:t>А</w:t>
       </w:r>
       <w:r>
         <w:rPr>
+          <w:rFonts w:ascii="Times New Roman" w:hAnsi="Times New Roman"/>
           <w:sz w:val="28"/>
         </w:rPr>
         <w:t>.</w:t>
       </w:r>
       <w:r>
         <w:rPr>
+          <w:rFonts w:ascii="Times New Roman" w:hAnsi="Times New Roman"/>
           <w:sz w:val="28"/>
         </w:rPr>
         <w:t>Д</w:t>
       </w:r>
       <w:r>
         <w:rPr>
+          <w:rFonts w:ascii="Times New Roman" w:hAnsi="Times New Roman"/>
           <w:sz w:val="28"/>
         </w:rPr>
         <w:t>.</w:t>
@@ -467,7 +586,10 @@
     <w:p>
       <w:pPr>
         <w:pStyle w:val="Style_2"/>
-        <w:rPr>
+        <w:ind/>
+        <w:jc w:val="left"/>
+        <w:rPr>
+          <w:rFonts w:ascii="Times New Roman" w:hAnsi="Times New Roman"/>
           <w:sz w:val="28"/>
         </w:rPr>
       </w:pPr>
@@ -475,7 +597,10 @@
     <w:p>
       <w:pPr>
         <w:pStyle w:val="Style_2"/>
-        <w:rPr>
+        <w:ind/>
+        <w:jc w:val="left"/>
+        <w:rPr>
+          <w:rFonts w:ascii="Times New Roman" w:hAnsi="Times New Roman"/>
           <w:sz w:val="28"/>
         </w:rPr>
       </w:pPr>
@@ -483,7 +608,10 @@
     <w:p>
       <w:pPr>
         <w:pStyle w:val="Style_2"/>
-        <w:rPr>
+        <w:ind/>
+        <w:jc w:val="left"/>
+        <w:rPr>
+          <w:rFonts w:ascii="Times New Roman" w:hAnsi="Times New Roman"/>
           <w:sz w:val="28"/>
         </w:rPr>
       </w:pPr>
@@ -491,7 +619,10 @@
     <w:p>
       <w:pPr>
         <w:pStyle w:val="Style_2"/>
-        <w:rPr>
+        <w:ind/>
+        <w:jc w:val="left"/>
+        <w:rPr>
+          <w:rFonts w:ascii="Times New Roman" w:hAnsi="Times New Roman"/>
           <w:sz w:val="28"/>
         </w:rPr>
       </w:pPr>
@@ -499,7 +630,10 @@
     <w:p>
       <w:pPr>
         <w:pStyle w:val="Style_2"/>
-        <w:rPr>
+        <w:ind/>
+        <w:jc w:val="left"/>
+        <w:rPr>
+          <w:rFonts w:ascii="Times New Roman" w:hAnsi="Times New Roman"/>
           <w:sz w:val="28"/>
         </w:rPr>
       </w:pPr>
@@ -507,7 +641,10 @@
     <w:p>
       <w:pPr>
         <w:pStyle w:val="Style_2"/>
-        <w:rPr>
+        <w:ind/>
+        <w:jc w:val="left"/>
+        <w:rPr>
+          <w:rFonts w:ascii="Times New Roman" w:hAnsi="Times New Roman"/>
           <w:sz w:val="28"/>
         </w:rPr>
       </w:pPr>
@@ -515,7 +652,10 @@
     <w:p>
       <w:pPr>
         <w:pStyle w:val="Style_2"/>
-        <w:rPr>
+        <w:ind/>
+        <w:jc w:val="left"/>
+        <w:rPr>
+          <w:rFonts w:ascii="Times New Roman" w:hAnsi="Times New Roman"/>
           <w:sz w:val="28"/>
         </w:rPr>
       </w:pPr>
@@ -523,7 +663,10 @@
     <w:p>
       <w:pPr>
         <w:pStyle w:val="Style_2"/>
-        <w:rPr>
+        <w:ind/>
+        <w:jc w:val="left"/>
+        <w:rPr>
+          <w:rFonts w:ascii="Times New Roman" w:hAnsi="Times New Roman"/>
           <w:sz w:val="28"/>
         </w:rPr>
       </w:pPr>
@@ -531,7 +674,10 @@
     <w:p>
       <w:pPr>
         <w:pStyle w:val="Style_2"/>
-        <w:rPr>
+        <w:ind/>
+        <w:jc w:val="left"/>
+        <w:rPr>
+          <w:rFonts w:ascii="Times New Roman" w:hAnsi="Times New Roman"/>
           <w:sz w:val="28"/>
         </w:rPr>
       </w:pPr>
@@ -539,7 +685,10 @@
     <w:p>
       <w:pPr>
         <w:pStyle w:val="Style_2"/>
-        <w:rPr>
+        <w:ind/>
+        <w:jc w:val="left"/>
+        <w:rPr>
+          <w:rFonts w:ascii="Times New Roman" w:hAnsi="Times New Roman"/>
           <w:sz w:val="28"/>
         </w:rPr>
       </w:pPr>
@@ -548,13 +697,15 @@
       <w:pPr>
         <w:widowControl w:val="1"/>
         <w:ind w:firstLine="0"/>
-        <w:jc w:val="center"/>
-        <w:rPr>
+        <w:jc w:val="left"/>
+        <w:rPr>
+          <w:rFonts w:ascii="Times New Roman" w:hAnsi="Times New Roman"/>
           <w:sz w:val="28"/>
         </w:rPr>
       </w:pPr>
       <w:r>
         <w:rPr>
+          <w:rFonts w:ascii="Times New Roman" w:hAnsi="Times New Roman"/>
           <w:sz w:val="28"/>
         </w:rPr>
         <w:t>Нижний Новгород</w:t>
@@ -564,19 +715,22 @@
       <w:pPr>
         <w:widowControl w:val="1"/>
         <w:ind w:firstLine="0"/>
-        <w:jc w:val="center"/>
-        <w:rPr>
+        <w:jc w:val="left"/>
+        <w:rPr>
+          <w:rFonts w:ascii="Times New Roman" w:hAnsi="Times New Roman"/>
           <w:sz w:val="28"/>
         </w:rPr>
       </w:pPr>
       <w:r>
         <w:rPr>
+          <w:rFonts w:ascii="Times New Roman" w:hAnsi="Times New Roman"/>
           <w:sz w:val="28"/>
         </w:rPr>
         <w:t>202</w:t>
       </w:r>
       <w:r>
         <w:rPr>
+          <w:rFonts w:ascii="Times New Roman" w:hAnsi="Times New Roman"/>
           <w:sz w:val="28"/>
         </w:rPr>
         <w:t>6</w:t>
@@ -586,6 +740,10 @@
       <w:pPr>
         <w:widowControl w:val="1"/>
         <w:ind w:firstLine="0"/>
+        <w:jc w:val="left"/>
+        <w:rPr>
+          <w:rFonts w:ascii="Times New Roman" w:hAnsi="Times New Roman"/>
+        </w:rPr>
       </w:pPr>
     </w:p>
     <w:p>
@@ -593,12 +751,27 @@
         <w:pStyle w:val="Style_4"/>
         <w:widowControl w:val="1"/>
         <w:ind w:firstLine="0"/>
-      </w:pPr>
-      <w:r>
+        <w:jc w:val="left"/>
+        <w:rPr>
+          <w:rFonts w:ascii="Times New Roman" w:hAnsi="Times New Roman"/>
+        </w:rPr>
+      </w:pPr>
+      <w:r>
+        <w:rPr>
+          <w:rFonts w:ascii="Times New Roman" w:hAnsi="Times New Roman"/>
+        </w:rPr>
         <w:t>Содержание</w:t>
       </w:r>
     </w:p>
-    <w:p/>
+    <w:p>
+      <w:pPr>
+        <w:ind/>
+        <w:jc w:val="left"/>
+        <w:rPr>
+          <w:rFonts w:ascii="Times New Roman" w:hAnsi="Times New Roman"/>
+        </w:rPr>
+      </w:pPr>
+    </w:p>
     <w:p>
       <w:pPr>
         <w:pStyle w:val="Style_5"/>
@@ -621,7 +794,7 @@
         <w:fldChar w:fldCharType="begin"/>
       </w:r>
       <w:r>
-        <w:instrText>HYPERLINK \l "__RefHeading___1"</w:instrText>
+        <w:instrText>HYPERLINK \l "__RefHeading___681"</w:instrText>
       </w:r>
       <w:r>
         <w:fldChar w:fldCharType="separate"/>
@@ -636,7 +809,7 @@
         <w:fldChar w:fldCharType="begin"/>
       </w:r>
       <w:r>
-        <w:instrText>PAGEREF __RefHeading___1 \h</w:instrText>
+        <w:instrText>PAGEREF __RefHeading___681 \h</w:instrText>
       </w:r>
       <w:r>
         <w:fldChar w:fldCharType="separate"/>
@@ -664,7 +837,7 @@
         <w:fldChar w:fldCharType="begin"/>
       </w:r>
       <w:r>
-        <w:instrText>HYPERLINK \l "__RefHeading___2"</w:instrText>
+        <w:instrText>HYPERLINK \l "__RefHeading___671"</w:instrText>
       </w:r>
       <w:r>
         <w:fldChar w:fldCharType="separate"/>
@@ -682,7 +855,7 @@
         <w:fldChar w:fldCharType="begin"/>
       </w:r>
       <w:r>
-        <w:instrText>PAGEREF __RefHeading___2 \h</w:instrText>
+        <w:instrText>PAGEREF __RefHeading___671 \h</w:instrText>
       </w:r>
       <w:r>
         <w:fldChar w:fldCharType="separate"/>
@@ -710,7 +883,7 @@
         <w:fldChar w:fldCharType="begin"/>
       </w:r>
       <w:r>
-        <w:instrText>HYPERLINK \l "__RefHeading___3"</w:instrText>
+        <w:instrText>HYPERLINK \l "__RefHeading___682"</w:instrText>
       </w:r>
       <w:r>
         <w:fldChar w:fldCharType="separate"/>
@@ -728,7 +901,7 @@
         <w:fldChar w:fldCharType="begin"/>
       </w:r>
       <w:r>
-        <w:instrText>PAGEREF __RefHeading___3 \h</w:instrText>
+        <w:instrText>PAGEREF __RefHeading___682 \h</w:instrText>
       </w:r>
       <w:r>
         <w:fldChar w:fldCharType="separate"/>
@@ -756,7 +929,7 @@
         <w:fldChar w:fldCharType="begin"/>
       </w:r>
       <w:r>
-        <w:instrText>HYPERLINK \l "__RefHeading___4"</w:instrText>
+        <w:instrText>HYPERLINK \l "__RefHeading___683"</w:instrText>
       </w:r>
       <w:r>
         <w:fldChar w:fldCharType="separate"/>
@@ -777,7 +950,7 @@
         <w:fldChar w:fldCharType="begin"/>
       </w:r>
       <w:r>
-        <w:instrText>PAGEREF __RefHeading___4 \h</w:instrText>
+        <w:instrText>PAGEREF __RefHeading___683 \h</w:instrText>
       </w:r>
       <w:r>
         <w:fldChar w:fldCharType="separate"/>
@@ -805,7 +978,7 @@
         <w:fldChar w:fldCharType="begin"/>
       </w:r>
       <w:r>
-        <w:instrText>HYPERLINK \l "__RefHeading___5"</w:instrText>
+        <w:instrText>HYPERLINK \l "__RefHeading___684"</w:instrText>
       </w:r>
       <w:r>
         <w:fldChar w:fldCharType="separate"/>
@@ -835,7 +1008,7 @@
         <w:fldChar w:fldCharType="begin"/>
       </w:r>
       <w:r>
-        <w:instrText>PAGEREF __RefHeading___5 \h</w:instrText>
+        <w:instrText>PAGEREF __RefHeading___684 \h</w:instrText>
       </w:r>
       <w:r>
         <w:fldChar w:fldCharType="separate"/>
@@ -863,7 +1036,7 @@
         <w:fldChar w:fldCharType="begin"/>
       </w:r>
       <w:r>
-        <w:instrText>HYPERLINK \l "__RefHeading___6"</w:instrText>
+        <w:instrText>HYPERLINK \l "__RefHeading___685"</w:instrText>
       </w:r>
       <w:r>
         <w:fldChar w:fldCharType="separate"/>
@@ -887,7 +1060,7 @@
         <w:fldChar w:fldCharType="begin"/>
       </w:r>
       <w:r>
-        <w:instrText>PAGEREF __RefHeading___6 \h</w:instrText>
+        <w:instrText>PAGEREF __RefHeading___685 \h</w:instrText>
       </w:r>
       <w:r>
         <w:fldChar w:fldCharType="separate"/>
@@ -915,7 +1088,7 @@
         <w:fldChar w:fldCharType="begin"/>
       </w:r>
       <w:r>
-        <w:instrText>HYPERLINK \l "__RefHeading___7"</w:instrText>
+        <w:instrText>HYPERLINK \l "__RefHeading___686"</w:instrText>
       </w:r>
       <w:r>
         <w:fldChar w:fldCharType="separate"/>
@@ -939,7 +1112,7 @@
         <w:fldChar w:fldCharType="begin"/>
       </w:r>
       <w:r>
-        <w:instrText>PAGEREF __RefHeading___7 \h</w:instrText>
+        <w:instrText>PAGEREF __RefHeading___686 \h</w:instrText>
       </w:r>
       <w:r>
         <w:fldChar w:fldCharType="separate"/>
@@ -967,7 +1140,7 @@
         <w:fldChar w:fldCharType="begin"/>
       </w:r>
       <w:r>
-        <w:instrText>HYPERLINK \l "__RefHeading___8"</w:instrText>
+        <w:instrText>HYPERLINK \l "__RefHeading___687"</w:instrText>
       </w:r>
       <w:r>
         <w:fldChar w:fldCharType="separate"/>
@@ -988,7 +1161,7 @@
         <w:fldChar w:fldCharType="begin"/>
       </w:r>
       <w:r>
-        <w:instrText>PAGEREF __RefHeading___8 \h</w:instrText>
+        <w:instrText>PAGEREF __RefHeading___687 \h</w:instrText>
       </w:r>
       <w:r>
         <w:fldChar w:fldCharType="separate"/>
@@ -1016,7 +1189,7 @@
         <w:fldChar w:fldCharType="begin"/>
       </w:r>
       <w:r>
-        <w:instrText>HYPERLINK \l "__RefHeading___9"</w:instrText>
+        <w:instrText>HYPERLINK \l "__RefHeading___688"</w:instrText>
       </w:r>
       <w:r>
         <w:fldChar w:fldCharType="separate"/>
@@ -1034,7 +1207,7 @@
         <w:fldChar w:fldCharType="begin"/>
       </w:r>
       <w:r>
-        <w:instrText>PAGEREF __RefHeading___9 \h</w:instrText>
+        <w:instrText>PAGEREF __RefHeading___688 \h</w:instrText>
       </w:r>
       <w:r>
         <w:fldChar w:fldCharType="separate"/>
@@ -1062,7 +1235,7 @@
         <w:fldChar w:fldCharType="begin"/>
       </w:r>
       <w:r>
-        <w:instrText>HYPERLINK \l "__RefHeading___10"</w:instrText>
+        <w:instrText>HYPERLINK \l "__RefHeading___689"</w:instrText>
       </w:r>
       <w:r>
         <w:fldChar w:fldCharType="separate"/>
@@ -1077,7 +1250,7 @@
         <w:fldChar w:fldCharType="begin"/>
       </w:r>
       <w:r>
-        <w:instrText>PAGEREF __RefHeading___10 \h</w:instrText>
+        <w:instrText>PAGEREF __RefHeading___689 \h</w:instrText>
       </w:r>
       <w:r>
         <w:fldChar w:fldCharType="separate"/>
@@ -1105,7 +1278,7 @@
         <w:fldChar w:fldCharType="begin"/>
       </w:r>
       <w:r>
-        <w:instrText>HYPERLINK \l "__RefHeading___11"</w:instrText>
+        <w:instrText>HYPERLINK \l "__RefHeading___690"</w:instrText>
       </w:r>
       <w:r>
         <w:fldChar w:fldCharType="separate"/>
@@ -1123,7 +1296,7 @@
         <w:fldChar w:fldCharType="begin"/>
       </w:r>
       <w:r>
-        <w:instrText>PAGEREF __RefHeading___11 \h</w:instrText>
+        <w:instrText>PAGEREF __RefHeading___690 \h</w:instrText>
       </w:r>
       <w:r>
         <w:fldChar w:fldCharType="separate"/>
@@ -1145,6 +1318,10 @@
           <w:tab w:leader="none" w:pos="567" w:val="left"/>
         </w:tabs>
         <w:ind w:firstLine="0"/>
+        <w:jc w:val="left"/>
+        <w:rPr>
+          <w:rFonts w:ascii="Times New Roman" w:hAnsi="Times New Roman"/>
+        </w:rPr>
       </w:pPr>
       <w:r>
         <w:fldChar w:fldCharType="end"/>
@@ -1153,7 +1330,7 @@
     <w:p>
       <w:pPr>
         <w:sectPr>
-          <w:footerReference r:id="rId4" w:type="default"/>
+          <w:footerReference r:id="rId2" w:type="default"/>
           <w:footerReference r:id="rId3" w:type="even"/>
           <w:pgSz w:h="16838" w:orient="portrait" w:w="11906"/>
           <w:pgMar w:bottom="1134" w:footer="708" w:gutter="0" w:header="708" w:left="1701" w:right="850" w:top="1134"/>
@@ -1162,138 +1339,114 @@
       </w:pPr>
     </w:p>
     <w:p>
-      <w:bookmarkStart w:id="1" w:name="__RefHeading___1"/>
+      <w:bookmarkStart w:id="1" w:name="__RefHeading___681"/>
       <w:bookmarkEnd w:id="1"/>
       <w:pPr>
         <w:pStyle w:val="Style_7"/>
         <w:widowControl w:val="1"/>
         <w:ind w:firstLine="0"/>
-      </w:pPr>
-      <w:r>
+        <w:jc w:val="left"/>
+        <w:rPr>
+          <w:rFonts w:ascii="Times New Roman" w:hAnsi="Times New Roman"/>
+        </w:rPr>
+      </w:pPr>
+      <w:r>
+        <w:rPr>
+          <w:rFonts w:ascii="Times New Roman" w:hAnsi="Times New Roman"/>
+        </w:rPr>
         <w:t>Введение</w:t>
       </w:r>
     </w:p>
     <w:p>
       <w:pPr>
-        <w:widowControl w:val="1"/>
         <w:spacing w:after="240" w:before="240"/>
         <w:ind w:firstLine="0" w:left="0" w:right="0"/>
-      </w:pPr>
-      <w:r>
-        <w:t>В лабораторной работе разрабатывается программа для выполнения арифметических операций с полиномами от трех переменных</w:t>
-      </w:r>
-      <w:r>
-        <w:t> </w:t>
-      </w:r>
-      <w:r>
-        <w:rPr>
-          <w:rFonts w:ascii="Roman&quot;" w:hAnsi="Roman&quot;"/>
-        </w:rPr>
-        <w:t>x</w:t>
-      </w:r>
-      <w:r>
-        <w:t>,</w:t>
-      </w:r>
-      <w:r>
-        <w:t> </w:t>
-      </w:r>
-      <w:r>
-        <w:rPr>
-          <w:rFonts w:ascii="Roman&quot;" w:hAnsi="Roman&quot;"/>
-        </w:rPr>
-        <w:t>y</w:t>
-      </w:r>
-      <w:r>
-        <w:t> </w:t>
-      </w:r>
-      <w:r>
-        <w:t>и</w:t>
-      </w:r>
-      <w:r>
-        <w:t> </w:t>
-      </w:r>
-      <w:r>
-        <w:rPr>
-          <w:rFonts w:ascii="Roman&quot;" w:hAnsi="Roman&quot;"/>
-        </w:rPr>
-        <w:t>z</w:t>
-      </w:r>
-      <w:r>
-        <w:t>.</w:t>
-      </w:r>
-    </w:p>
-    <w:p>
-      <w:pPr>
-        <w:widowControl w:val="1"/>
+        <w:jc w:val="left"/>
+        <w:rPr>
+          <w:rFonts w:ascii="Times New Roman" w:hAnsi="Times New Roman"/>
+          <w:sz w:val="24"/>
+        </w:rPr>
+      </w:pPr>
+      <w:r>
+        <w:rPr>
+          <w:rFonts w:ascii="Times New Roman" w:hAnsi="Times New Roman"/>
+          <w:b w:val="0"/>
+          <w:i w:val="0"/>
+          <w:strike w:val="0"/>
+          <w:color w:val="000000"/>
+          <w:sz w:val="24"/>
+          <w:u/>
+        </w:rPr>
+        <w:t>В лабораторной работе разрабатывается программа для выполнения арифметических операций с полиномами от трех переменных x, y и z.</w:t>
+      </w:r>
+    </w:p>
+    <w:p>
+      <w:pPr>
         <w:spacing w:after="240" w:before="240"/>
         <w:ind w:firstLine="0" w:left="0" w:right="0"/>
-      </w:pPr>
-      <w:r>
-        <w:t>Полиномы хранятся в виде упорядоченного односвязного списка, где каждый элемент списка является моном. Степень монома кодируется трехзначным числом: первая цифра — степень</w:t>
-      </w:r>
-      <w:r>
-        <w:t> </w:t>
-      </w:r>
-      <w:r>
-        <w:rPr>
-          <w:rFonts w:ascii="Roman&quot;" w:hAnsi="Roman&quot;"/>
-        </w:rPr>
-        <w:t>x</w:t>
-      </w:r>
-      <w:r>
-        <w:t>, вторая — степень</w:t>
-      </w:r>
-      <w:r>
-        <w:t> </w:t>
-      </w:r>
-      <w:r>
-        <w:rPr>
-          <w:rFonts w:ascii="Roman&quot;" w:hAnsi="Roman&quot;"/>
-        </w:rPr>
-        <w:t>y</w:t>
-      </w:r>
-      <w:r>
-        <w:t>, третья — степень</w:t>
-      </w:r>
-      <w:r>
-        <w:t> </w:t>
-      </w:r>
-      <w:r>
-        <w:rPr>
-          <w:rFonts w:ascii="Roman&quot;" w:hAnsi="Roman&quot;"/>
-        </w:rPr>
-        <w:t>z</w:t>
-      </w:r>
-      <w:r>
-        <w:t>.</w:t>
-      </w:r>
-    </w:p>
-    <w:p>
-      <w:pPr>
-        <w:widowControl w:val="1"/>
+        <w:jc w:val="left"/>
+        <w:rPr>
+          <w:rFonts w:ascii="Times New Roman" w:hAnsi="Times New Roman"/>
+          <w:sz w:val="24"/>
+        </w:rPr>
+      </w:pPr>
+      <w:r>
+        <w:rPr>
+          <w:rFonts w:ascii="Times New Roman" w:hAnsi="Times New Roman"/>
+          <w:b w:val="0"/>
+          <w:i w:val="0"/>
+          <w:strike w:val="0"/>
+          <w:color w:val="000000"/>
+          <w:sz w:val="24"/>
+          <w:u/>
+        </w:rPr>
+        <w:t>Полиномы хранятся в виде упорядоченного односвязного списка, где каждый элемент списка является моном. Степень монома кодируется трехзначным числом: первая цифра — степень x, вторая — степень y, третья — степень z.</w:t>
+      </w:r>
+    </w:p>
+    <w:p>
+      <w:pPr>
         <w:spacing w:after="240" w:before="240"/>
         <w:ind w:firstLine="0" w:left="0" w:right="0"/>
-      </w:pPr>
-      <w:r>
-        <w:t>Сложение полиномов выполняется алгоритмом слияния двух упорядоченных списков. Вычитание реализовано через сложение с умножением на</w:t>
-      </w:r>
-      <w:r>
-        <w:t> </w:t>
-      </w:r>
-      <w:r>
-        <w:rPr>
-          <w:rFonts w:ascii="Roman&quot;" w:hAnsi="Roman&quot;"/>
-        </w:rPr>
-        <w:t>−</w:t>
-      </w:r>
-      <w:r>
-        <w:rPr>
-          <w:rFonts w:ascii="Roman&quot;" w:hAnsi="Roman&quot;"/>
-        </w:rPr>
-        <w:t>1</w:t>
-      </w:r>
-      <w:r>
-        <w:t>. При умножении полиномов программа контролирует, чтобы степени переменных не превышали допустимого значения 9.</w:t>
+        <w:jc w:val="left"/>
+        <w:rPr>
+          <w:rFonts w:ascii="Times New Roman" w:hAnsi="Times New Roman"/>
+          <w:sz w:val="24"/>
+        </w:rPr>
+      </w:pPr>
+      <w:r>
+        <w:rPr>
+          <w:rFonts w:ascii="Times New Roman" w:hAnsi="Times New Roman"/>
+          <w:b w:val="0"/>
+          <w:i w:val="0"/>
+          <w:strike w:val="0"/>
+          <w:color w:val="000000"/>
+          <w:sz w:val="24"/>
+          <w:u/>
+        </w:rPr>
+        <w:t>Сложение полиномов выполняется алгоритмом слияния двух упорядоченных списков. Вычитание реализовано через сложение с умножением на −1. При умножении полиномов программа контролирует, чтобы степени переменных не превышали допустимого значения 9.</w:t>
+      </w:r>
+    </w:p>
+    <w:p>
+      <w:pPr>
+        <w:spacing w:after="240" w:before="240"/>
+        <w:ind w:firstLine="0" w:left="0" w:right="0"/>
+        <w:jc w:val="left"/>
+        <w:rPr>
+          <w:rFonts w:ascii="Times New Roman" w:hAnsi="Times New Roman"/>
+          <w:sz w:val="24"/>
+        </w:rPr>
+      </w:pPr>
+      <w:r>
+        <w:rPr>
+          <w:rFonts w:ascii="Times New Roman" w:hAnsi="Times New Roman"/>
+          <w:b w:val="0"/>
+          <w:i w:val="0"/>
+          <w:strike w:val="0"/>
+          <w:color w:val="000000"/>
+          <w:sz w:val="24"/>
+          <w:u/>
+        </w:rPr>
+        <w:t>Для проверки корректности работы используются тесты Google Test. Также разработано консольное приложение с понятным интерфейсом, позволяющее пользователю вводить полиномы и выполнять с ними арифметические операции.</w:t>
       </w:r>
     </w:p>
     <w:p>
@@ -1301,9 +1454,16 @@
         <w:widowControl w:val="1"/>
         <w:spacing w:after="0" w:before="240"/>
         <w:ind w:firstLine="0" w:left="0" w:right="0"/>
-      </w:pPr>
-      <w:r>
-        <w:t>Для проверки корректности работы используются тесты Google Test. Также разработано консольное приложение с понятным интерфейсом, позволяющее пользователю вводить полиномы и выполнять с ними арифметические операции.</w:t>
+        <w:jc w:val="left"/>
+        <w:rPr>
+          <w:rFonts w:ascii="Times New Roman" w:hAnsi="Times New Roman"/>
+        </w:rPr>
+      </w:pPr>
+      <w:r>
+        <w:rPr>
+          <w:rFonts w:ascii="Times New Roman" w:hAnsi="Times New Roman"/>
+        </w:rPr>
+        <w:br/>
       </w:r>
     </w:p>
     <w:p>
@@ -1311,12 +1471,27 @@
         <w:widowControl w:val="1"/>
         <w:spacing w:after="150" w:before="180"/>
         <w:ind w:firstLine="0" w:left="120" w:right="120"/>
-      </w:pPr>
-      <w:r>
+        <w:jc w:val="left"/>
+        <w:rPr>
+          <w:rFonts w:ascii="Times New Roman" w:hAnsi="Times New Roman"/>
+        </w:rPr>
+      </w:pPr>
+      <w:r>
+        <w:rPr>
+          <w:rFonts w:ascii="Times New Roman" w:hAnsi="Times New Roman"/>
+        </w:rPr>
         <w:br/>
       </w:r>
     </w:p>
-    <w:p/>
+    <w:p>
+      <w:pPr>
+        <w:ind/>
+        <w:jc w:val="left"/>
+        <w:rPr>
+          <w:rFonts w:ascii="Times New Roman" w:hAnsi="Times New Roman"/>
+        </w:rPr>
+      </w:pPr>
+    </w:p>
     <w:p>
       <w:pPr>
         <w:widowControl w:val="1"/>
@@ -1324,16 +1499,20 @@
         <w:ind w:firstLine="0"/>
         <w:jc w:val="left"/>
         <w:rPr>
+          <w:rFonts w:ascii="Times New Roman" w:hAnsi="Times New Roman"/>
           <w:b w:val="1"/>
           <w:sz w:val="32"/>
         </w:rPr>
       </w:pPr>
       <w:r>
+        <w:rPr>
+          <w:rFonts w:ascii="Times New Roman" w:hAnsi="Times New Roman"/>
+        </w:rPr>
         <w:br w:type="page"/>
       </w:r>
     </w:p>
     <w:p>
-      <w:bookmarkStart w:id="2" w:name="__RefHeading___2"/>
+      <w:bookmarkStart w:id="2" w:name="__RefHeading___671"/>
       <w:bookmarkEnd w:id="2"/>
       <w:pPr>
         <w:pStyle w:val="Style_7"/>
@@ -1361,31 +1540,37 @@
     </w:p>
     <w:p>
       <w:pPr>
-        <w:widowControl w:val="1"/>
-        <w:ind/>
-        <w:jc w:val="left"/>
-        <w:rPr>
-          <w:rFonts w:ascii="Times New Roman" w:hAnsi="Times New Roman"/>
-          <w:color w:val="000000"/>
-          <w:sz w:val="24"/>
-        </w:rPr>
-      </w:pPr>
-      <w:r>
-        <w:rPr>
-          <w:rFonts w:ascii="Times New Roman" w:hAnsi="Times New Roman"/>
-          <w:b w:val="0"/>
-          <w:i w:val="0"/>
-          <w:caps w:val="0"/>
-          <w:color w:val="000000"/>
-          <w:spacing w:val="0"/>
-          <w:sz w:val="24"/>
-        </w:rPr>
-        <w:t>Разработать программу, выполняющую арифметические операции с полиномами трех переменных (x, y и z): сложение, вычитание, умножение на константу, умножение двух полиномов. Считается, что полином составлен из мономов от трех переменных с ограничением на степень каждой переменой от 0 до 9. Коэффициенты полинома -- вещественные числа. Работоспособность программы необходимо проверить с помощью Google Test-ов. Кроме того, необходимо разработать пользовательское консольное приложение.</w:t>
-      </w:r>
-      <w:r>
-        <w:rPr>
-          <w:rFonts w:ascii="Times New Roman" w:hAnsi="Times New Roman"/>
-          <w:color w:val="000000"/>
+        <w:spacing w:after="240" w:before="240"/>
+        <w:ind w:firstLine="0" w:left="0" w:right="0"/>
+        <w:jc w:val="left"/>
+        <w:rPr>
+          <w:rFonts w:ascii="Times New Roman" w:hAnsi="Times New Roman"/>
+          <w:sz w:val="24"/>
+        </w:rPr>
+      </w:pPr>
+      <w:r>
+        <w:rPr>
+          <w:rFonts w:ascii="Times New Roman" w:hAnsi="Times New Roman"/>
+          <w:b w:val="0"/>
+          <w:i w:val="0"/>
+          <w:strike w:val="0"/>
+          <w:color w:val="000000"/>
+          <w:sz w:val="24"/>
+          <w:u/>
+        </w:rPr>
+        <w:t>Разработать программу, выполняющую арифметические операции с полиномами трех переменных (x, y и z): сложение, вычитание, умножение на константу, умножение двух полиномов. Считается, что полином составлен из мономов от трех переменных с ограничением на степень каждой переменной от 0 до 9. Коэффициенты полинома -- вещественные числа. Работоспособность программы необходимо проверить с помощью Google Test-ов. Кроме того, необходимо разработать пользовательское консольное приложение.</w:t>
+      </w:r>
+      <w:r>
+        <w:rPr>
+          <w:rFonts w:ascii="Times New Roman" w:hAnsi="Times New Roman"/>
+          <w:sz w:val="24"/>
+        </w:rPr>
+        <w:br/>
+      </w:r>
+      <w:r>
+        <w:rPr>
+          <w:rFonts w:ascii="Times New Roman" w:hAnsi="Times New Roman"/>
+          <w:b w:val="0"/>
           <w:sz w:val="24"/>
         </w:rPr>
         <w:t xml:space="preserve"> </w:t>
@@ -1393,342 +1578,202 @@
       <w:r>
         <w:rPr>
           <w:rFonts w:ascii="Times New Roman" w:hAnsi="Times New Roman"/>
-          <w:color w:val="000000"/>
-          <w:sz w:val="24"/>
-        </w:rPr>
-        <w:br/>
-      </w:r>
-      <w:r>
-        <w:rPr>
-          <w:rFonts w:ascii="Times New Roman" w:hAnsi="Times New Roman"/>
-          <w:color w:val="000000"/>
-          <w:sz w:val="24"/>
-        </w:rPr>
-        <w:t xml:space="preserve">Особенности реализации: </w:t>
-      </w:r>
-      <w:r>
-        <w:rPr>
-          <w:rFonts w:ascii="Times New Roman" w:hAnsi="Times New Roman"/>
-          <w:b w:val="0"/>
-          <w:i w:val="0"/>
-          <w:caps w:val="0"/>
-          <w:color w:val="000000"/>
-          <w:spacing w:val="0"/>
-          <w:sz w:val="24"/>
-        </w:rPr>
-        <w:br/>
-      </w:r>
-    </w:p>
-    <w:p>
-      <w:pPr>
-        <w:widowControl w:val="1"/>
-        <w:ind/>
-        <w:jc w:val="left"/>
-        <w:rPr>
-          <w:rFonts w:ascii="Times New Roman" w:hAnsi="Times New Roman"/>
-          <w:color w:val="000000"/>
-          <w:sz w:val="24"/>
-        </w:rPr>
-      </w:pPr>
-      <w:r>
-        <w:rPr>
-          <w:rFonts w:ascii="Times New Roman" w:hAnsi="Times New Roman"/>
-          <w:b w:val="0"/>
-          <w:i w:val="0"/>
-          <w:caps w:val="0"/>
-          <w:color w:val="000000"/>
-          <w:spacing w:val="0"/>
-          <w:sz w:val="24"/>
-        </w:rPr>
-        <w:tab/>
-      </w:r>
-      <w:r>
-        <w:rPr>
-          <w:rFonts w:ascii="Times New Roman" w:hAnsi="Times New Roman"/>
-          <w:b w:val="0"/>
-          <w:i w:val="0"/>
-          <w:caps w:val="0"/>
-          <w:color w:val="000000"/>
-          <w:spacing w:val="0"/>
-          <w:sz w:val="24"/>
+          <w:b w:val="0"/>
+          <w:i w:val="0"/>
+          <w:strike w:val="0"/>
+          <w:color w:val="000000"/>
+          <w:sz w:val="24"/>
+          <w:u/>
+        </w:rPr>
+        <w:t>Особенности реализации:</w:t>
+      </w:r>
+    </w:p>
+    <w:p>
+      <w:pPr>
+        <w:spacing w:after="240" w:before="240"/>
+        <w:ind w:firstLine="0" w:left="709" w:right="0"/>
+        <w:jc w:val="left"/>
+        <w:rPr>
+          <w:rFonts w:ascii="Times New Roman" w:hAnsi="Times New Roman"/>
+          <w:sz w:val="24"/>
+        </w:rPr>
+      </w:pPr>
+      <w:r>
+        <w:rPr>
+          <w:rFonts w:ascii="Times New Roman" w:hAnsi="Times New Roman"/>
+          <w:b w:val="0"/>
+          <w:i w:val="0"/>
+          <w:strike w:val="0"/>
+          <w:color w:val="000000"/>
+          <w:sz w:val="24"/>
+          <w:u/>
         </w:rPr>
         <w:t>1.В качестве структуры хранения полинома использовать список мономов с ненулевыми коэффициентами.Элементы списка хранить упорядоченными.</w:t>
       </w:r>
-      <w:r>
-        <w:rPr>
-          <w:rFonts w:ascii="Times New Roman" w:hAnsi="Times New Roman"/>
-          <w:color w:val="000000"/>
-          <w:sz w:val="24"/>
-        </w:rPr>
-        <w:t xml:space="preserve"> </w:t>
-      </w:r>
-    </w:p>
-    <w:p>
-      <w:pPr>
-        <w:widowControl w:val="1"/>
-        <w:ind/>
-        <w:jc w:val="left"/>
-        <w:rPr>
-          <w:rFonts w:ascii="Times New Roman" w:hAnsi="Times New Roman"/>
-          <w:color w:val="000000"/>
-          <w:sz w:val="24"/>
-        </w:rPr>
-      </w:pPr>
-    </w:p>
-    <w:p>
-      <w:pPr>
-        <w:widowControl w:val="1"/>
-        <w:ind/>
-        <w:jc w:val="left"/>
-        <w:rPr>
-          <w:rFonts w:ascii="Times New Roman" w:hAnsi="Times New Roman"/>
-          <w:color w:val="000000"/>
-          <w:sz w:val="24"/>
-        </w:rPr>
-      </w:pPr>
-      <w:r>
-        <w:rPr>
-          <w:rFonts w:ascii="Times New Roman" w:hAnsi="Times New Roman"/>
-          <w:b w:val="0"/>
-          <w:i w:val="0"/>
-          <w:caps w:val="0"/>
-          <w:color w:val="000000"/>
-          <w:spacing w:val="0"/>
-          <w:sz w:val="24"/>
+    </w:p>
+    <w:p>
+      <w:pPr>
+        <w:spacing w:after="240" w:before="240"/>
+        <w:ind w:firstLine="0" w:left="709" w:right="0"/>
+        <w:jc w:val="left"/>
+        <w:rPr>
+          <w:rFonts w:ascii="Times New Roman" w:hAnsi="Times New Roman"/>
+          <w:sz w:val="24"/>
+        </w:rPr>
+      </w:pPr>
+      <w:r>
+        <w:rPr>
+          <w:rFonts w:ascii="Times New Roman" w:hAnsi="Times New Roman"/>
+          <w:b w:val="0"/>
+          <w:i w:val="0"/>
+          <w:strike w:val="0"/>
+          <w:color w:val="000000"/>
+          <w:sz w:val="24"/>
+          <w:u/>
         </w:rPr>
         <w:t>2.Степень полинома хранить в "свернутом" виде, т. е. степень должна быть представлена как трехзначное число, где число сотен –это степень при переменной “x”, число десятков -степень при переменной “y”, число единиц -степень при переменной “z”.</w:t>
       </w:r>
     </w:p>
     <w:p>
       <w:pPr>
-        <w:widowControl w:val="1"/>
-        <w:ind/>
-        <w:jc w:val="left"/>
-        <w:rPr>
-          <w:rFonts w:ascii="Times New Roman" w:hAnsi="Times New Roman"/>
-          <w:color w:val="000000"/>
-          <w:sz w:val="24"/>
-        </w:rPr>
-      </w:pPr>
-    </w:p>
-    <w:p>
-      <w:pPr>
-        <w:widowControl w:val="1"/>
-        <w:ind/>
-        <w:jc w:val="left"/>
-        <w:rPr>
-          <w:rFonts w:ascii="Times New Roman" w:hAnsi="Times New Roman"/>
-          <w:color w:val="000000"/>
-          <w:sz w:val="24"/>
-        </w:rPr>
-      </w:pPr>
-      <w:r>
-        <w:rPr>
-          <w:rFonts w:ascii="Times New Roman" w:hAnsi="Times New Roman"/>
-          <w:b w:val="0"/>
-          <w:i w:val="0"/>
-          <w:caps w:val="0"/>
-          <w:color w:val="000000"/>
-          <w:spacing w:val="0"/>
-          <w:sz w:val="24"/>
+        <w:spacing w:after="240" w:before="240"/>
+        <w:ind w:firstLine="0" w:left="709" w:right="0"/>
+        <w:jc w:val="left"/>
+        <w:rPr>
+          <w:rFonts w:ascii="Times New Roman" w:hAnsi="Times New Roman"/>
+          <w:sz w:val="24"/>
+        </w:rPr>
+      </w:pPr>
+      <w:r>
+        <w:rPr>
+          <w:rFonts w:ascii="Times New Roman" w:hAnsi="Times New Roman"/>
+          <w:b w:val="0"/>
+          <w:i w:val="0"/>
+          <w:strike w:val="0"/>
+          <w:color w:val="000000"/>
+          <w:sz w:val="24"/>
+          <w:u/>
         </w:rPr>
         <w:t>3.Сложение полиномов осуществлять алгоритмом слияния упорядоченных массивов.</w:t>
       </w:r>
     </w:p>
     <w:p>
       <w:pPr>
-        <w:widowControl w:val="1"/>
-        <w:ind/>
-        <w:jc w:val="left"/>
-        <w:rPr>
-          <w:rFonts w:ascii="Times New Roman" w:hAnsi="Times New Roman"/>
-          <w:color w:val="000000"/>
-          <w:sz w:val="24"/>
-        </w:rPr>
-      </w:pPr>
-    </w:p>
-    <w:p>
-      <w:pPr>
-        <w:widowControl w:val="1"/>
-        <w:ind/>
-        <w:jc w:val="left"/>
-        <w:rPr>
-          <w:rFonts w:ascii="Times New Roman" w:hAnsi="Times New Roman"/>
-          <w:color w:val="000000"/>
-          <w:sz w:val="24"/>
-        </w:rPr>
-      </w:pPr>
-      <w:r>
-        <w:rPr>
-          <w:rFonts w:ascii="Times New Roman" w:hAnsi="Times New Roman"/>
-          <w:b w:val="0"/>
-          <w:i w:val="0"/>
-          <w:caps w:val="0"/>
-          <w:color w:val="000000"/>
-          <w:spacing w:val="0"/>
-          <w:sz w:val="24"/>
-        </w:rPr>
-        <w:t>4.Вычитание полиномов допускается выполнять через сложение с умножением на константу (C = A -B = A + (-1)*B)</w:t>
-      </w:r>
-    </w:p>
-    <w:p>
-      <w:pPr>
-        <w:widowControl w:val="1"/>
-        <w:ind/>
-        <w:jc w:val="left"/>
-        <w:rPr>
-          <w:rFonts w:ascii="Times New Roman" w:hAnsi="Times New Roman"/>
-          <w:color w:val="000000"/>
-          <w:sz w:val="24"/>
-        </w:rPr>
-      </w:pPr>
-    </w:p>
-    <w:p>
-      <w:pPr>
-        <w:widowControl w:val="1"/>
-        <w:ind/>
-        <w:jc w:val="left"/>
-        <w:rPr>
-          <w:rFonts w:ascii="Times New Roman" w:hAnsi="Times New Roman"/>
-          <w:color w:val="000000"/>
-          <w:sz w:val="24"/>
-        </w:rPr>
-      </w:pPr>
-      <w:r>
-        <w:rPr>
-          <w:rFonts w:ascii="Times New Roman" w:hAnsi="Times New Roman"/>
-          <w:b w:val="0"/>
-          <w:i w:val="0"/>
-          <w:caps w:val="0"/>
-          <w:color w:val="000000"/>
-          <w:spacing w:val="0"/>
-          <w:sz w:val="24"/>
+        <w:spacing w:after="240" w:before="240"/>
+        <w:ind w:firstLine="0" w:left="709" w:right="0"/>
+        <w:jc w:val="left"/>
+        <w:rPr>
+          <w:rFonts w:ascii="Times New Roman" w:hAnsi="Times New Roman"/>
+          <w:sz w:val="24"/>
+        </w:rPr>
+      </w:pPr>
+      <w:r>
+        <w:rPr>
+          <w:rFonts w:ascii="Times New Roman" w:hAnsi="Times New Roman"/>
+          <w:b w:val="0"/>
+          <w:i w:val="0"/>
+          <w:strike w:val="0"/>
+          <w:color w:val="000000"/>
+          <w:sz w:val="24"/>
+          <w:u/>
+        </w:rPr>
+        <w:t>4.Вычисление полиномов допускается выполнять через сложение с умножением на константу (C = A -B = A + (-1)*B)</w:t>
+      </w:r>
+    </w:p>
+    <w:p>
+      <w:pPr>
+        <w:spacing w:after="240" w:before="240"/>
+        <w:ind w:firstLine="0" w:left="709" w:right="0"/>
+        <w:jc w:val="left"/>
+        <w:rPr>
+          <w:rFonts w:ascii="Times New Roman" w:hAnsi="Times New Roman"/>
+          <w:sz w:val="24"/>
+        </w:rPr>
+      </w:pPr>
+      <w:r>
+        <w:rPr>
+          <w:rFonts w:ascii="Times New Roman" w:hAnsi="Times New Roman"/>
+          <w:b w:val="0"/>
+          <w:i w:val="0"/>
+          <w:strike w:val="0"/>
+          <w:color w:val="000000"/>
+          <w:sz w:val="24"/>
+          <w:u/>
         </w:rPr>
         <w:t>5.При умножении и сложении(вычитании) необходимо следить, чтобы в итоговом полиноме были приведены подобные слагаемые и не хранилось мономов с нулевым коэффициентом.</w:t>
       </w:r>
     </w:p>
     <w:p>
       <w:pPr>
-        <w:widowControl w:val="1"/>
-        <w:ind/>
-        <w:jc w:val="left"/>
-        <w:rPr>
-          <w:rFonts w:ascii="Times New Roman" w:hAnsi="Times New Roman"/>
-          <w:color w:val="000000"/>
-          <w:sz w:val="24"/>
-        </w:rPr>
-      </w:pPr>
-    </w:p>
-    <w:p>
-      <w:pPr>
-        <w:widowControl w:val="1"/>
-        <w:ind/>
-        <w:jc w:val="left"/>
-        <w:rPr>
-          <w:rFonts w:ascii="Times New Roman" w:hAnsi="Times New Roman"/>
-          <w:color w:val="000000"/>
-          <w:sz w:val="24"/>
-        </w:rPr>
-      </w:pPr>
-      <w:r>
-        <w:rPr>
-          <w:rFonts w:ascii="Times New Roman" w:hAnsi="Times New Roman"/>
-          <w:b w:val="0"/>
-          <w:i w:val="0"/>
-          <w:caps w:val="0"/>
-          <w:color w:val="000000"/>
-          <w:spacing w:val="0"/>
-          <w:sz w:val="24"/>
+        <w:spacing w:after="240" w:before="240"/>
+        <w:ind w:firstLine="0" w:left="709" w:right="0"/>
+        <w:jc w:val="left"/>
+        <w:rPr>
+          <w:rFonts w:ascii="Times New Roman" w:hAnsi="Times New Roman"/>
+          <w:sz w:val="24"/>
+        </w:rPr>
+      </w:pPr>
+      <w:r>
+        <w:rPr>
+          <w:rFonts w:ascii="Times New Roman" w:hAnsi="Times New Roman"/>
+          <w:b w:val="0"/>
+          <w:i w:val="0"/>
+          <w:strike w:val="0"/>
+          <w:color w:val="000000"/>
+          <w:sz w:val="24"/>
+          <w:u/>
         </w:rPr>
         <w:t>6.Если при умножении полиномов полученные степени переменных больше 9, выводить сообщение об ошибке.</w:t>
       </w:r>
     </w:p>
     <w:p>
       <w:pPr>
-        <w:widowControl w:val="1"/>
-        <w:ind/>
-        <w:jc w:val="left"/>
-        <w:rPr>
-          <w:rFonts w:ascii="Times New Roman" w:hAnsi="Times New Roman"/>
-          <w:color w:val="000000"/>
-          <w:sz w:val="24"/>
-        </w:rPr>
-      </w:pPr>
-    </w:p>
-    <w:p>
-      <w:pPr>
-        <w:widowControl w:val="1"/>
-        <w:ind/>
-        <w:jc w:val="left"/>
-        <w:rPr>
-          <w:rFonts w:ascii="Times New Roman" w:hAnsi="Times New Roman"/>
-          <w:color w:val="000000"/>
-          <w:sz w:val="24"/>
-        </w:rPr>
-      </w:pPr>
-      <w:r>
-        <w:rPr>
-          <w:rFonts w:ascii="Times New Roman" w:hAnsi="Times New Roman"/>
-          <w:b w:val="0"/>
-          <w:i w:val="0"/>
-          <w:caps w:val="0"/>
-          <w:color w:val="000000"/>
-          <w:spacing w:val="0"/>
-          <w:sz w:val="24"/>
+        <w:spacing w:after="240" w:before="240"/>
+        <w:ind w:firstLine="0" w:left="709" w:right="0"/>
+        <w:jc w:val="left"/>
+        <w:rPr>
+          <w:rFonts w:ascii="Times New Roman" w:hAnsi="Times New Roman"/>
+          <w:sz w:val="24"/>
+        </w:rPr>
+      </w:pPr>
+      <w:r>
+        <w:rPr>
+          <w:rFonts w:ascii="Times New Roman" w:hAnsi="Times New Roman"/>
+          <w:b w:val="0"/>
+          <w:i w:val="0"/>
+          <w:strike w:val="0"/>
+          <w:color w:val="000000"/>
+          <w:sz w:val="24"/>
+          <w:u/>
         </w:rPr>
         <w:t>7.Считывание полинома у пользователя допускается в любом удобном виде. Необходимо предоставить пользователю правила ввода данных</w:t>
       </w:r>
     </w:p>
     <w:p>
       <w:pPr>
-        <w:widowControl w:val="1"/>
-        <w:ind/>
-        <w:jc w:val="left"/>
-        <w:rPr>
-          <w:rFonts w:ascii="Times New Roman" w:hAnsi="Times New Roman"/>
-          <w:color w:val="000000"/>
-          <w:sz w:val="24"/>
-        </w:rPr>
-      </w:pPr>
-    </w:p>
-    <w:p>
-      <w:pPr>
-        <w:widowControl w:val="1"/>
-        <w:ind/>
-        <w:jc w:val="left"/>
-        <w:rPr>
-          <w:rFonts w:ascii="Times New Roman" w:hAnsi="Times New Roman"/>
-          <w:color w:val="000000"/>
-          <w:sz w:val="24"/>
-        </w:rPr>
-      </w:pPr>
-      <w:r>
-        <w:rPr>
-          <w:rFonts w:ascii="Times New Roman" w:hAnsi="Times New Roman"/>
-          <w:b w:val="0"/>
-          <w:i w:val="0"/>
-          <w:caps w:val="0"/>
-          <w:color w:val="000000"/>
-          <w:spacing w:val="0"/>
-          <w:sz w:val="24"/>
-        </w:rPr>
-        <w:t>8</w:t>
-      </w:r>
-      <w:r>
-        <w:rPr>
-          <w:rFonts w:ascii="Times New Roman" w:hAnsi="Times New Roman"/>
-          <w:b w:val="0"/>
-          <w:i w:val="0"/>
-          <w:caps w:val="0"/>
-          <w:color w:val="000000"/>
-          <w:spacing w:val="0"/>
-          <w:sz w:val="24"/>
-        </w:rPr>
-        <w:t>.Следует учесть, что пользователь может вводить полином, не упорядочив в нем мономы.</w:t>
-      </w:r>
-    </w:p>
-    <w:p>
-      <w:bookmarkStart w:id="3" w:name="__RefHeading___3"/>
+        <w:spacing w:after="240" w:before="240"/>
+        <w:ind w:firstLine="0" w:left="709" w:right="0"/>
+        <w:jc w:val="left"/>
+        <w:rPr>
+          <w:rFonts w:ascii="Times New Roman" w:hAnsi="Times New Roman"/>
+          <w:sz w:val="24"/>
+        </w:rPr>
+      </w:pPr>
+      <w:r>
+        <w:rPr>
+          <w:rFonts w:ascii="Times New Roman" w:hAnsi="Times New Roman"/>
+          <w:b w:val="0"/>
+          <w:i w:val="0"/>
+          <w:strike w:val="0"/>
+          <w:color w:val="000000"/>
+          <w:sz w:val="24"/>
+          <w:u/>
+        </w:rPr>
+        <w:t>8.Следует учесть, что пользователь может вводить полином, не упорядочив в нем мономы.</w:t>
+      </w:r>
+    </w:p>
+    <w:p>
+      <w:bookmarkStart w:id="3" w:name="__RefHeading___682"/>
       <w:bookmarkEnd w:id="3"/>
       <w:pPr>
         <w:pStyle w:val="Style_7"/>
@@ -1736,42 +1781,109 @@
           <w:ilvl w:val="0"/>
           <w:numId w:val="1"/>
         </w:numPr>
-      </w:pPr>
-      <w:r>
+        <w:ind/>
+        <w:jc w:val="left"/>
+        <w:rPr>
+          <w:rFonts w:ascii="Times New Roman" w:hAnsi="Times New Roman"/>
+        </w:rPr>
+      </w:pPr>
+      <w:r>
+        <w:rPr>
+          <w:rFonts w:ascii="Times New Roman" w:hAnsi="Times New Roman"/>
+        </w:rPr>
         <w:t>Руководство пользователя</w:t>
       </w:r>
     </w:p>
     <w:p>
-      <w:r>
-        <w:t>При запуске программы нас встречает сам калкулятор и сразу предлагает начать ввод полинома. (</w:t>
-      </w:r>
-      <w:r>
-        <w:t>Рис. 1. Начало работы)</w:t>
-      </w:r>
-    </w:p>
-    <w:p>
-      <w:pPr>
-        <w:widowControl w:val="1"/>
-        <w:spacing w:after="5" w:line="250" w:lineRule="auto"/>
-        <w:ind w:firstLine="0" w:right="3"/>
-        <w:jc w:val="center"/>
-      </w:pPr>
-    </w:p>
-    <w:p>
-      <w:r>
-        <w:t>Полиномы состовяются из мономов которые вводит пользователь поэтапно. Сначала вещественный коэфицент потом степень каждой переменной от 0 до 9. Мономы во время ввода сразу сортируются от большего к меньшему по сумме степеней неизвестных, а также складываются если их степени полностью идентичны. Для прекращения ввода нужно ввести коэфицент 0. После выводится итоговый полином который ввел пользыватель и процесс повторяется для второго полинома.</w:t>
-      </w:r>
-    </w:p>
-    <w:p/>
-    <w:p>
-      <w:r>
-        <w:t>Далее пользывателю предлагются операции на выбор которые он может совершить с полином</w:t>
-      </w:r>
-      <w:r>
-        <w:t>ами. (</w:t>
-      </w:r>
-      <w:r>
-        <w:t>Рис. 2 Выбор операции)</w:t>
+      <w:pPr>
+        <w:spacing w:after="240" w:before="240"/>
+        <w:ind w:firstLine="0" w:left="0" w:right="0"/>
+        <w:jc w:val="left"/>
+        <w:rPr>
+          <w:rFonts w:ascii="Times New Roman" w:hAnsi="Times New Roman"/>
+          <w:sz w:val="24"/>
+        </w:rPr>
+      </w:pPr>
+      <w:r>
+        <w:rPr>
+          <w:rFonts w:ascii="Times New Roman" w:hAnsi="Times New Roman"/>
+          <w:b w:val="0"/>
+          <w:i w:val="0"/>
+          <w:strike w:val="0"/>
+          <w:color w:val="000000"/>
+          <w:sz w:val="24"/>
+          <w:u/>
+        </w:rPr>
+        <w:t>При запуске программы нас встречает сам калькулятор и сразу предлагает начать ввод полинома.</w:t>
+      </w:r>
+    </w:p>
+    <w:p>
+      <w:pPr>
+        <w:spacing w:after="240" w:before="240"/>
+        <w:ind w:firstLine="0" w:left="0" w:right="0"/>
+        <w:jc w:val="left"/>
+        <w:rPr>
+          <w:rFonts w:ascii="Times New Roman" w:hAnsi="Times New Roman"/>
+          <w:sz w:val="24"/>
+        </w:rPr>
+      </w:pPr>
+      <w:r>
+        <w:rPr>
+          <w:rFonts w:ascii="Times New Roman" w:hAnsi="Times New Roman"/>
+          <w:b w:val="0"/>
+          <w:i w:val="0"/>
+          <w:strike w:val="0"/>
+          <w:color w:val="000000"/>
+          <w:sz w:val="24"/>
+          <w:u/>
+        </w:rPr>
+        <w:t>Полиномы составляются из мономов которые вводит пользователь поэтапно. Сначала вещественный коэффициент потом степень каждой переменной от 0 до 9. Мономы во время ввода сразу сортируются от большего к меньшему по сумме степеней неизвестных, а также складываются если их степени полностью идентичны. Для прекращения ввода нужно ввести коэффициент 0. После выводится итоговый полином который ввел пользователь и процесс повторяется для второго полинома.</w:t>
+      </w:r>
+    </w:p>
+    <w:p>
+      <w:pPr>
+        <w:spacing w:after="240" w:before="240"/>
+        <w:ind w:firstLine="0" w:left="0" w:right="0"/>
+        <w:jc w:val="left"/>
+        <w:rPr>
+          <w:rFonts w:ascii="Times New Roman" w:hAnsi="Times New Roman"/>
+          <w:sz w:val="24"/>
+        </w:rPr>
+      </w:pPr>
+      <w:r>
+        <w:rPr>
+          <w:rFonts w:ascii="Times New Roman" w:hAnsi="Times New Roman"/>
+          <w:b w:val="0"/>
+          <w:i w:val="0"/>
+          <w:strike w:val="0"/>
+          <w:color w:val="000000"/>
+          <w:sz w:val="24"/>
+          <w:u/>
+        </w:rPr>
+        <w:t>Далее пользователю предлагается операции на выбор которые он может совершить с полиномами.</w:t>
+      </w:r>
+    </w:p>
+    <w:p>
+      <w:pPr>
+        <w:spacing w:after="240" w:before="240"/>
+        <w:ind w:firstLine="0" w:left="0" w:right="0"/>
+        <w:jc w:val="left"/>
+        <w:rPr>
+          <w:rFonts w:ascii="Times New Roman" w:hAnsi="Times New Roman"/>
+          <w:sz w:val="24"/>
+        </w:rPr>
+      </w:pPr>
+      <w:r>
+        <w:rPr>
+          <w:rFonts w:ascii="Times New Roman" w:hAnsi="Times New Roman"/>
+          <w:b w:val="0"/>
+          <w:i w:val="0"/>
+          <w:strike w:val="0"/>
+          <w:color w:val="000000"/>
+          <w:sz w:val="24"/>
+          <w:u/>
+        </w:rPr>
+        <w:t>Пользователь выбирает операцию и ему выводится её результат. Далее предлагается проделать другую операцию с этими же полиномами, ввести новые или выйти из программы.</w:t>
       </w:r>
     </w:p>
     <w:p>
@@ -1779,19 +1891,16 @@
         <w:widowControl w:val="1"/>
         <w:ind/>
         <w:jc w:val="left"/>
-      </w:pPr>
-      <w:r>
-        <w:t>Пользыватель выбирает операцию и ему выводится её результат. Далее предлагается проделать другу</w:t>
-      </w:r>
-      <w:r>
-        <w:t>ю операцию с этими же полиномами, ввести новые или выйти из программы.(</w:t>
-      </w:r>
-      <w:r>
-        <w:t>Рис. 3 Выбор действия)</w:t>
-      </w:r>
-    </w:p>
-    <w:p>
-      <w:bookmarkStart w:id="4" w:name="__RefHeading___4"/>
+        <w:rPr>
+          <w:rFonts w:ascii="Times New Roman" w:hAnsi="Times New Roman"/>
+        </w:rPr>
+      </w:pPr>
+      <w:r>
+        <w:br/>
+      </w:r>
+    </w:p>
+    <w:p>
+      <w:bookmarkStart w:id="4" w:name="__RefHeading___683"/>
       <w:bookmarkEnd w:id="4"/>
       <w:pPr>
         <w:pStyle w:val="Style_7"/>
@@ -1799,16 +1908,27 @@
           <w:ilvl w:val="0"/>
           <w:numId w:val="1"/>
         </w:numPr>
-      </w:pPr>
-      <w:r>
+        <w:ind/>
+        <w:jc w:val="left"/>
+        <w:rPr>
+          <w:rFonts w:ascii="Times New Roman" w:hAnsi="Times New Roman"/>
+        </w:rPr>
+      </w:pPr>
+      <w:r>
+        <w:rPr>
+          <w:rFonts w:ascii="Times New Roman" w:hAnsi="Times New Roman"/>
+        </w:rPr>
         <w:t>Руководство п</w:t>
       </w:r>
       <w:r>
+        <w:rPr>
+          <w:rFonts w:ascii="Times New Roman" w:hAnsi="Times New Roman"/>
+        </w:rPr>
         <w:t>рограммиста</w:t>
       </w:r>
     </w:p>
     <w:p>
-      <w:bookmarkStart w:id="5" w:name="__RefHeading___5"/>
+      <w:bookmarkStart w:id="5" w:name="__RefHeading___684"/>
       <w:bookmarkEnd w:id="5"/>
       <w:pPr>
         <w:pStyle w:val="Style_8"/>
@@ -1818,28 +1938,40 @@
           <w:numId w:val="1"/>
         </w:numPr>
         <w:ind/>
-        <w:jc w:val="both"/>
-      </w:pPr>
-      <w:r>
-        <w:rPr>
+        <w:jc w:val="left"/>
+        <w:rPr>
+          <w:rFonts w:ascii="Times New Roman" w:hAnsi="Times New Roman"/>
+        </w:rPr>
+      </w:pPr>
+      <w:r>
+        <w:rPr>
+          <w:rFonts w:ascii="Times New Roman" w:hAnsi="Times New Roman"/>
           <w:i w:val="0"/>
         </w:rPr>
         <w:t>Описание</w:t>
       </w:r>
       <w:r>
+        <w:rPr>
+          <w:rFonts w:ascii="Times New Roman" w:hAnsi="Times New Roman"/>
+        </w:rPr>
         <w:t xml:space="preserve"> </w:t>
       </w:r>
       <w:r>
         <w:rPr>
+          <w:rFonts w:ascii="Times New Roman" w:hAnsi="Times New Roman"/>
           <w:i w:val="0"/>
         </w:rPr>
         <w:t>структуры</w:t>
       </w:r>
       <w:r>
+        <w:rPr>
+          <w:rFonts w:ascii="Times New Roman" w:hAnsi="Times New Roman"/>
+        </w:rPr>
         <w:t xml:space="preserve"> </w:t>
       </w:r>
       <w:r>
         <w:rPr>
+          <w:rFonts w:ascii="Times New Roman" w:hAnsi="Times New Roman"/>
           <w:i w:val="0"/>
         </w:rPr>
         <w:t>программы</w:t>
@@ -1849,19 +1981,39 @@
       <w:bookmarkStart w:id="8" w:name="OLE_LINK6"/>
     </w:p>
     <w:p>
-      <w:r>
+      <w:pPr>
+        <w:ind/>
+        <w:jc w:val="left"/>
+        <w:rPr>
+          <w:rFonts w:ascii="Times New Roman" w:hAnsi="Times New Roman"/>
+          <w:sz w:val="24"/>
+        </w:rPr>
+      </w:pPr>
+      <w:r>
+        <w:rPr>
+          <w:rFonts w:ascii="Times New Roman" w:hAnsi="Times New Roman"/>
+          <w:b w:val="0"/>
+          <w:i w:val="0"/>
+          <w:strike w:val="0"/>
+          <w:color w:val="000000"/>
+          <w:sz w:val="24"/>
+          <w:u/>
+        </w:rPr>
         <w:t>Программа состоит из 3 модулей: List, Polynomial и Interface. Каждый модуль содержит в себе заголовочный файл и файл с определением.</w:t>
       </w:r>
     </w:p>
-    <w:p/>
-    <w:p>
-      <w:pPr>
-        <w:rPr>
+    <w:p>
+      <w:pPr>
+        <w:ind/>
+        <w:jc w:val="left"/>
+        <w:rPr>
+          <w:rFonts w:ascii="Times New Roman" w:hAnsi="Times New Roman"/>
           <w:b w:val="1"/>
         </w:rPr>
       </w:pPr>
       <w:r>
         <w:rPr>
+          <w:rFonts w:ascii="Times New Roman" w:hAnsi="Times New Roman"/>
           <w:b w:val="1"/>
         </w:rPr>
         <w:t>3.1.1 List</w:t>
@@ -1869,48 +2021,54 @@
     </w:p>
     <w:p>
       <w:pPr>
-        <w:rPr>
-          <w:rFonts w:ascii="Times New Roman" w:hAnsi="Times New Roman"/>
-          <w:color w:val="000000"/>
-          <w:sz w:val="24"/>
-        </w:rPr>
-      </w:pPr>
-      <w:r>
+        <w:ind/>
+        <w:jc w:val="left"/>
+        <w:rPr>
+          <w:rFonts w:ascii="Times New Roman" w:hAnsi="Times New Roman"/>
+          <w:color w:val="000000"/>
+          <w:sz w:val="24"/>
+        </w:rPr>
+      </w:pPr>
+      <w:r>
+        <w:rPr>
+          <w:rFonts w:ascii="Times New Roman" w:hAnsi="Times New Roman"/>
+        </w:rPr>
         <w:tab/>
       </w:r>
       <w:r>
+        <w:rPr>
+          <w:rFonts w:ascii="Times New Roman" w:hAnsi="Times New Roman"/>
+        </w:rPr>
         <w:tab/>
       </w:r>
       <w:r>
-        <w:t xml:space="preserve">Нуженен для хранения полимонма. В нем оперделена стандартаная структура </w:t>
-      </w:r>
-      <w:r>
-        <w:rPr>
-          <w:rFonts w:ascii="Times New Roman" w:hAnsi="Times New Roman"/>
-          <w:sz w:val="24"/>
-        </w:rPr>
-        <w:t xml:space="preserve">Node состоящая из pair и указателя на следущую Node, класс List имеющий поля </w:t>
-      </w:r>
-      <w:r>
-        <w:rPr>
-          <w:rFonts w:ascii="Times New Roman" w:hAnsi="Times New Roman"/>
-          <w:color w:val="000000"/>
-          <w:sz w:val="24"/>
-        </w:rPr>
-        <w:t xml:space="preserve"> _head,  _tail типа  Node* и минимально необходимое количество методов для работы с полиномами. Также List содержит класс Iterator нужный для удобной работы с List. Ещё присутствует функция для подсчета суммы степеней.</w:t>
-      </w:r>
-    </w:p>
-    <w:p>
-      <w:pPr>
-        <w:rPr>
-          <w:rFonts w:ascii="Times New Roman" w:hAnsi="Times New Roman"/>
-          <w:color w:val="000000"/>
-          <w:sz w:val="24"/>
-        </w:rPr>
-      </w:pPr>
-    </w:p>
-    <w:p>
-      <w:pPr>
+        <w:rPr>
+          <w:rFonts w:ascii="Times New Roman" w:hAnsi="Times New Roman"/>
+          <w:b w:val="0"/>
+          <w:i w:val="0"/>
+          <w:strike w:val="0"/>
+          <w:color w:val="000000"/>
+          <w:sz w:val="24"/>
+          <w:u/>
+        </w:rPr>
+        <w:t>Нужен для хранения полимонма. В нем определена стандартная структура Node состоящая из pair и указателя на следующую Node, класс List имеющий поля _head, _tail типа Node* и минимально необходимое количество методов для работы с полиномами. Также List содержит класс Iterator нужный для удобной работы с List. Ещё присутствует функция для подсчета суммы степеней.</w:t>
+      </w:r>
+    </w:p>
+    <w:p>
+      <w:pPr>
+        <w:ind/>
+        <w:jc w:val="left"/>
+        <w:rPr>
+          <w:rFonts w:ascii="Times New Roman" w:hAnsi="Times New Roman"/>
+          <w:color w:val="000000"/>
+          <w:sz w:val="24"/>
+        </w:rPr>
+      </w:pPr>
+    </w:p>
+    <w:p>
+      <w:pPr>
+        <w:ind/>
+        <w:jc w:val="left"/>
         <w:rPr>
           <w:rFonts w:ascii="Times New Roman" w:hAnsi="Times New Roman"/>
           <w:b w:val="1"/>
@@ -1929,6 +2087,7 @@
       </w:r>
       <w:r>
         <w:rPr>
+          <w:rFonts w:ascii="Times New Roman" w:hAnsi="Times New Roman"/>
           <w:b w:val="1"/>
         </w:rPr>
         <w:t>Polynomial</w:t>
@@ -1936,83 +2095,114 @@
     </w:p>
     <w:p>
       <w:pPr>
-        <w:rPr>
-          <w:b w:val="0"/>
-        </w:rPr>
-      </w:pPr>
-      <w:r>
-        <w:rPr>
+        <w:ind/>
+        <w:jc w:val="left"/>
+        <w:rPr>
+          <w:rFonts w:ascii="Times New Roman" w:hAnsi="Times New Roman"/>
+          <w:b w:val="0"/>
+        </w:rPr>
+      </w:pPr>
+      <w:r>
+        <w:rPr>
+          <w:rFonts w:ascii="Times New Roman" w:hAnsi="Times New Roman"/>
           <w:b w:val="1"/>
         </w:rPr>
         <w:tab/>
       </w:r>
       <w:r>
         <w:rPr>
+          <w:rFonts w:ascii="Times New Roman" w:hAnsi="Times New Roman"/>
           <w:b w:val="1"/>
         </w:rPr>
         <w:tab/>
       </w:r>
       <w:r>
         <w:rPr>
-          <w:b w:val="0"/>
-        </w:rPr>
-        <w:t xml:space="preserve">Содержит в себе класс </w:t>
-      </w:r>
-      <w:r>
-        <w:t xml:space="preserve">Polynomial c полем view типа List. </w:t>
-      </w:r>
-      <w:r>
-        <w:rPr>
-          <w:b w:val="0"/>
-        </w:rPr>
-        <w:t>Здесь происходит вся основная работа. Перегружены операции умножения, сложеня, вычитания и вывода. Определена функция ввода. Также добавленный функции на проверку не превышения степени и  коректности ввода.</w:t>
-      </w:r>
-    </w:p>
-    <w:p>
-      <w:pPr>
-        <w:rPr>
-          <w:b w:val="0"/>
-        </w:rPr>
-      </w:pPr>
-    </w:p>
-    <w:p>
-      <w:pPr>
-        <w:rPr>
+          <w:rFonts w:ascii="Times New Roman" w:hAnsi="Times New Roman"/>
+          <w:b w:val="0"/>
+          <w:i w:val="0"/>
+          <w:strike w:val="0"/>
+          <w:color w:val="000000"/>
+          <w:sz w:val="24"/>
+          <w:u/>
+        </w:rPr>
+        <w:t>Содержит в себе класс Polynomial c полем view типа List. Здесь происходит вся основная работа. Перегружены операции умножения, сложения, вычитания и вывода. Определена функция ввода. Также добавленный функции на проверку не превышения степени и корректности ввода.</w:t>
+      </w:r>
+    </w:p>
+    <w:p>
+      <w:pPr>
+        <w:ind/>
+        <w:jc w:val="left"/>
+        <w:rPr>
+          <w:rFonts w:ascii="Times New Roman" w:hAnsi="Times New Roman"/>
+          <w:b w:val="0"/>
+          <w:i w:val="0"/>
+          <w:strike w:val="0"/>
+          <w:color w:val="000000"/>
+          <w:sz w:val="24"/>
+          <w:u/>
+        </w:rPr>
+      </w:pPr>
+    </w:p>
+    <w:p>
+      <w:pPr>
+        <w:ind/>
+        <w:jc w:val="left"/>
+        <w:rPr>
+          <w:rFonts w:ascii="Times New Roman" w:hAnsi="Times New Roman"/>
+          <w:b w:val="0"/>
+        </w:rPr>
+      </w:pPr>
+      <w:r>
+        <w:rPr>
+          <w:rFonts w:ascii="Times New Roman" w:hAnsi="Times New Roman"/>
           <w:b w:val="1"/>
         </w:rPr>
-      </w:pPr>
-      <w:r>
-        <w:rPr>
+        <w:t>3.1.3 I</w:t>
+      </w:r>
+      <w:r>
+        <w:rPr>
+          <w:rFonts w:ascii="Times New Roman" w:hAnsi="Times New Roman"/>
           <w:b w:val="1"/>
         </w:rPr>
-        <w:t>3.1.3 I</w:t>
-      </w:r>
-      <w:r>
-        <w:rPr>
-          <w:b w:val="1"/>
-        </w:rPr>
         <w:t>nterface</w:t>
       </w:r>
     </w:p>
     <w:p>
-      <w:r>
+      <w:pPr>
+        <w:ind/>
+        <w:jc w:val="left"/>
+        <w:rPr>
+          <w:rFonts w:ascii="Times New Roman" w:hAnsi="Times New Roman"/>
+        </w:rPr>
+      </w:pPr>
+      <w:r>
+        <w:rPr>
+          <w:rFonts w:ascii="Times New Roman" w:hAnsi="Times New Roman"/>
+        </w:rPr>
         <w:tab/>
       </w:r>
       <w:r>
+        <w:rPr>
+          <w:rFonts w:ascii="Times New Roman" w:hAnsi="Times New Roman"/>
+        </w:rPr>
         <w:tab/>
       </w:r>
       <w:r>
-        <w:t>Нужен для работы консольного приложения. Содержит класс I</w:t>
-      </w:r>
-      <w:r>
-        <w:t xml:space="preserve">nterface с полями Pol1 и Pol2 типа </w:t>
-      </w:r>
-      <w:r>
-        <w:t>Polynomial. В нем определенны методы для удобного выбора операции и для повторного использывания полиномов.</w:t>
-      </w:r>
-    </w:p>
-    <w:p>
-      <w:bookmarkStart w:id="9" w:name="__RefHeading___6"/>
+        <w:rPr>
+          <w:rFonts w:ascii="Times New Roman" w:hAnsi="Times New Roman"/>
+          <w:b w:val="0"/>
+          <w:i w:val="0"/>
+          <w:strike w:val="0"/>
+          <w:color w:val="000000"/>
+          <w:sz w:val="24"/>
+          <w:u/>
+        </w:rPr>
+        <w:t>Нужен для работы консольного приложения. Содержит класс Interface с полями Pol1 и Pol2 типа Polynomial. В нем определены методы для удобного выбора операции и для повторного использования полиномов.</w:t>
+      </w:r>
+    </w:p>
+    <w:p>
+      <w:bookmarkStart w:id="9" w:name="__RefHeading___685"/>
       <w:bookmarkEnd w:id="9"/>
       <w:pPr>
         <w:pStyle w:val="Style_8"/>
@@ -2022,8 +2212,9 @@
           <w:numId w:val="1"/>
         </w:numPr>
         <w:ind/>
-        <w:jc w:val="both"/>
-        <w:rPr>
+        <w:jc w:val="left"/>
+        <w:rPr>
+          <w:rFonts w:ascii="Times New Roman" w:hAnsi="Times New Roman"/>
           <w:i w:val="0"/>
         </w:rPr>
       </w:pPr>
@@ -2032,31 +2223,61 @@
       <w:bookmarkEnd w:id="8"/>
       <w:r>
         <w:rPr>
+          <w:rFonts w:ascii="Times New Roman" w:hAnsi="Times New Roman"/>
           <w:i w:val="0"/>
         </w:rPr>
         <w:t>Описание</w:t>
       </w:r>
       <w:r>
+        <w:rPr>
+          <w:rFonts w:ascii="Times New Roman" w:hAnsi="Times New Roman"/>
+        </w:rPr>
         <w:t xml:space="preserve"> </w:t>
       </w:r>
       <w:r>
         <w:rPr>
+          <w:rFonts w:ascii="Times New Roman" w:hAnsi="Times New Roman"/>
           <w:i w:val="0"/>
         </w:rPr>
         <w:t>структур данных</w:t>
       </w:r>
     </w:p>
     <w:p>
-      <w:r>
+      <w:pPr>
+        <w:spacing w:after="240" w:before="240"/>
+        <w:ind w:firstLine="0" w:left="0" w:right="0"/>
+        <w:jc w:val="left"/>
+      </w:pPr>
+      <w:r>
+        <w:rPr>
+          <w:rFonts w:ascii="Times New Roman" w:hAnsi="Times New Roman"/>
+          <w:b w:val="0"/>
+          <w:i w:val="0"/>
+          <w:strike w:val="0"/>
+          <w:color w:val="000000"/>
+          <w:sz w:val="24"/>
+          <w:u/>
+        </w:rPr>
         <w:t>Подробное описание классов, структур и глобальных переменных, использующихся в программе.</w:t>
       </w:r>
-      <w:r>
-        <w:br/>
-      </w:r>
-    </w:p>
-    <w:p>
-      <w:r>
-        <w:t>Класс List содержит конструктор по умолчанию, конструктор копирывания, деструктор и следущие методы:</w:t>
+    </w:p>
+    <w:p>
+      <w:pPr>
+        <w:spacing w:after="240" w:before="240"/>
+        <w:ind w:firstLine="0" w:left="0" w:right="0"/>
+        <w:jc w:val="left"/>
+      </w:pPr>
+      <w:r>
+        <w:rPr>
+          <w:rFonts w:ascii="Times New Roman" w:hAnsi="Times New Roman"/>
+          <w:b w:val="0"/>
+          <w:i w:val="0"/>
+          <w:strike w:val="0"/>
+          <w:color w:val="000000"/>
+          <w:sz w:val="24"/>
+          <w:u/>
+        </w:rPr>
+        <w:t>Класс List содержит конструктор по умолчанию, конструктор копирования, деструктор и следующие методы:</w:t>
       </w:r>
     </w:p>
     <w:tbl>
@@ -2092,7 +2313,17 @@
             </w:tcBorders>
           </w:tcPr>
           <w:p>
-            <w:r>
+            <w:pPr>
+              <w:ind/>
+              <w:jc w:val="left"/>
+              <w:rPr>
+                <w:rFonts w:ascii="Times New Roman" w:hAnsi="Times New Roman"/>
+              </w:rPr>
+            </w:pPr>
+            <w:r>
+              <w:rPr>
+                <w:rFonts w:ascii="Times New Roman" w:hAnsi="Times New Roman"/>
+              </w:rPr>
               <w:t>is_empty()</w:t>
             </w:r>
           </w:p>
@@ -2108,7 +2339,17 @@
             </w:tcBorders>
           </w:tcPr>
           <w:p>
-            <w:r>
+            <w:pPr>
+              <w:ind/>
+              <w:jc w:val="left"/>
+              <w:rPr>
+                <w:rFonts w:ascii="Times New Roman" w:hAnsi="Times New Roman"/>
+              </w:rPr>
+            </w:pPr>
+            <w:r>
+              <w:rPr>
+                <w:rFonts w:ascii="Times New Roman" w:hAnsi="Times New Roman"/>
+              </w:rPr>
               <w:t>проверка на пустоту</w:t>
             </w:r>
           </w:p>
@@ -2133,6 +2374,7 @@
               <w:widowControl w:val="1"/>
               <w:spacing w:after="120" w:before="120"/>
               <w:ind w:firstLine="0" w:left="120" w:right="120"/>
+              <w:jc w:val="left"/>
               <w:rPr>
                 <w:rFonts w:ascii="Times New Roman" w:hAnsi="Times New Roman"/>
                 <w:color w:val="000000"/>
@@ -2160,7 +2402,17 @@
             </w:tcBorders>
           </w:tcPr>
           <w:p>
-            <w:r>
+            <w:pPr>
+              <w:ind/>
+              <w:jc w:val="left"/>
+              <w:rPr>
+                <w:rFonts w:ascii="Times New Roman" w:hAnsi="Times New Roman"/>
+              </w:rPr>
+            </w:pPr>
+            <w:r>
+              <w:rPr>
+                <w:rFonts w:ascii="Times New Roman" w:hAnsi="Times New Roman"/>
+              </w:rPr>
               <w:t>удаление первого элемента</w:t>
             </w:r>
           </w:p>
@@ -2185,6 +2437,7 @@
               <w:widowControl w:val="1"/>
               <w:spacing w:after="120" w:before="120"/>
               <w:ind w:firstLine="0" w:left="120" w:right="120"/>
+              <w:jc w:val="left"/>
               <w:rPr>
                 <w:rFonts w:ascii="Times New Roman" w:hAnsi="Times New Roman"/>
                 <w:color w:val="000000"/>
@@ -2276,7 +2529,17 @@
             </w:tcBorders>
           </w:tcPr>
           <w:p>
-            <w:r>
+            <w:pPr>
+              <w:ind/>
+              <w:jc w:val="left"/>
+              <w:rPr>
+                <w:rFonts w:ascii="Times New Roman" w:hAnsi="Times New Roman"/>
+              </w:rPr>
+            </w:pPr>
+            <w:r>
+              <w:rPr>
+                <w:rFonts w:ascii="Times New Roman" w:hAnsi="Times New Roman"/>
+              </w:rPr>
               <w:t>добавление в начало</w:t>
             </w:r>
           </w:p>
@@ -2301,6 +2564,7 @@
               <w:widowControl w:val="1"/>
               <w:spacing w:after="120" w:before="120"/>
               <w:ind w:firstLine="0" w:left="120" w:right="120"/>
+              <w:jc w:val="left"/>
               <w:rPr>
                 <w:rFonts w:ascii="Times New Roman" w:hAnsi="Times New Roman"/>
                 <w:color w:val="000000"/>
@@ -2336,7 +2600,17 @@
             </w:tcBorders>
           </w:tcPr>
           <w:p>
-            <w:r>
+            <w:pPr>
+              <w:ind/>
+              <w:jc w:val="left"/>
+              <w:rPr>
+                <w:rFonts w:ascii="Times New Roman" w:hAnsi="Times New Roman"/>
+              </w:rPr>
+            </w:pPr>
+            <w:r>
+              <w:rPr>
+                <w:rFonts w:ascii="Times New Roman" w:hAnsi="Times New Roman"/>
+              </w:rPr>
               <w:t>удаление последнего элемента</w:t>
             </w:r>
           </w:p>
@@ -2361,6 +2635,7 @@
               <w:widowControl w:val="1"/>
               <w:spacing w:after="120" w:before="120"/>
               <w:ind w:firstLine="0" w:left="120" w:right="120"/>
+              <w:jc w:val="left"/>
               <w:rPr>
                 <w:rFonts w:ascii="Times New Roman" w:hAnsi="Times New Roman"/>
                 <w:color w:val="000000"/>
@@ -2452,7 +2727,17 @@
             </w:tcBorders>
           </w:tcPr>
           <w:p>
-            <w:r>
+            <w:pPr>
+              <w:ind/>
+              <w:jc w:val="left"/>
+              <w:rPr>
+                <w:rFonts w:ascii="Times New Roman" w:hAnsi="Times New Roman"/>
+              </w:rPr>
+            </w:pPr>
+            <w:r>
+              <w:rPr>
+                <w:rFonts w:ascii="Times New Roman" w:hAnsi="Times New Roman"/>
+              </w:rPr>
               <w:t>добавление в конец</w:t>
             </w:r>
           </w:p>
@@ -2477,6 +2762,7 @@
               <w:widowControl w:val="1"/>
               <w:spacing w:after="120" w:before="120"/>
               <w:ind w:firstLine="0" w:left="120" w:right="120"/>
+              <w:jc w:val="left"/>
               <w:rPr>
                 <w:rFonts w:ascii="Times New Roman" w:hAnsi="Times New Roman"/>
                 <w:color w:val="000000"/>
@@ -2600,7 +2886,17 @@
             </w:tcBorders>
           </w:tcPr>
           <w:p>
-            <w:r>
+            <w:pPr>
+              <w:ind/>
+              <w:jc w:val="left"/>
+              <w:rPr>
+                <w:rFonts w:ascii="Times New Roman" w:hAnsi="Times New Roman"/>
+              </w:rPr>
+            </w:pPr>
+            <w:r>
+              <w:rPr>
+                <w:rFonts w:ascii="Times New Roman" w:hAnsi="Times New Roman"/>
+              </w:rPr>
               <w:t>вставка элемента после A</w:t>
             </w:r>
           </w:p>
@@ -2625,6 +2921,7 @@
               <w:widowControl w:val="1"/>
               <w:spacing w:after="120" w:before="120"/>
               <w:ind w:firstLine="0" w:left="120" w:right="120"/>
+              <w:jc w:val="left"/>
               <w:rPr>
                 <w:rFonts w:ascii="Times New Roman" w:hAnsi="Times New Roman"/>
                 <w:color w:val="000000"/>
@@ -2652,7 +2949,17 @@
             </w:tcBorders>
           </w:tcPr>
           <w:p>
-            <w:r>
+            <w:pPr>
+              <w:ind/>
+              <w:jc w:val="left"/>
+              <w:rPr>
+                <w:rFonts w:ascii="Times New Roman" w:hAnsi="Times New Roman"/>
+              </w:rPr>
+            </w:pPr>
+            <w:r>
+              <w:rPr>
+                <w:rFonts w:ascii="Times New Roman" w:hAnsi="Times New Roman"/>
+              </w:rPr>
               <w:t>очистка класса</w:t>
             </w:r>
           </w:p>
@@ -2677,6 +2984,7 @@
               <w:widowControl w:val="1"/>
               <w:spacing w:after="120" w:before="120"/>
               <w:ind w:firstLine="0" w:left="120" w:right="120"/>
+              <w:jc w:val="left"/>
               <w:rPr>
                 <w:rFonts w:ascii="Times New Roman" w:hAnsi="Times New Roman"/>
                 <w:color w:val="000000"/>
@@ -2704,8 +3012,18 @@
             </w:tcBorders>
           </w:tcPr>
           <w:p>
-            <w:r>
-              <w:t>возвращает итерато на начало</w:t>
+            <w:pPr>
+              <w:ind/>
+              <w:jc w:val="left"/>
+              <w:rPr>
+                <w:rFonts w:ascii="Times New Roman" w:hAnsi="Times New Roman"/>
+              </w:rPr>
+            </w:pPr>
+            <w:r>
+              <w:rPr>
+                <w:rFonts w:ascii="Times New Roman" w:hAnsi="Times New Roman"/>
+              </w:rPr>
+              <w:t>возвращает итератор на начало</w:t>
             </w:r>
           </w:p>
         </w:tc>
@@ -2729,6 +3047,7 @@
               <w:widowControl w:val="1"/>
               <w:spacing w:after="120" w:before="120"/>
               <w:ind w:firstLine="0" w:left="120" w:right="120"/>
+              <w:jc w:val="left"/>
               <w:rPr>
                 <w:rFonts w:ascii="Times New Roman" w:hAnsi="Times New Roman"/>
                 <w:color w:val="000000"/>
@@ -2756,43 +3075,112 @@
             </w:tcBorders>
           </w:tcPr>
           <w:p>
-            <w:r>
-              <w:t>возвращает итерато на конец</w:t>
+            <w:pPr>
+              <w:ind/>
+              <w:jc w:val="left"/>
+              <w:rPr>
+                <w:rFonts w:ascii="Times New Roman" w:hAnsi="Times New Roman"/>
+              </w:rPr>
+            </w:pPr>
+            <w:r>
+              <w:rPr>
+                <w:rFonts w:ascii="Times New Roman" w:hAnsi="Times New Roman"/>
+              </w:rPr>
+              <w:t>возвращает итератор на конец</w:t>
             </w:r>
           </w:p>
         </w:tc>
       </w:tr>
     </w:tbl>
-    <w:p/>
-    <w:p/>
-    <w:p/>
-    <w:p/>
-    <w:p/>
-    <w:p/>
-    <w:p/>
-    <w:p/>
-    <w:p>
-      <w:r>
-        <w:t>Класс I</w:t>
-      </w:r>
-      <w:r>
-        <w:rPr>
-          <w:rFonts w:ascii="Times New Roman" w:hAnsi="Times New Roman"/>
-          <w:color w:val="000000"/>
-          <w:sz w:val="24"/>
-        </w:rPr>
-        <w:t xml:space="preserve">terator сожержащийся внутри List имеет </w:t>
-      </w:r>
-      <w:r>
-        <w:t xml:space="preserve"> конструктор по умолчанию, конструктор копирывания, конструкторор по Node* и</w:t>
-      </w:r>
-      <w:r>
-        <w:rPr>
-          <w:rFonts w:ascii="Times New Roman" w:hAnsi="Times New Roman"/>
-          <w:color w:val="000000"/>
-          <w:sz w:val="24"/>
-        </w:rPr>
-        <w:t xml:space="preserve"> следущие методы:</w:t>
+    <w:p>
+      <w:pPr>
+        <w:ind/>
+        <w:jc w:val="left"/>
+        <w:rPr>
+          <w:rFonts w:ascii="Times New Roman" w:hAnsi="Times New Roman"/>
+        </w:rPr>
+      </w:pPr>
+    </w:p>
+    <w:p>
+      <w:pPr>
+        <w:ind/>
+        <w:jc w:val="left"/>
+        <w:rPr>
+          <w:rFonts w:ascii="Times New Roman" w:hAnsi="Times New Roman"/>
+        </w:rPr>
+      </w:pPr>
+    </w:p>
+    <w:p>
+      <w:pPr>
+        <w:ind/>
+        <w:jc w:val="left"/>
+        <w:rPr>
+          <w:rFonts w:ascii="Times New Roman" w:hAnsi="Times New Roman"/>
+        </w:rPr>
+      </w:pPr>
+    </w:p>
+    <w:p>
+      <w:pPr>
+        <w:ind/>
+        <w:jc w:val="left"/>
+        <w:rPr>
+          <w:rFonts w:ascii="Times New Roman" w:hAnsi="Times New Roman"/>
+        </w:rPr>
+      </w:pPr>
+    </w:p>
+    <w:p>
+      <w:pPr>
+        <w:ind/>
+        <w:jc w:val="left"/>
+        <w:rPr>
+          <w:rFonts w:ascii="Times New Roman" w:hAnsi="Times New Roman"/>
+        </w:rPr>
+      </w:pPr>
+    </w:p>
+    <w:p>
+      <w:pPr>
+        <w:ind/>
+        <w:jc w:val="left"/>
+        <w:rPr>
+          <w:rFonts w:ascii="Times New Roman" w:hAnsi="Times New Roman"/>
+        </w:rPr>
+      </w:pPr>
+    </w:p>
+    <w:p>
+      <w:pPr>
+        <w:ind/>
+        <w:jc w:val="left"/>
+        <w:rPr>
+          <w:rFonts w:ascii="Times New Roman" w:hAnsi="Times New Roman"/>
+        </w:rPr>
+      </w:pPr>
+    </w:p>
+    <w:p>
+      <w:pPr>
+        <w:ind/>
+        <w:jc w:val="left"/>
+        <w:rPr>
+          <w:rFonts w:ascii="Times New Roman" w:hAnsi="Times New Roman"/>
+        </w:rPr>
+      </w:pPr>
+    </w:p>
+    <w:p>
+      <w:pPr>
+        <w:spacing w:after="240" w:before="240"/>
+        <w:ind w:firstLine="0" w:left="0" w:right="0"/>
+        <w:jc w:val="left"/>
+      </w:pPr>
+      <w:r>
+        <w:rPr>
+          <w:rFonts w:ascii="Times New Roman" w:hAnsi="Times New Roman"/>
+          <w:b w:val="0"/>
+          <w:i w:val="0"/>
+          <w:strike w:val="0"/>
+          <w:color w:val="000000"/>
+          <w:sz w:val="24"/>
+          <w:u/>
+        </w:rPr>
+        <w:t>Класс Iterator содержащийся внутри List имеет конструктор по умолчанию, конструктор копирования, конструктор по Node* и следующие методы:</w:t>
       </w:r>
     </w:p>
     <w:tbl>
@@ -2832,6 +3220,7 @@
               <w:widowControl w:val="1"/>
               <w:spacing w:after="120" w:before="120"/>
               <w:ind w:firstLine="0" w:left="120" w:right="120"/>
+              <w:jc w:val="left"/>
               <w:rPr>
                 <w:rFonts w:ascii="Times New Roman" w:hAnsi="Times New Roman"/>
                 <w:color w:val="000000"/>
@@ -2915,11 +3304,24 @@
             </w:tcBorders>
           </w:tcPr>
           <w:p>
-            <w:r>
+            <w:pPr>
+              <w:ind/>
+              <w:jc w:val="left"/>
+              <w:rPr>
+                <w:rFonts w:ascii="Times New Roman" w:hAnsi="Times New Roman"/>
+              </w:rPr>
+            </w:pPr>
+            <w:r>
+              <w:rPr>
+                <w:rFonts w:ascii="Times New Roman" w:hAnsi="Times New Roman"/>
+              </w:rPr>
               <w:t>Перегрузка</w:t>
             </w:r>
             <w:r>
-              <w:t xml:space="preserve"> оператора присваевания</w:t>
+              <w:rPr>
+                <w:rFonts w:ascii="Times New Roman" w:hAnsi="Times New Roman"/>
+              </w:rPr>
+              <w:t xml:space="preserve"> оператора присваивания</w:t>
             </w:r>
           </w:p>
         </w:tc>
@@ -2943,6 +3345,7 @@
               <w:widowControl w:val="1"/>
               <w:spacing w:after="120" w:before="120"/>
               <w:ind w:firstLine="0" w:left="120" w:right="120"/>
+              <w:jc w:val="left"/>
               <w:rPr>
                 <w:rFonts w:ascii="Times New Roman" w:hAnsi="Times New Roman"/>
                 <w:color w:val="000000"/>
@@ -2970,10 +3373,23 @@
             </w:tcBorders>
           </w:tcPr>
           <w:p>
-            <w:r>
+            <w:pPr>
+              <w:ind/>
+              <w:jc w:val="left"/>
+              <w:rPr>
+                <w:rFonts w:ascii="Times New Roman" w:hAnsi="Times New Roman"/>
+              </w:rPr>
+            </w:pPr>
+            <w:r>
+              <w:rPr>
+                <w:rFonts w:ascii="Times New Roman" w:hAnsi="Times New Roman"/>
+              </w:rPr>
               <w:t>Перегрузка</w:t>
             </w:r>
             <w:r>
+              <w:rPr>
+                <w:rFonts w:ascii="Times New Roman" w:hAnsi="Times New Roman"/>
+              </w:rPr>
               <w:t xml:space="preserve"> оператора разыменования</w:t>
             </w:r>
           </w:p>
@@ -2998,6 +3414,7 @@
               <w:widowControl w:val="1"/>
               <w:spacing w:after="120" w:before="120"/>
               <w:ind w:firstLine="0" w:left="120" w:right="120"/>
+              <w:jc w:val="left"/>
               <w:rPr>
                 <w:rFonts w:ascii="Times New Roman" w:hAnsi="Times New Roman"/>
                 <w:color w:val="000000"/>
@@ -3081,10 +3498,23 @@
             </w:tcBorders>
           </w:tcPr>
           <w:p>
-            <w:r>
+            <w:pPr>
+              <w:ind/>
+              <w:jc w:val="left"/>
+              <w:rPr>
+                <w:rFonts w:ascii="Times New Roman" w:hAnsi="Times New Roman"/>
+              </w:rPr>
+            </w:pPr>
+            <w:r>
+              <w:rPr>
+                <w:rFonts w:ascii="Times New Roman" w:hAnsi="Times New Roman"/>
+              </w:rPr>
               <w:t>Перегрузка</w:t>
             </w:r>
             <w:r>
+              <w:rPr>
+                <w:rFonts w:ascii="Times New Roman" w:hAnsi="Times New Roman"/>
+              </w:rPr>
               <w:t xml:space="preserve"> оператора неравно</w:t>
             </w:r>
           </w:p>
@@ -3109,6 +3539,7 @@
               <w:widowControl w:val="1"/>
               <w:spacing w:after="120" w:before="120"/>
               <w:ind w:firstLine="0" w:left="120" w:right="120"/>
+              <w:jc w:val="left"/>
               <w:rPr>
                 <w:rFonts w:ascii="Times New Roman" w:hAnsi="Times New Roman"/>
                 <w:color w:val="000000"/>
@@ -3200,10 +3631,23 @@
             </w:tcBorders>
           </w:tcPr>
           <w:p>
-            <w:r>
+            <w:pPr>
+              <w:ind/>
+              <w:jc w:val="left"/>
+              <w:rPr>
+                <w:rFonts w:ascii="Times New Roman" w:hAnsi="Times New Roman"/>
+              </w:rPr>
+            </w:pPr>
+            <w:r>
+              <w:rPr>
+                <w:rFonts w:ascii="Times New Roman" w:hAnsi="Times New Roman"/>
+              </w:rPr>
               <w:t>Перегрузка</w:t>
             </w:r>
             <w:r>
+              <w:rPr>
+                <w:rFonts w:ascii="Times New Roman" w:hAnsi="Times New Roman"/>
+              </w:rPr>
               <w:t xml:space="preserve"> оператора равно</w:t>
             </w:r>
           </w:p>
@@ -3228,6 +3672,7 @@
               <w:widowControl w:val="1"/>
               <w:spacing w:after="120" w:before="120"/>
               <w:ind w:firstLine="0" w:left="120" w:right="120"/>
+              <w:jc w:val="left"/>
               <w:rPr>
                 <w:rFonts w:ascii="Times New Roman" w:hAnsi="Times New Roman"/>
                 <w:color w:val="000000"/>
@@ -3255,10 +3700,23 @@
             </w:tcBorders>
           </w:tcPr>
           <w:p>
-            <w:r>
+            <w:pPr>
+              <w:ind/>
+              <w:jc w:val="left"/>
+              <w:rPr>
+                <w:rFonts w:ascii="Times New Roman" w:hAnsi="Times New Roman"/>
+              </w:rPr>
+            </w:pPr>
+            <w:r>
+              <w:rPr>
+                <w:rFonts w:ascii="Times New Roman" w:hAnsi="Times New Roman"/>
+              </w:rPr>
               <w:t>Перегрузка</w:t>
             </w:r>
             <w:r>
+              <w:rPr>
+                <w:rFonts w:ascii="Times New Roman" w:hAnsi="Times New Roman"/>
+              </w:rPr>
               <w:t xml:space="preserve"> икремента</w:t>
             </w:r>
           </w:p>
@@ -3283,6 +3741,7 @@
               <w:widowControl w:val="1"/>
               <w:spacing w:after="120" w:before="120"/>
               <w:ind w:firstLine="0" w:left="120" w:right="120"/>
+              <w:jc w:val="left"/>
               <w:rPr>
                 <w:rFonts w:ascii="Times New Roman" w:hAnsi="Times New Roman"/>
                 <w:color w:val="000000"/>
@@ -3310,10 +3769,23 @@
             </w:tcBorders>
           </w:tcPr>
           <w:p>
-            <w:r>
+            <w:pPr>
+              <w:ind/>
+              <w:jc w:val="left"/>
+              <w:rPr>
+                <w:rFonts w:ascii="Times New Roman" w:hAnsi="Times New Roman"/>
+              </w:rPr>
+            </w:pPr>
+            <w:r>
+              <w:rPr>
+                <w:rFonts w:ascii="Times New Roman" w:hAnsi="Times New Roman"/>
+              </w:rPr>
               <w:t>Перегрузка</w:t>
             </w:r>
             <w:r>
+              <w:rPr>
+                <w:rFonts w:ascii="Times New Roman" w:hAnsi="Times New Roman"/>
+              </w:rPr>
               <w:t xml:space="preserve"> дикремента</w:t>
             </w:r>
           </w:p>
@@ -3338,6 +3810,7 @@
               <w:widowControl w:val="1"/>
               <w:spacing w:after="120" w:before="120"/>
               <w:ind w:firstLine="0" w:left="120" w:right="120"/>
+              <w:jc w:val="left"/>
               <w:rPr>
                 <w:rFonts w:ascii="Times New Roman" w:hAnsi="Times New Roman"/>
                 <w:color w:val="000000"/>
@@ -3365,23 +3838,58 @@
             </w:tcBorders>
           </w:tcPr>
           <w:p>
-            <w:r>
+            <w:pPr>
+              <w:ind/>
+              <w:jc w:val="left"/>
+              <w:rPr>
+                <w:rFonts w:ascii="Times New Roman" w:hAnsi="Times New Roman"/>
+              </w:rPr>
+            </w:pPr>
+            <w:r>
+              <w:rPr>
+                <w:rFonts w:ascii="Times New Roman" w:hAnsi="Times New Roman"/>
+              </w:rPr>
               <w:t>возвращение Node *</w:t>
             </w:r>
           </w:p>
         </w:tc>
       </w:tr>
     </w:tbl>
-    <w:p/>
-    <w:p>
-      <w:r>
-        <w:t xml:space="preserve">Класс </w:t>
-      </w:r>
-      <w:r>
-        <w:t xml:space="preserve">Polynomial </w:t>
-      </w:r>
-      <w:r>
-        <w:t>содержит конструктор по умолчанию, конструктор по List, деструктор и следущие методы:</w:t>
+    <w:p>
+      <w:pPr>
+        <w:ind/>
+        <w:jc w:val="left"/>
+        <w:rPr>
+          <w:rFonts w:ascii="Times New Roman" w:hAnsi="Times New Roman"/>
+        </w:rPr>
+      </w:pPr>
+    </w:p>
+    <w:p>
+      <w:pPr>
+        <w:spacing w:after="120" w:before="120"/>
+        <w:ind w:firstLine="0" w:left="120" w:right="120"/>
+        <w:jc w:val="left"/>
+        <w:rPr>
+          <w:rFonts w:ascii="Times New Roman" w:hAnsi="Times New Roman"/>
+          <w:b w:val="0"/>
+          <w:i w:val="0"/>
+          <w:strike w:val="0"/>
+          <w:color w:val="000000"/>
+          <w:sz w:val="24"/>
+          <w:u/>
+        </w:rPr>
+      </w:pPr>
+      <w:r>
+        <w:rPr>
+          <w:rFonts w:ascii="Times New Roman" w:hAnsi="Times New Roman"/>
+          <w:b w:val="0"/>
+          <w:i w:val="0"/>
+          <w:strike w:val="0"/>
+          <w:color w:val="000000"/>
+          <w:sz w:val="24"/>
+          <w:u/>
+        </w:rPr>
+        <w:t>Класс Polynomial содержит конструктор по умолчанию, конструктор по List, деструктор и следующие методы:</w:t>
       </w:r>
     </w:p>
     <w:tbl>
@@ -3421,6 +3929,7 @@
               <w:widowControl w:val="1"/>
               <w:spacing w:after="120" w:before="120"/>
               <w:ind w:firstLine="0" w:left="120" w:right="120"/>
+              <w:jc w:val="left"/>
               <w:rPr>
                 <w:rFonts w:ascii="Times New Roman" w:hAnsi="Times New Roman"/>
                 <w:color w:val="000000"/>
@@ -3488,7 +3997,17 @@
             </w:tcBorders>
           </w:tcPr>
           <w:p>
-            <w:r>
+            <w:pPr>
+              <w:ind/>
+              <w:jc w:val="left"/>
+              <w:rPr>
+                <w:rFonts w:ascii="Times New Roman" w:hAnsi="Times New Roman"/>
+              </w:rPr>
+            </w:pPr>
+            <w:r>
+              <w:rPr>
+                <w:rFonts w:ascii="Times New Roman" w:hAnsi="Times New Roman"/>
+              </w:rPr>
               <w:t xml:space="preserve">Перегрузка присваивания </w:t>
             </w:r>
           </w:p>
@@ -3513,6 +4032,7 @@
               <w:widowControl w:val="1"/>
               <w:spacing w:after="120" w:before="120"/>
               <w:ind w:firstLine="0" w:left="120" w:right="120"/>
+              <w:jc w:val="left"/>
               <w:rPr>
                 <w:rFonts w:ascii="Times New Roman" w:hAnsi="Times New Roman"/>
                 <w:color w:val="000000"/>
@@ -3580,7 +4100,17 @@
             </w:tcBorders>
           </w:tcPr>
           <w:p>
-            <w:r>
+            <w:pPr>
+              <w:ind/>
+              <w:jc w:val="left"/>
+              <w:rPr>
+                <w:rFonts w:ascii="Times New Roman" w:hAnsi="Times New Roman"/>
+              </w:rPr>
+            </w:pPr>
+            <w:r>
+              <w:rPr>
+                <w:rFonts w:ascii="Times New Roman" w:hAnsi="Times New Roman"/>
+              </w:rPr>
               <w:t>Перегрузка сложения</w:t>
             </w:r>
           </w:p>
@@ -3605,6 +4135,7 @@
               <w:widowControl w:val="1"/>
               <w:spacing w:after="120" w:before="120"/>
               <w:ind w:firstLine="0" w:left="120" w:right="120"/>
+              <w:jc w:val="left"/>
               <w:rPr>
                 <w:rFonts w:ascii="Times New Roman" w:hAnsi="Times New Roman"/>
                 <w:color w:val="000000"/>
@@ -3680,7 +4211,17 @@
             </w:tcBorders>
           </w:tcPr>
           <w:p>
-            <w:r>
+            <w:pPr>
+              <w:ind/>
+              <w:jc w:val="left"/>
+              <w:rPr>
+                <w:rFonts w:ascii="Times New Roman" w:hAnsi="Times New Roman"/>
+              </w:rPr>
+            </w:pPr>
+            <w:r>
+              <w:rPr>
+                <w:rFonts w:ascii="Times New Roman" w:hAnsi="Times New Roman"/>
+              </w:rPr>
               <w:t>Перегрузка вычитания</w:t>
             </w:r>
           </w:p>
@@ -3705,6 +4246,7 @@
               <w:widowControl w:val="1"/>
               <w:spacing w:after="120" w:before="120"/>
               <w:ind w:firstLine="0" w:left="120" w:right="120"/>
+              <w:jc w:val="left"/>
               <w:rPr>
                 <w:rFonts w:ascii="Times New Roman" w:hAnsi="Times New Roman"/>
                 <w:color w:val="000000"/>
@@ -3740,7 +4282,17 @@
             </w:tcBorders>
           </w:tcPr>
           <w:p>
-            <w:r>
+            <w:pPr>
+              <w:ind/>
+              <w:jc w:val="left"/>
+              <w:rPr>
+                <w:rFonts w:ascii="Times New Roman" w:hAnsi="Times New Roman"/>
+              </w:rPr>
+            </w:pPr>
+            <w:r>
+              <w:rPr>
+                <w:rFonts w:ascii="Times New Roman" w:hAnsi="Times New Roman"/>
+              </w:rPr>
               <w:t>Перегрузка умножения на число</w:t>
             </w:r>
           </w:p>
@@ -3765,6 +4317,7 @@
               <w:widowControl w:val="1"/>
               <w:spacing w:after="120" w:before="120"/>
               <w:ind w:firstLine="0" w:left="120" w:right="120"/>
+              <w:jc w:val="left"/>
               <w:rPr>
                 <w:rFonts w:ascii="Times New Roman" w:hAnsi="Times New Roman"/>
                 <w:color w:val="000000"/>
@@ -3832,7 +4385,17 @@
             </w:tcBorders>
           </w:tcPr>
           <w:p>
-            <w:r>
+            <w:pPr>
+              <w:ind/>
+              <w:jc w:val="left"/>
+              <w:rPr>
+                <w:rFonts w:ascii="Times New Roman" w:hAnsi="Times New Roman"/>
+              </w:rPr>
+            </w:pPr>
+            <w:r>
+              <w:rPr>
+                <w:rFonts w:ascii="Times New Roman" w:hAnsi="Times New Roman"/>
+              </w:rPr>
               <w:t>Перегрузка умножания на полином</w:t>
             </w:r>
           </w:p>
@@ -3857,6 +4420,7 @@
               <w:widowControl w:val="1"/>
               <w:spacing w:after="120" w:before="120"/>
               <w:ind w:firstLine="0" w:left="120" w:right="120"/>
+              <w:jc w:val="left"/>
               <w:rPr>
                 <w:rFonts w:ascii="Times New Roman" w:hAnsi="Times New Roman"/>
                 <w:color w:val="000000"/>
@@ -3884,7 +4448,17 @@
             </w:tcBorders>
           </w:tcPr>
           <w:p>
-            <w:r>
+            <w:pPr>
+              <w:ind/>
+              <w:jc w:val="left"/>
+              <w:rPr>
+                <w:rFonts w:ascii="Times New Roman" w:hAnsi="Times New Roman"/>
+              </w:rPr>
+            </w:pPr>
+            <w:r>
+              <w:rPr>
+                <w:rFonts w:ascii="Times New Roman" w:hAnsi="Times New Roman"/>
+              </w:rPr>
               <w:t>метод ввода</w:t>
             </w:r>
           </w:p>
@@ -3909,6 +4483,7 @@
               <w:widowControl w:val="1"/>
               <w:spacing w:after="120" w:before="120"/>
               <w:ind w:firstLine="0" w:left="120" w:right="120"/>
+              <w:jc w:val="left"/>
               <w:rPr>
                 <w:rFonts w:ascii="Times New Roman" w:hAnsi="Times New Roman"/>
                 <w:color w:val="000000"/>
@@ -3976,7 +4551,17 @@
             </w:tcBorders>
           </w:tcPr>
           <w:p>
-            <w:r>
+            <w:pPr>
+              <w:ind/>
+              <w:jc w:val="left"/>
+              <w:rPr>
+                <w:rFonts w:ascii="Times New Roman" w:hAnsi="Times New Roman"/>
+              </w:rPr>
+            </w:pPr>
+            <w:r>
+              <w:rPr>
+                <w:rFonts w:ascii="Times New Roman" w:hAnsi="Times New Roman"/>
+              </w:rPr>
               <w:t>Перегрузка равно</w:t>
             </w:r>
           </w:p>
@@ -4001,6 +4586,7 @@
               <w:widowControl w:val="1"/>
               <w:spacing w:after="120" w:before="120"/>
               <w:ind w:firstLine="0" w:left="120" w:right="120"/>
+              <w:jc w:val="left"/>
               <w:rPr>
                 <w:rFonts w:ascii="Times New Roman" w:hAnsi="Times New Roman"/>
                 <w:color w:val="000000"/>
@@ -4116,136 +4702,68 @@
             </w:tcBorders>
           </w:tcPr>
           <w:p>
-            <w:r>
+            <w:pPr>
+              <w:ind/>
+              <w:jc w:val="left"/>
+              <w:rPr>
+                <w:rFonts w:ascii="Times New Roman" w:hAnsi="Times New Roman"/>
+              </w:rPr>
+            </w:pPr>
+            <w:r>
+              <w:rPr>
+                <w:rFonts w:ascii="Times New Roman" w:hAnsi="Times New Roman"/>
+              </w:rPr>
               <w:t>Перегрузка вывода</w:t>
             </w:r>
           </w:p>
         </w:tc>
       </w:tr>
     </w:tbl>
-    <w:p/>
-    <w:p>
-      <w:pPr>
-        <w:rPr>
-          <w:rFonts w:ascii="Cascadia Mono" w:hAnsi="Cascadia Mono"/>
-          <w:color w:val="008080"/>
-          <w:sz w:val="18"/>
-        </w:rPr>
-      </w:pPr>
-      <w:r>
-        <w:t>Также присутствует вне</w:t>
-      </w:r>
-      <w:r>
-        <w:rPr>
-          <w:color w:val="000000"/>
-        </w:rPr>
-        <w:t>шняя функция</w:t>
-      </w:r>
-      <w:r>
-        <w:rPr>
-          <w:rFonts w:ascii="Times New Roman" w:hAnsi="Times New Roman"/>
-          <w:color w:val="000000"/>
-          <w:sz w:val="24"/>
-        </w:rPr>
-        <w:t xml:space="preserve"> </w:t>
-      </w:r>
-      <w:r>
-        <w:rPr>
-          <w:rFonts w:ascii="Times New Roman" w:hAnsi="Times New Roman"/>
-          <w:color w:val="000000"/>
-          <w:sz w:val="24"/>
-        </w:rPr>
-        <w:t>operator *</w:t>
-      </w:r>
-      <w:r>
-        <w:rPr>
-          <w:rFonts w:ascii="Times New Roman" w:hAnsi="Times New Roman"/>
-          <w:color w:val="000000"/>
-          <w:sz w:val="24"/>
-        </w:rPr>
-        <w:t xml:space="preserve"> (</w:t>
-      </w:r>
-      <w:r>
-        <w:rPr>
-          <w:rFonts w:ascii="Times New Roman" w:hAnsi="Times New Roman"/>
-          <w:color w:val="000000"/>
-          <w:sz w:val="24"/>
-        </w:rPr>
-        <w:t>double</w:t>
-      </w:r>
-      <w:r>
-        <w:rPr>
-          <w:rFonts w:ascii="Times New Roman" w:hAnsi="Times New Roman"/>
-          <w:color w:val="000000"/>
-          <w:sz w:val="24"/>
-        </w:rPr>
-        <w:t xml:space="preserve">, </w:t>
-      </w:r>
-      <w:r>
-        <w:rPr>
-          <w:rFonts w:ascii="Times New Roman" w:hAnsi="Times New Roman"/>
-          <w:color w:val="000000"/>
-          <w:sz w:val="24"/>
-        </w:rPr>
-        <w:t>const</w:t>
-      </w:r>
-      <w:r>
-        <w:rPr>
-          <w:rFonts w:ascii="Times New Roman" w:hAnsi="Times New Roman"/>
-          <w:color w:val="000000"/>
-          <w:sz w:val="24"/>
-        </w:rPr>
-        <w:t xml:space="preserve"> </w:t>
-      </w:r>
-      <w:r>
-        <w:rPr>
-          <w:rFonts w:ascii="Times New Roman" w:hAnsi="Times New Roman"/>
-          <w:color w:val="000000"/>
-          <w:sz w:val="24"/>
-        </w:rPr>
-        <w:t>Polynomial</w:t>
-      </w:r>
-      <w:r>
-        <w:rPr>
-          <w:rFonts w:ascii="Times New Roman" w:hAnsi="Times New Roman"/>
-          <w:color w:val="000000"/>
-          <w:sz w:val="24"/>
-        </w:rPr>
-        <w:t>&amp;)</w:t>
-      </w:r>
-      <w:r>
-        <w:t>позволяющая умножать число на полином</w:t>
-      </w:r>
-      <w:r>
-        <w:rPr>
-          <w:rFonts w:ascii="Cascadia Mono" w:hAnsi="Cascadia Mono"/>
-          <w:color w:val="008080"/>
-          <w:sz w:val="18"/>
-        </w:rPr>
-        <w:t>.</w:t>
-      </w:r>
-    </w:p>
-    <w:p>
-      <w:pPr>
-        <w:rPr>
-          <w:rFonts w:ascii="Cascadia Mono" w:hAnsi="Cascadia Mono"/>
-          <w:color w:val="008080"/>
-          <w:sz w:val="18"/>
-        </w:rPr>
-      </w:pPr>
-    </w:p>
-    <w:p>
-      <w:r>
-        <w:t xml:space="preserve">Класс </w:t>
-      </w:r>
-      <w:r>
-        <w:t>Interface</w:t>
-      </w:r>
-      <w:r>
-        <w:t xml:space="preserve"> </w:t>
-      </w:r>
-      <w:r>
-        <w:t>содержит конструктор по умолчанию, деструктор и следущие методы:</w:t>
+    <w:p>
+      <w:pPr>
+        <w:ind/>
+        <w:jc w:val="left"/>
+        <w:rPr>
+          <w:rFonts w:ascii="Times New Roman" w:hAnsi="Times New Roman"/>
+        </w:rPr>
+      </w:pPr>
+    </w:p>
+    <w:p>
+      <w:pPr>
+        <w:spacing w:after="240" w:before="240"/>
+        <w:ind w:firstLine="0" w:left="0" w:right="0"/>
+        <w:jc w:val="left"/>
+      </w:pPr>
+      <w:r>
+        <w:rPr>
+          <w:rFonts w:ascii="Times New Roman" w:hAnsi="Times New Roman"/>
+          <w:b w:val="0"/>
+          <w:i w:val="0"/>
+          <w:strike w:val="0"/>
+          <w:color w:val="000000"/>
+          <w:sz w:val="24"/>
+          <w:u/>
+        </w:rPr>
+        <w:t>Также присутствует внешняя функция operator * (double, const Polynomial&amp;)позволяющая умножать число на полином.</w:t>
+      </w:r>
+    </w:p>
+    <w:p>
+      <w:pPr>
+        <w:spacing w:after="240" w:before="240"/>
+        <w:ind w:firstLine="0" w:left="0" w:right="0"/>
+        <w:jc w:val="left"/>
+      </w:pPr>
+      <w:r>
+        <w:rPr>
+          <w:rFonts w:ascii="Times New Roman" w:hAnsi="Times New Roman"/>
+          <w:b w:val="0"/>
+          <w:i w:val="0"/>
+          <w:strike w:val="0"/>
+          <w:color w:val="000000"/>
+          <w:sz w:val="24"/>
+          <w:u/>
+        </w:rPr>
+        <w:t>Класс Interface содержит конструктор по умолчанию, деструктор и следующие методы:</w:t>
       </w:r>
     </w:p>
     <w:tbl>
@@ -4285,6 +4803,7 @@
               <w:widowControl w:val="1"/>
               <w:spacing w:after="120" w:before="120"/>
               <w:ind w:firstLine="0" w:left="120" w:right="120"/>
+              <w:jc w:val="left"/>
               <w:rPr>
                 <w:rFonts w:ascii="Times New Roman" w:hAnsi="Times New Roman"/>
                 <w:color w:val="000000"/>
@@ -4312,7 +4831,17 @@
             </w:tcBorders>
           </w:tcPr>
           <w:p>
-            <w:r>
+            <w:pPr>
+              <w:ind/>
+              <w:jc w:val="left"/>
+              <w:rPr>
+                <w:rFonts w:ascii="Times New Roman" w:hAnsi="Times New Roman"/>
+              </w:rPr>
+            </w:pPr>
+            <w:r>
+              <w:rPr>
+                <w:rFonts w:ascii="Times New Roman" w:hAnsi="Times New Roman"/>
+              </w:rPr>
               <w:t>функция для ввода 2 полиномов</w:t>
             </w:r>
           </w:p>
@@ -4337,6 +4866,7 @@
               <w:widowControl w:val="1"/>
               <w:spacing w:after="120" w:before="120"/>
               <w:ind w:firstLine="0" w:left="120" w:right="120"/>
+              <w:jc w:val="left"/>
               <w:rPr>
                 <w:rFonts w:ascii="Times New Roman" w:hAnsi="Times New Roman"/>
                 <w:color w:val="000000"/>
@@ -4364,7 +4894,17 @@
             </w:tcBorders>
           </w:tcPr>
           <w:p>
-            <w:r>
+            <w:pPr>
+              <w:ind/>
+              <w:jc w:val="left"/>
+              <w:rPr>
+                <w:rFonts w:ascii="Times New Roman" w:hAnsi="Times New Roman"/>
+              </w:rPr>
+            </w:pPr>
+            <w:r>
+              <w:rPr>
+                <w:rFonts w:ascii="Times New Roman" w:hAnsi="Times New Roman"/>
+              </w:rPr>
               <w:t>функция для выбора действий с полиномами</w:t>
             </w:r>
           </w:p>
@@ -4389,6 +4929,7 @@
               <w:widowControl w:val="1"/>
               <w:spacing w:after="120" w:before="120"/>
               <w:ind w:firstLine="0" w:left="120" w:right="120"/>
+              <w:jc w:val="left"/>
               <w:rPr>
                 <w:rFonts w:ascii="Times New Roman" w:hAnsi="Times New Roman"/>
                 <w:color w:val="000000"/>
@@ -4416,7 +4957,17 @@
             </w:tcBorders>
           </w:tcPr>
           <w:p>
-            <w:r>
+            <w:pPr>
+              <w:ind/>
+              <w:jc w:val="left"/>
+              <w:rPr>
+                <w:rFonts w:ascii="Times New Roman" w:hAnsi="Times New Roman"/>
+              </w:rPr>
+            </w:pPr>
+            <w:r>
+              <w:rPr>
+                <w:rFonts w:ascii="Times New Roman" w:hAnsi="Times New Roman"/>
+              </w:rPr>
               <w:t>функция сложения</w:t>
             </w:r>
           </w:p>
@@ -4441,6 +4992,7 @@
               <w:widowControl w:val="1"/>
               <w:spacing w:after="120" w:before="120"/>
               <w:ind w:firstLine="0" w:left="120" w:right="120"/>
+              <w:jc w:val="left"/>
               <w:rPr>
                 <w:rFonts w:ascii="Times New Roman" w:hAnsi="Times New Roman"/>
                 <w:color w:val="000000"/>
@@ -4468,7 +5020,17 @@
             </w:tcBorders>
           </w:tcPr>
           <w:p>
-            <w:r>
+            <w:pPr>
+              <w:ind/>
+              <w:jc w:val="left"/>
+              <w:rPr>
+                <w:rFonts w:ascii="Times New Roman" w:hAnsi="Times New Roman"/>
+              </w:rPr>
+            </w:pPr>
+            <w:r>
+              <w:rPr>
+                <w:rFonts w:ascii="Times New Roman" w:hAnsi="Times New Roman"/>
+              </w:rPr>
               <w:t>функция вычитания</w:t>
             </w:r>
           </w:p>
@@ -4493,6 +5055,7 @@
               <w:widowControl w:val="1"/>
               <w:spacing w:after="120" w:before="120"/>
               <w:ind w:firstLine="0" w:left="120" w:right="120"/>
+              <w:jc w:val="left"/>
               <w:rPr>
                 <w:rFonts w:ascii="Times New Roman" w:hAnsi="Times New Roman"/>
                 <w:color w:val="000000"/>
@@ -4520,7 +5083,17 @@
             </w:tcBorders>
           </w:tcPr>
           <w:p>
-            <w:r>
+            <w:pPr>
+              <w:ind/>
+              <w:jc w:val="left"/>
+              <w:rPr>
+                <w:rFonts w:ascii="Times New Roman" w:hAnsi="Times New Roman"/>
+              </w:rPr>
+            </w:pPr>
+            <w:r>
+              <w:rPr>
+                <w:rFonts w:ascii="Times New Roman" w:hAnsi="Times New Roman"/>
+              </w:rPr>
               <w:t>функция умножения</w:t>
             </w:r>
           </w:p>
@@ -4545,6 +5118,7 @@
               <w:widowControl w:val="1"/>
               <w:spacing w:after="120" w:before="120"/>
               <w:ind w:firstLine="0" w:left="120" w:right="120"/>
+              <w:jc w:val="left"/>
               <w:rPr>
                 <w:rFonts w:ascii="Times New Roman" w:hAnsi="Times New Roman"/>
                 <w:color w:val="000000"/>
@@ -4572,7 +5146,17 @@
             </w:tcBorders>
           </w:tcPr>
           <w:p>
-            <w:r>
+            <w:pPr>
+              <w:ind/>
+              <w:jc w:val="left"/>
+              <w:rPr>
+                <w:rFonts w:ascii="Times New Roman" w:hAnsi="Times New Roman"/>
+              </w:rPr>
+            </w:pPr>
+            <w:r>
+              <w:rPr>
+                <w:rFonts w:ascii="Times New Roman" w:hAnsi="Times New Roman"/>
+              </w:rPr>
               <w:t>функция сложения в другом порядке</w:t>
             </w:r>
           </w:p>
@@ -4597,6 +5181,7 @@
               <w:widowControl w:val="1"/>
               <w:spacing w:after="120" w:before="120"/>
               <w:ind w:firstLine="0" w:left="120" w:right="120"/>
+              <w:jc w:val="left"/>
               <w:rPr>
                 <w:rFonts w:ascii="Times New Roman" w:hAnsi="Times New Roman"/>
                 <w:color w:val="000000"/>
@@ -4624,7 +5209,17 @@
             </w:tcBorders>
           </w:tcPr>
           <w:p>
-            <w:r>
+            <w:pPr>
+              <w:ind/>
+              <w:jc w:val="left"/>
+              <w:rPr>
+                <w:rFonts w:ascii="Times New Roman" w:hAnsi="Times New Roman"/>
+              </w:rPr>
+            </w:pPr>
+            <w:r>
+              <w:rPr>
+                <w:rFonts w:ascii="Times New Roman" w:hAnsi="Times New Roman"/>
+              </w:rPr>
               <w:t>функция вычитание в другом порядке</w:t>
             </w:r>
           </w:p>
@@ -4633,6 +5228,8 @@
     </w:tbl>
     <w:p>
       <w:pPr>
+        <w:ind/>
+        <w:jc w:val="left"/>
         <w:rPr>
           <w:rFonts w:ascii="Times New Roman" w:hAnsi="Times New Roman"/>
           <w:color w:val="008080"/>
@@ -4642,6 +5239,8 @@
     </w:p>
     <w:p>
       <w:pPr>
+        <w:ind/>
+        <w:jc w:val="left"/>
         <w:rPr>
           <w:rFonts w:ascii="Times New Roman" w:hAnsi="Times New Roman"/>
           <w:color w:val="008080"/>
@@ -4649,9 +5248,19 @@
         </w:rPr>
       </w:pPr>
     </w:p>
-    <w:p/>
-    <w:p>
-      <w:pPr>
+    <w:p>
+      <w:pPr>
+        <w:ind/>
+        <w:jc w:val="left"/>
+        <w:rPr>
+          <w:rFonts w:ascii="Times New Roman" w:hAnsi="Times New Roman"/>
+        </w:rPr>
+      </w:pPr>
+    </w:p>
+    <w:p>
+      <w:pPr>
+        <w:ind/>
+        <w:jc w:val="left"/>
         <w:rPr>
           <w:rFonts w:ascii="Times New Roman" w:hAnsi="Times New Roman"/>
           <w:color w:val="008080"/>
@@ -4661,6 +5270,8 @@
     </w:p>
     <w:p>
       <w:pPr>
+        <w:ind/>
+        <w:jc w:val="left"/>
         <w:rPr>
           <w:rFonts w:ascii="Times New Roman" w:hAnsi="Times New Roman"/>
           <w:color w:val="008080"/>
@@ -4668,9 +5279,19 @@
         </w:rPr>
       </w:pPr>
     </w:p>
-    <w:p/>
-    <w:p>
-      <w:pPr>
+    <w:p>
+      <w:pPr>
+        <w:ind/>
+        <w:jc w:val="left"/>
+        <w:rPr>
+          <w:rFonts w:ascii="Times New Roman" w:hAnsi="Times New Roman"/>
+        </w:rPr>
+      </w:pPr>
+    </w:p>
+    <w:p>
+      <w:pPr>
+        <w:ind/>
+        <w:jc w:val="left"/>
         <w:rPr>
           <w:rFonts w:ascii="Times New Roman" w:hAnsi="Times New Roman"/>
           <w:color w:val="008080"/>
@@ -4680,6 +5301,8 @@
     </w:p>
     <w:p>
       <w:pPr>
+        <w:ind/>
+        <w:jc w:val="left"/>
         <w:rPr>
           <w:rFonts w:ascii="Times New Roman" w:hAnsi="Times New Roman"/>
           <w:color w:val="008080"/>
@@ -4688,7 +5311,7 @@
       </w:pPr>
     </w:p>
     <w:p>
-      <w:bookmarkStart w:id="10" w:name="__RefHeading___7"/>
+      <w:bookmarkStart w:id="10" w:name="__RefHeading___686"/>
       <w:bookmarkEnd w:id="10"/>
       <w:pPr>
         <w:pStyle w:val="Style_8"/>
@@ -4698,19 +5321,27 @@
           <w:numId w:val="1"/>
         </w:numPr>
         <w:ind/>
-        <w:jc w:val="both"/>
-      </w:pPr>
-      <w:r>
-        <w:rPr>
+        <w:jc w:val="left"/>
+        <w:rPr>
+          <w:rFonts w:ascii="Times New Roman" w:hAnsi="Times New Roman"/>
+        </w:rPr>
+      </w:pPr>
+      <w:r>
+        <w:rPr>
+          <w:rFonts w:ascii="Times New Roman" w:hAnsi="Times New Roman"/>
           <w:i w:val="0"/>
         </w:rPr>
         <w:t>Описание</w:t>
       </w:r>
       <w:r>
+        <w:rPr>
+          <w:rFonts w:ascii="Times New Roman" w:hAnsi="Times New Roman"/>
+        </w:rPr>
         <w:t xml:space="preserve"> </w:t>
       </w:r>
       <w:r>
         <w:rPr>
+          <w:rFonts w:ascii="Times New Roman" w:hAnsi="Times New Roman"/>
           <w:i w:val="0"/>
         </w:rPr>
         <w:t>алгоритмов</w:t>
@@ -4718,476 +5349,673 @@
     </w:p>
     <w:p>
       <w:pPr>
-        <w:widowControl w:val="1"/>
-        <w:spacing w:after="260"/>
-        <w:ind/>
-        <w:rPr>
+        <w:spacing w:after="240" w:before="240"/>
+        <w:ind w:firstLine="0" w:left="0" w:right="0"/>
+        <w:jc w:val="left"/>
+      </w:pPr>
+      <w:r>
+        <w:rPr>
+          <w:rFonts w:ascii="Times New Roman" w:hAnsi="Times New Roman"/>
           <w:b w:val="1"/>
-        </w:rPr>
-      </w:pPr>
-      <w:r>
-        <w:rPr>
+          <w:i w:val="0"/>
+          <w:strike w:val="0"/>
+          <w:color w:val="000000"/>
+          <w:sz w:val="24"/>
+          <w:u/>
+        </w:rPr>
+        <w:t>Алгоритм ввода полинома:</w:t>
+      </w:r>
+    </w:p>
+    <w:p>
+      <w:pPr>
+        <w:spacing w:after="240" w:before="240"/>
+        <w:ind w:firstLine="0" w:left="0" w:right="0"/>
+        <w:jc w:val="left"/>
+      </w:pPr>
+      <w:r>
+        <w:rPr>
+          <w:rFonts w:ascii="Times New Roman" w:hAnsi="Times New Roman"/>
+          <w:b w:val="0"/>
+          <w:i w:val="0"/>
+          <w:strike w:val="0"/>
+          <w:color w:val="000000"/>
+          <w:sz w:val="24"/>
+          <w:u/>
+        </w:rPr>
+        <w:t>1)Пользователь попорядку вводит сначала коэффициент затем степени неизвестных, каждая степень проверяется на корректность по следующим критериям: Это цифра? от 0 до 9? если нет то ошибка.</w:t>
+      </w:r>
+    </w:p>
+    <w:p>
+      <w:pPr>
+        <w:spacing w:after="240" w:before="240"/>
+        <w:ind w:firstLine="0" w:left="0" w:right="0"/>
+        <w:jc w:val="left"/>
+      </w:pPr>
+      <w:r>
+        <w:rPr>
+          <w:rFonts w:ascii="Times New Roman" w:hAnsi="Times New Roman"/>
+          <w:b w:val="0"/>
+          <w:i w:val="0"/>
+          <w:strike w:val="0"/>
+          <w:color w:val="000000"/>
+          <w:sz w:val="24"/>
+          <w:u/>
+        </w:rPr>
+        <w:t>2)Создается объект типа Node хранящий в себе пару -- степень и коэффициент и рассчитывается сумма степеней.</w:t>
+      </w:r>
+    </w:p>
+    <w:p>
+      <w:pPr>
+        <w:spacing w:after="240" w:before="240"/>
+        <w:ind w:firstLine="0" w:left="0" w:right="0"/>
+        <w:jc w:val="left"/>
+      </w:pPr>
+      <w:r>
+        <w:rPr>
+          <w:rFonts w:ascii="Times New Roman" w:hAnsi="Times New Roman"/>
+          <w:b w:val="0"/>
+          <w:i w:val="0"/>
+          <w:strike w:val="0"/>
+          <w:color w:val="000000"/>
+          <w:sz w:val="24"/>
+          <w:u/>
+        </w:rPr>
+        <w:t>3)Если моном первый то вставляется в начало, если уже есть мономы в полиноме, то идёт поиск правильного места, а именно по порядку сравниваются степени с новым мономом.</w:t>
+      </w:r>
+    </w:p>
+    <w:p>
+      <w:pPr>
+        <w:spacing w:after="240" w:before="240"/>
+        <w:ind w:firstLine="0" w:left="0" w:right="0"/>
+        <w:jc w:val="left"/>
+      </w:pPr>
+      <w:r>
+        <w:rPr>
+          <w:rFonts w:ascii="Times New Roman" w:hAnsi="Times New Roman"/>
+          <w:b w:val="0"/>
+          <w:i w:val="0"/>
+          <w:strike w:val="0"/>
+          <w:color w:val="000000"/>
+          <w:sz w:val="24"/>
+          <w:u/>
+        </w:rPr>
+        <w:t>4)Если степени совпадают, то коэффициент прибавляют уже к существующему моному.</w:t>
+      </w:r>
+    </w:p>
+    <w:p>
+      <w:pPr>
+        <w:spacing w:after="240" w:before="240"/>
+        <w:ind w:firstLine="0" w:left="0" w:right="0"/>
+        <w:jc w:val="left"/>
+      </w:pPr>
+      <w:r>
+        <w:rPr>
+          <w:rFonts w:ascii="Times New Roman" w:hAnsi="Times New Roman"/>
+          <w:b w:val="0"/>
+          <w:i w:val="0"/>
+          <w:strike w:val="0"/>
+          <w:color w:val="000000"/>
+          <w:sz w:val="24"/>
+          <w:u/>
+        </w:rPr>
+        <w:t>5)Если текущий элемент последний, вставка в конец.</w:t>
+      </w:r>
+    </w:p>
+    <w:p>
+      <w:pPr>
+        <w:spacing w:after="240" w:before="240"/>
+        <w:ind w:firstLine="0" w:left="0" w:right="0"/>
+        <w:jc w:val="left"/>
+      </w:pPr>
+      <w:r>
+        <w:rPr>
+          <w:rFonts w:ascii="Times New Roman" w:hAnsi="Times New Roman"/>
+          <w:b w:val="0"/>
+          <w:i w:val="0"/>
+          <w:strike w:val="0"/>
+          <w:color w:val="000000"/>
+          <w:sz w:val="24"/>
+          <w:u/>
+        </w:rPr>
+        <w:t xml:space="preserve">6)Если у текущего сумма степеней больше, а у следующего сумма степеней меньше, идёт вставка между ними. </w:t>
+      </w:r>
+    </w:p>
+    <w:p>
+      <w:pPr>
+        <w:spacing w:after="240" w:before="240"/>
+        <w:ind w:firstLine="0" w:left="0" w:right="0"/>
+        <w:jc w:val="left"/>
+        <w:rPr>
+          <w:rFonts w:ascii="Times New Roman" w:hAnsi="Times New Roman"/>
+          <w:b w:val="0"/>
+          <w:i w:val="0"/>
+          <w:strike w:val="0"/>
+          <w:color w:val="000000"/>
+          <w:sz w:val="24"/>
+          <w:u/>
+        </w:rPr>
+      </w:pPr>
+    </w:p>
+    <w:p>
+      <w:pPr>
+        <w:spacing w:after="240" w:before="240"/>
+        <w:ind w:firstLine="0" w:left="0" w:right="0"/>
+        <w:jc w:val="left"/>
+      </w:pPr>
+      <w:r>
+        <w:rPr>
+          <w:rFonts w:ascii="Times New Roman" w:hAnsi="Times New Roman"/>
           <w:b w:val="1"/>
-        </w:rPr>
-        <w:t>Алгоритм ввода полинома:</w:t>
-      </w:r>
-    </w:p>
-    <w:p>
-      <w:pPr>
-        <w:widowControl w:val="1"/>
-        <w:spacing w:after="260"/>
-        <w:ind/>
-      </w:pPr>
-      <w:r>
-        <w:t xml:space="preserve">1)Пользователь попорядку вводит сначала коэфицент затем степени неизвестных, какждая степень проверяется на коректность по следущим критериям: </w:t>
-      </w:r>
-      <w:r>
-        <w:t xml:space="preserve">Это цифра? </w:t>
-      </w:r>
-      <w:r>
-        <w:t xml:space="preserve">от 0 до 9? если нет то </w:t>
-      </w:r>
-      <w:r>
-        <w:t>ошибка.</w:t>
-      </w:r>
-    </w:p>
-    <w:p>
-      <w:pPr>
-        <w:widowControl w:val="1"/>
-        <w:spacing w:after="260"/>
-        <w:ind/>
-      </w:pPr>
-      <w:r>
-        <w:t>2)Создается объект типа Node хранящий в себе пару -- степень и коэфицент и  выщитывается сумма степеней.</w:t>
-      </w:r>
-    </w:p>
-    <w:p>
-      <w:pPr>
-        <w:widowControl w:val="1"/>
-        <w:spacing w:after="260"/>
-        <w:ind/>
-      </w:pPr>
-      <w:r>
-        <w:t xml:space="preserve">3)Если моном первый то вставляется в начало, если уже есть мономы в полиноме, то идёт поиск правильного места, а именно попорядку сравниваются степени с новым мономом. </w:t>
-      </w:r>
-    </w:p>
-    <w:p>
-      <w:pPr>
-        <w:widowControl w:val="1"/>
-        <w:spacing w:after="260"/>
-        <w:ind/>
-      </w:pPr>
-      <w:r>
-        <w:t>4)Если степени совпадают, то коэфицент прибавляют уже к существующему моному.</w:t>
-      </w:r>
-    </w:p>
-    <w:p>
-      <w:pPr>
-        <w:widowControl w:val="1"/>
-        <w:spacing w:after="260"/>
-        <w:ind/>
-      </w:pPr>
-      <w:r>
-        <w:t xml:space="preserve">5)Если текущий элеент последний, вставка в конец. </w:t>
-      </w:r>
-    </w:p>
-    <w:p>
-      <w:pPr>
-        <w:widowControl w:val="1"/>
-        <w:spacing w:after="260"/>
-        <w:ind/>
-      </w:pPr>
-      <w:r>
-        <w:t>6)Если у текущего сумма степеней больше, а у следущего сумма степеней меньше, идёт вставка между ними. (</w:t>
-      </w:r>
-      <w:r>
-        <w:t xml:space="preserve">Рис. 4.1 алгоритм ввода </w:t>
-      </w:r>
-      <w:r>
-        <w:t>Рис. 4.2 Проверка степени)</w:t>
-      </w:r>
-    </w:p>
-    <w:p>
-      <w:pPr>
-        <w:widowControl w:val="1"/>
-        <w:spacing w:after="160" w:line="259" w:lineRule="auto"/>
-        <w:ind w:firstLine="0" w:left="0"/>
-        <w:jc w:val="left"/>
-        <w:rPr>
+          <w:i w:val="0"/>
+          <w:strike w:val="0"/>
+          <w:color w:val="000000"/>
+          <w:sz w:val="24"/>
+          <w:u/>
+        </w:rPr>
+        <w:t>Алгоритм сложения полиномов c помощью слияния:</w:t>
+      </w:r>
+    </w:p>
+    <w:p>
+      <w:pPr>
+        <w:spacing w:after="240" w:before="240"/>
+        <w:ind w:firstLine="0" w:left="0" w:right="0"/>
+        <w:jc w:val="left"/>
+      </w:pPr>
+      <w:r>
+        <w:rPr>
+          <w:rFonts w:ascii="Times New Roman" w:hAnsi="Times New Roman"/>
+          <w:b w:val="0"/>
+          <w:i w:val="0"/>
+          <w:strike w:val="0"/>
+          <w:color w:val="000000"/>
+          <w:sz w:val="24"/>
+          <w:u/>
+        </w:rPr>
+        <w:t>1)Создается новый полином куда будет записываться результат</w:t>
+      </w:r>
+    </w:p>
+    <w:p>
+      <w:pPr>
+        <w:spacing w:after="240" w:before="240"/>
+        <w:ind w:firstLine="0" w:left="0" w:right="0"/>
+        <w:jc w:val="left"/>
+      </w:pPr>
+      <w:r>
+        <w:rPr>
+          <w:rFonts w:ascii="Times New Roman" w:hAnsi="Times New Roman"/>
+          <w:b w:val="0"/>
+          <w:i w:val="0"/>
+          <w:strike w:val="0"/>
+          <w:color w:val="000000"/>
+          <w:sz w:val="24"/>
+          <w:u/>
+        </w:rPr>
+        <w:t>2) Проходимся сразу по 2 массивам, с помощью итераторов</w:t>
+      </w:r>
+    </w:p>
+    <w:p>
+      <w:pPr>
+        <w:spacing w:after="240" w:before="240"/>
+        <w:ind w:firstLine="0" w:left="0" w:right="0"/>
+        <w:jc w:val="left"/>
+      </w:pPr>
+      <w:r>
+        <w:rPr>
+          <w:rFonts w:ascii="Times New Roman" w:hAnsi="Times New Roman"/>
+          <w:b w:val="0"/>
+          <w:i w:val="0"/>
+          <w:strike w:val="0"/>
+          <w:color w:val="000000"/>
+          <w:sz w:val="24"/>
+          <w:u/>
+        </w:rPr>
+        <w:t>3)Если степени мономов у 1 и 2 полинома совпадают, добавляем в результат их сумму(если она не равна нулю) двигаем оба итератора</w:t>
+      </w:r>
+      <w:r>
+        <w:br/>
+      </w:r>
+      <w:r>
+        <w:rPr>
+          <w:rFonts w:ascii="Times New Roman" w:hAnsi="Times New Roman"/>
+          <w:b w:val="0"/>
+          <w:i w:val="0"/>
+          <w:strike w:val="0"/>
+          <w:color w:val="000000"/>
+          <w:sz w:val="24"/>
+          <w:u/>
+        </w:rPr>
+        <w:t>4)Если степень текущего монома одного из полиномов больше другого, добавляем его в результат и двигаем итератор</w:t>
+      </w:r>
+      <w:r>
+        <w:br/>
+      </w:r>
+      <w:r>
+        <w:rPr>
+          <w:rFonts w:ascii="Times New Roman" w:hAnsi="Times New Roman"/>
+          <w:b w:val="0"/>
+          <w:i w:val="0"/>
+          <w:strike w:val="0"/>
+          <w:color w:val="000000"/>
+          <w:sz w:val="24"/>
+          <w:u/>
+        </w:rPr>
+        <w:t>5) если в одном из полиномов остались не добавленные элементы, по очереди добавляем их в результат.</w:t>
+      </w:r>
+    </w:p>
+    <w:p>
+      <w:pPr>
+        <w:spacing w:after="240" w:before="240"/>
+        <w:ind w:firstLine="0" w:left="0" w:right="0"/>
+        <w:jc w:val="left"/>
+        <w:rPr>
+          <w:rFonts w:ascii="Times New Roman" w:hAnsi="Times New Roman"/>
+          <w:b w:val="0"/>
+          <w:i w:val="0"/>
+          <w:strike w:val="0"/>
+          <w:color w:val="000000"/>
+          <w:sz w:val="24"/>
+          <w:u/>
+        </w:rPr>
+      </w:pPr>
+    </w:p>
+    <w:p>
+      <w:pPr>
+        <w:spacing w:after="240" w:before="240"/>
+        <w:ind w:firstLine="0" w:left="0" w:right="0"/>
+        <w:jc w:val="left"/>
+      </w:pPr>
+      <w:r>
+        <w:rPr>
+          <w:rFonts w:ascii="Times New Roman" w:hAnsi="Times New Roman"/>
           <w:b w:val="1"/>
-          <w:sz w:val="24"/>
-        </w:rPr>
-      </w:pPr>
-      <w:r>
-        <w:rPr>
+          <w:i w:val="0"/>
+          <w:strike w:val="0"/>
+          <w:color w:val="000000"/>
+          <w:sz w:val="24"/>
+          <w:u/>
+        </w:rPr>
+        <w:t>Алгоритм вычитания полиномов:</w:t>
+      </w:r>
+    </w:p>
+    <w:p>
+      <w:pPr>
+        <w:spacing w:after="240" w:before="240"/>
+        <w:ind w:firstLine="0" w:left="0" w:right="0"/>
+        <w:jc w:val="left"/>
+      </w:pPr>
+      <w:r>
+        <w:rPr>
+          <w:rFonts w:ascii="Times New Roman" w:hAnsi="Times New Roman"/>
+          <w:b w:val="0"/>
+          <w:i w:val="0"/>
+          <w:strike w:val="0"/>
+          <w:color w:val="000000"/>
+          <w:sz w:val="24"/>
+          <w:u/>
+        </w:rPr>
+        <w:t>Реализовано через умножение второго полинома на (-1) и сложение обоих</w:t>
+      </w:r>
+      <w:r>
+        <w:rPr>
+          <w:b w:val="0"/>
+        </w:rPr>
+        <w:t xml:space="preserve"> </w:t>
+      </w:r>
+    </w:p>
+    <w:p>
+      <w:pPr>
+        <w:spacing w:after="240" w:before="240"/>
+        <w:ind w:firstLine="0" w:left="0" w:right="0"/>
+        <w:jc w:val="left"/>
+        <w:rPr>
+          <w:rFonts w:ascii="Times New Roman" w:hAnsi="Times New Roman"/>
+          <w:b w:val="0"/>
+          <w:i w:val="0"/>
+          <w:strike w:val="0"/>
+          <w:color w:val="000000"/>
+          <w:sz w:val="24"/>
+          <w:u/>
+        </w:rPr>
+      </w:pPr>
+    </w:p>
+    <w:p>
+      <w:pPr>
+        <w:spacing w:after="240" w:before="240"/>
+        <w:ind w:firstLine="0" w:left="0" w:right="0"/>
+        <w:jc w:val="left"/>
+        <w:rPr>
+          <w:rFonts w:ascii="Times New Roman" w:hAnsi="Times New Roman"/>
+          <w:b w:val="0"/>
+          <w:i w:val="0"/>
+          <w:strike w:val="0"/>
+          <w:color w:val="000000"/>
+          <w:sz w:val="24"/>
+          <w:u/>
+        </w:rPr>
+      </w:pPr>
+    </w:p>
+    <w:p>
+      <w:pPr>
+        <w:spacing w:after="240" w:before="240"/>
+        <w:ind w:firstLine="0" w:left="0" w:right="0"/>
+        <w:jc w:val="left"/>
+      </w:pPr>
+    </w:p>
+    <w:p>
+      <w:pPr>
+        <w:spacing w:after="240" w:before="240"/>
+        <w:ind w:firstLine="0" w:left="0" w:right="0"/>
+        <w:jc w:val="left"/>
+        <w:rPr>
+          <w:rFonts w:ascii="Times New Roman" w:hAnsi="Times New Roman"/>
+          <w:b w:val="0"/>
+          <w:i w:val="0"/>
+          <w:strike w:val="0"/>
+          <w:color w:val="000000"/>
+          <w:sz w:val="24"/>
+          <w:u/>
+        </w:rPr>
+      </w:pPr>
+    </w:p>
+    <w:p>
+      <w:pPr>
+        <w:spacing w:after="240" w:before="240"/>
+        <w:ind w:firstLine="0" w:left="0" w:right="0"/>
+        <w:jc w:val="left"/>
+        <w:rPr>
+          <w:rFonts w:ascii="Times New Roman" w:hAnsi="Times New Roman"/>
+          <w:b w:val="0"/>
+          <w:i w:val="0"/>
+          <w:strike w:val="0"/>
+          <w:color w:val="000000"/>
+          <w:sz w:val="24"/>
+          <w:u/>
+        </w:rPr>
+      </w:pPr>
+    </w:p>
+    <w:p>
+      <w:pPr>
+        <w:spacing w:after="240" w:before="240"/>
+        <w:ind w:firstLine="0" w:left="0" w:right="0"/>
+        <w:jc w:val="left"/>
+      </w:pPr>
+    </w:p>
+    <w:p>
+      <w:pPr>
+        <w:spacing w:after="240" w:before="240"/>
+        <w:ind w:firstLine="0" w:left="0" w:right="0"/>
+        <w:jc w:val="left"/>
+        <w:rPr>
+          <w:rFonts w:ascii="Times New Roman" w:hAnsi="Times New Roman"/>
+          <w:b w:val="0"/>
+          <w:i w:val="0"/>
+          <w:strike w:val="0"/>
+          <w:color w:val="000000"/>
+          <w:sz w:val="24"/>
+          <w:u/>
+        </w:rPr>
+      </w:pPr>
+    </w:p>
+    <w:p>
+      <w:pPr>
+        <w:spacing w:after="240" w:before="240"/>
+        <w:ind w:firstLine="0" w:left="0" w:right="0"/>
+        <w:jc w:val="left"/>
+      </w:pPr>
+      <w:r>
+        <w:rPr>
+          <w:rFonts w:ascii="Times New Roman" w:hAnsi="Times New Roman"/>
           <w:b w:val="1"/>
-          <w:sz w:val="24"/>
-        </w:rPr>
-        <w:t>Алгоритм сложения полиномов c помощью слияния:</w:t>
-      </w:r>
-    </w:p>
-    <w:p>
-      <w:pPr>
-        <w:widowControl w:val="1"/>
-        <w:spacing w:after="160" w:line="259" w:lineRule="auto"/>
-        <w:ind w:firstLine="0" w:left="709"/>
-        <w:jc w:val="left"/>
-        <w:rPr>
+          <w:i w:val="0"/>
+          <w:strike w:val="0"/>
+          <w:color w:val="000000"/>
+          <w:sz w:val="24"/>
+          <w:u/>
+        </w:rPr>
+        <w:t>Алгоритм умножения двух полиномов</w:t>
+      </w:r>
+    </w:p>
+    <w:p>
+      <w:pPr>
+        <w:spacing w:after="240" w:before="240"/>
+        <w:ind w:firstLine="0" w:left="0" w:right="0"/>
+        <w:jc w:val="left"/>
+      </w:pPr>
+      <w:r>
+        <w:rPr>
+          <w:rFonts w:ascii="Times New Roman" w:hAnsi="Times New Roman"/>
+          <w:b w:val="0"/>
+          <w:i w:val="0"/>
+          <w:strike w:val="0"/>
+          <w:color w:val="000000"/>
+          <w:sz w:val="24"/>
+          <w:u/>
+        </w:rPr>
+        <w:t>1) Создаем полином для записи результатов</w:t>
+      </w:r>
+    </w:p>
+    <w:p>
+      <w:pPr>
+        <w:spacing w:after="240" w:before="240"/>
+        <w:ind w:firstLine="0" w:left="0" w:right="0"/>
+        <w:jc w:val="left"/>
+      </w:pPr>
+      <w:r>
+        <w:rPr>
+          <w:rFonts w:ascii="Times New Roman" w:hAnsi="Times New Roman"/>
+          <w:b w:val="0"/>
+          <w:i w:val="0"/>
+          <w:strike w:val="0"/>
+          <w:color w:val="000000"/>
+          <w:sz w:val="24"/>
+          <w:u/>
+        </w:rPr>
+        <w:t>2)По Порядку брем мономы из первого полинома и каждый умножаем на все мономы второго полинома.</w:t>
+      </w:r>
+    </w:p>
+    <w:p>
+      <w:pPr>
+        <w:spacing w:after="240" w:before="240"/>
+        <w:ind w:firstLine="0" w:left="0" w:right="0"/>
+        <w:jc w:val="left"/>
+      </w:pPr>
+      <w:r>
+        <w:rPr>
+          <w:rFonts w:ascii="Times New Roman" w:hAnsi="Times New Roman"/>
+          <w:b w:val="0"/>
+          <w:i w:val="0"/>
+          <w:strike w:val="0"/>
+          <w:color w:val="000000"/>
+          <w:sz w:val="24"/>
+          <w:u/>
+        </w:rPr>
+        <w:t>3) Перед умножением проверяем не превышает ли степень переменной 9 и выполняем действие.</w:t>
+      </w:r>
+    </w:p>
+    <w:p>
+      <w:pPr>
+        <w:spacing w:after="240" w:before="240"/>
+        <w:ind w:firstLine="0" w:left="0" w:right="0"/>
+        <w:jc w:val="left"/>
+      </w:pPr>
+      <w:r>
+        <w:rPr>
+          <w:rFonts w:ascii="Times New Roman" w:hAnsi="Times New Roman"/>
+          <w:b w:val="0"/>
+          <w:i w:val="0"/>
+          <w:strike w:val="0"/>
+          <w:color w:val="000000"/>
+          <w:sz w:val="24"/>
+          <w:u/>
+        </w:rPr>
+        <w:t>4)Ищем место для вставки сравнивая сумму степеней получившегося и текущего монома</w:t>
+      </w:r>
+    </w:p>
+    <w:p>
+      <w:pPr>
+        <w:spacing w:after="240" w:before="240"/>
+        <w:ind w:firstLine="0" w:left="0" w:right="0"/>
+        <w:jc w:val="left"/>
+        <w:rPr>
+          <w:rFonts w:ascii="Times New Roman" w:hAnsi="Times New Roman"/>
+          <w:b w:val="0"/>
+          <w:i w:val="0"/>
+          <w:strike w:val="0"/>
+          <w:color w:val="000000"/>
+          <w:sz w:val="24"/>
+          <w:u/>
+        </w:rPr>
+      </w:pPr>
+    </w:p>
+    <w:p>
+      <w:pPr>
+        <w:spacing w:after="240" w:before="240"/>
+        <w:ind w:firstLine="0" w:left="0" w:right="0"/>
+        <w:jc w:val="left"/>
+      </w:pPr>
+      <w:r>
+        <w:rPr>
+          <w:rFonts w:ascii="Times New Roman" w:hAnsi="Times New Roman"/>
           <w:b w:val="1"/>
-          <w:sz w:val="32"/>
-        </w:rPr>
-      </w:pPr>
-      <w:r>
-        <w:rPr>
-          <w:b w:val="0"/>
-          <w:sz w:val="24"/>
-        </w:rPr>
-        <w:t>1)Создается новый полином куда будет записываться результат</w:t>
-      </w:r>
-    </w:p>
-    <w:p>
-      <w:pPr>
-        <w:widowControl w:val="1"/>
-        <w:spacing w:after="160" w:line="259" w:lineRule="auto"/>
-        <w:ind w:firstLine="0" w:left="709"/>
-        <w:jc w:val="left"/>
-        <w:rPr>
+          <w:i w:val="0"/>
+          <w:strike w:val="0"/>
+          <w:color w:val="000000"/>
+          <w:sz w:val="24"/>
+          <w:u/>
+        </w:rPr>
+        <w:t>Алгоритм умножения на константу</w:t>
+      </w:r>
+      <w:r>
+        <w:br/>
+      </w:r>
+      <w:r>
+        <w:t xml:space="preserve"> </w:t>
+      </w:r>
+      <w:r>
+        <w:rPr>
+          <w:rFonts w:ascii="Times New Roman" w:hAnsi="Times New Roman"/>
+          <w:b w:val="0"/>
+          <w:i w:val="0"/>
+          <w:strike w:val="0"/>
+          <w:color w:val="000000"/>
+          <w:sz w:val="24"/>
+          <w:u/>
+        </w:rPr>
+        <w:t xml:space="preserve">Создаем из числа полином и умножаем по прошлому алгоритму. </w:t>
+      </w:r>
+    </w:p>
+    <w:p>
+      <w:pPr>
+        <w:spacing w:after="240" w:before="240"/>
+        <w:ind w:firstLine="0" w:left="0" w:right="0"/>
+        <w:jc w:val="left"/>
+        <w:rPr>
+          <w:rFonts w:ascii="Times New Roman" w:hAnsi="Times New Roman"/>
+          <w:b w:val="0"/>
+          <w:i w:val="0"/>
+          <w:strike w:val="0"/>
+          <w:color w:val="000000"/>
+          <w:sz w:val="24"/>
+          <w:u/>
+        </w:rPr>
+      </w:pPr>
+    </w:p>
+    <w:p>
+      <w:pPr>
+        <w:spacing w:after="240" w:before="240"/>
+        <w:ind w:firstLine="0" w:left="0" w:right="0"/>
+        <w:jc w:val="left"/>
+      </w:pPr>
+      <w:r>
+        <w:rPr>
+          <w:rFonts w:ascii="Times New Roman" w:hAnsi="Times New Roman"/>
           <w:b w:val="1"/>
-          <w:sz w:val="32"/>
-        </w:rPr>
-      </w:pPr>
-      <w:r>
-        <w:rPr>
-          <w:b w:val="0"/>
-          <w:sz w:val="24"/>
-        </w:rPr>
-        <w:t>2) Проходимся сразу по 2 массивам, с помощью итерторов</w:t>
-      </w:r>
-    </w:p>
-    <w:p>
-      <w:pPr>
-        <w:widowControl w:val="1"/>
-        <w:spacing w:after="160" w:line="259" w:lineRule="auto"/>
-        <w:ind w:firstLine="0" w:left="709"/>
-        <w:jc w:val="left"/>
-        <w:rPr>
-          <w:b w:val="1"/>
-          <w:sz w:val="32"/>
-        </w:rPr>
-      </w:pPr>
-      <w:r>
-        <w:rPr>
-          <w:b w:val="0"/>
-          <w:sz w:val="24"/>
-        </w:rPr>
-        <w:t>3)Если степени мономов у 1 и 2 полинома совпадают, добавляем в результат их сумму(если она не равна нулю) двигаем оба итератора</w:t>
-      </w:r>
-      <w:r>
-        <w:rPr>
-          <w:b w:val="0"/>
-          <w:sz w:val="24"/>
-        </w:rPr>
+          <w:i w:val="0"/>
+          <w:strike w:val="0"/>
+          <w:color w:val="000000"/>
+          <w:sz w:val="24"/>
+          <w:u/>
+        </w:rPr>
+        <w:t>Алгоритм Сравнения</w:t>
+      </w:r>
+      <w:r>
         <w:br/>
       </w:r>
       <w:r>
-        <w:rPr>
-          <w:b w:val="0"/>
-          <w:sz w:val="24"/>
-        </w:rPr>
-        <w:t>4)Если степень текущего монома одногом из полиномов больше другого, добавляем его в результат и двигаем итератор</w:t>
-      </w:r>
-      <w:r>
-        <w:rPr>
-          <w:b w:val="0"/>
-          <w:sz w:val="24"/>
-        </w:rPr>
-        <w:br/>
-      </w:r>
-      <w:r>
-        <w:rPr>
-          <w:b w:val="0"/>
-          <w:sz w:val="24"/>
-        </w:rPr>
-        <w:t>5) если в одном из полиномов остались не добавленные элементы, поочереди добовляем их в резульат.(</w:t>
-      </w:r>
-      <w:r>
-        <w:t>Рис. 5 Слияние двух полиномов)</w:t>
-      </w:r>
-      <w:r>
-        <w:br/>
-      </w:r>
-    </w:p>
-    <w:p>
-      <w:pPr>
-        <w:widowControl w:val="1"/>
-        <w:spacing w:after="160" w:line="259" w:lineRule="auto"/>
-        <w:ind w:firstLine="0" w:left="0"/>
-        <w:jc w:val="left"/>
-        <w:rPr>
-          <w:b w:val="1"/>
-          <w:sz w:val="32"/>
-        </w:rPr>
-      </w:pPr>
-      <w:r>
-        <w:rPr>
-          <w:b w:val="1"/>
-          <w:sz w:val="24"/>
-        </w:rPr>
-        <w:t>Алгоритм вычитания полиномов:</w:t>
-      </w:r>
-    </w:p>
-    <w:p>
-      <w:pPr>
-        <w:widowControl w:val="1"/>
-        <w:spacing w:after="160" w:line="259" w:lineRule="auto"/>
-        <w:ind w:firstLine="0" w:left="1417"/>
-        <w:jc w:val="left"/>
-        <w:rPr>
-          <w:b w:val="1"/>
-          <w:sz w:val="32"/>
-        </w:rPr>
-      </w:pPr>
-      <w:r>
-        <w:rPr>
-          <w:b w:val="0"/>
-          <w:sz w:val="24"/>
-        </w:rPr>
-        <w:t>Реализованно через умнжение второго полинома на (-1) и сложение обоих</w:t>
-      </w:r>
-      <w:r>
-        <w:rPr>
-          <w:b w:val="1"/>
-          <w:sz w:val="32"/>
-        </w:rPr>
-        <w:t xml:space="preserve">      (</w:t>
-      </w:r>
-      <w:r>
-        <w:t>Рис. 6 Вычитание)</w:t>
-      </w:r>
-    </w:p>
-    <w:p>
-      <w:pPr>
-        <w:widowControl w:val="1"/>
-        <w:spacing w:after="160" w:line="259" w:lineRule="auto"/>
-        <w:ind w:firstLine="0" w:left="0"/>
-        <w:jc w:val="left"/>
-        <w:rPr>
-          <w:b w:val="1"/>
-        </w:rPr>
-      </w:pPr>
-      <w:r>
-        <w:rPr>
-          <w:b w:val="1"/>
-        </w:rPr>
-        <w:t xml:space="preserve">Алгоритм умнажения двух полиномов </w:t>
-      </w:r>
-    </w:p>
-    <w:p>
-      <w:pPr>
-        <w:widowControl w:val="1"/>
-        <w:spacing w:after="160" w:line="259" w:lineRule="auto"/>
-        <w:ind w:firstLine="0" w:left="0"/>
-        <w:jc w:val="left"/>
-        <w:rPr>
-          <w:b w:val="0"/>
-        </w:rPr>
-      </w:pPr>
-      <w:r>
-        <w:rPr>
-          <w:b w:val="1"/>
-        </w:rPr>
-        <w:tab/>
-      </w:r>
-      <w:r>
-        <w:rPr>
-          <w:b w:val="0"/>
-        </w:rPr>
-        <w:t>1) Создаем полином для записи рзультатов</w:t>
-      </w:r>
-    </w:p>
-    <w:p>
-      <w:pPr>
-        <w:widowControl w:val="1"/>
-        <w:spacing w:after="160" w:line="259" w:lineRule="auto"/>
-        <w:ind w:firstLine="0" w:left="0"/>
-        <w:jc w:val="left"/>
-        <w:rPr>
-          <w:b w:val="0"/>
-        </w:rPr>
-      </w:pPr>
-      <w:r>
-        <w:rPr>
-          <w:b w:val="0"/>
-        </w:rPr>
-        <w:tab/>
-      </w:r>
-      <w:r>
-        <w:rPr>
-          <w:b w:val="0"/>
-        </w:rPr>
-        <w:t>2)Попорядку брем мономы из первого полинома и каждый умножаем на все мономы второго полинома.</w:t>
-      </w:r>
-    </w:p>
-    <w:p>
-      <w:pPr>
-        <w:widowControl w:val="1"/>
-        <w:spacing w:after="160" w:line="259" w:lineRule="auto"/>
-        <w:ind w:firstLine="0" w:left="0"/>
-        <w:jc w:val="left"/>
-        <w:rPr>
-          <w:b w:val="0"/>
-        </w:rPr>
-      </w:pPr>
-      <w:r>
-        <w:rPr>
-          <w:b w:val="0"/>
-        </w:rPr>
-        <w:tab/>
-      </w:r>
-      <w:r>
-        <w:rPr>
-          <w:b w:val="0"/>
-        </w:rPr>
-        <w:t>3) Перед умножением провряем не привышает ли степень переменной 9 и выполняем действие.</w:t>
-      </w:r>
-    </w:p>
-    <w:p>
-      <w:pPr>
-        <w:widowControl w:val="1"/>
-        <w:spacing w:after="160" w:line="259" w:lineRule="auto"/>
-        <w:ind w:firstLine="0" w:left="0"/>
-        <w:jc w:val="left"/>
-        <w:rPr>
-          <w:b w:val="0"/>
-        </w:rPr>
-      </w:pPr>
-      <w:r>
-        <w:rPr>
-          <w:b w:val="0"/>
-        </w:rPr>
-        <w:tab/>
-      </w:r>
-      <w:r>
-        <w:rPr>
-          <w:b w:val="0"/>
-        </w:rPr>
-        <w:t>4)Ищем место для вставки сравнивая сумму степеней получившегося и текущего монома (</w:t>
-      </w:r>
-      <w:r>
-        <w:t>Рис. 7.1 Умножение</w:t>
-      </w:r>
-      <w:r>
-        <w:rPr>
-          <w:b w:val="0"/>
-        </w:rPr>
         <w:t xml:space="preserve"> </w:t>
       </w:r>
       <w:r>
-        <w:t>Рис. 7.2 Проверка степени)</w:t>
-      </w:r>
-    </w:p>
-    <w:p>
-      <w:pPr>
-        <w:widowControl w:val="1"/>
-        <w:spacing w:after="160" w:line="259" w:lineRule="auto"/>
-        <w:ind w:firstLine="0" w:left="0"/>
-        <w:jc w:val="left"/>
-      </w:pPr>
-      <w:r>
-        <w:rPr>
-          <w:b w:val="1"/>
-        </w:rPr>
-        <w:t>Алгоритм умножения на константу</w:t>
-      </w:r>
-      <w:r>
-        <w:br/>
-      </w:r>
-      <w:r>
-        <w:tab/>
-      </w:r>
-      <w:r>
-        <w:t>Создаем из числа полином и умнажаем по прошлому алгоритму.  (</w:t>
-      </w:r>
-      <w:r>
-        <w:t>Рис. 8 Умножение на константу)</w:t>
-      </w:r>
-    </w:p>
-    <w:p>
-      <w:pPr>
-        <w:widowControl w:val="1"/>
-        <w:spacing w:after="160" w:line="259" w:lineRule="auto"/>
-        <w:ind w:firstLine="0" w:left="0"/>
-        <w:jc w:val="left"/>
-      </w:pPr>
-      <w:r>
-        <w:rPr>
-          <w:b w:val="1"/>
-        </w:rPr>
-        <w:t>Алгоритм Сравнения</w:t>
-      </w:r>
-      <w:r>
-        <w:br/>
-      </w:r>
-      <w:r>
-        <w:tab/>
-      </w:r>
-      <w:r>
-        <w:t xml:space="preserve">1) Проходим двумя итераторами по обоим полиномам и создаем флаг true </w:t>
-      </w:r>
-    </w:p>
-    <w:p>
-      <w:pPr>
-        <w:widowControl w:val="1"/>
-        <w:spacing w:after="160" w:line="259" w:lineRule="auto"/>
-        <w:ind w:firstLine="0" w:left="0"/>
-        <w:jc w:val="left"/>
-      </w:pPr>
-      <w:r>
-        <w:tab/>
-      </w:r>
-      <w:r>
+        <w:rPr>
+          <w:rFonts w:ascii="Times New Roman" w:hAnsi="Times New Roman"/>
+          <w:b w:val="0"/>
+          <w:i w:val="0"/>
+          <w:strike w:val="0"/>
+          <w:color w:val="000000"/>
+          <w:sz w:val="24"/>
+          <w:u/>
+        </w:rPr>
+        <w:t>1) Проходим двумя итераторами по обоим полиномам и создаем флаг true</w:t>
+      </w:r>
+    </w:p>
+    <w:p>
+      <w:pPr>
+        <w:spacing w:after="240" w:before="240"/>
+        <w:ind w:firstLine="0" w:left="0" w:right="0"/>
+        <w:jc w:val="left"/>
+      </w:pPr>
+      <w:r>
+        <w:rPr>
+          <w:rFonts w:ascii="Times New Roman" w:hAnsi="Times New Roman"/>
+          <w:b w:val="0"/>
+          <w:i w:val="0"/>
+          <w:strike w:val="0"/>
+          <w:color w:val="000000"/>
+          <w:sz w:val="24"/>
+          <w:u/>
+        </w:rPr>
         <w:t>2) Ксли разыменованные операторы оказываются не равны обнавляем флаг на false</w:t>
       </w:r>
     </w:p>
     <w:p>
       <w:pPr>
-        <w:widowControl w:val="1"/>
-        <w:spacing w:after="160" w:line="259" w:lineRule="auto"/>
-        <w:ind w:firstLine="0" w:left="0"/>
-        <w:jc w:val="left"/>
-      </w:pPr>
-      <w:r>
-        <w:tab/>
-      </w:r>
-      <w:r>
-        <w:t xml:space="preserve">3)Если 1 из полиномов закончился, а второй нет, обнавляем флаг на false </w:t>
-      </w:r>
-    </w:p>
-    <w:p>
-      <w:pPr>
-        <w:widowControl w:val="1"/>
-        <w:spacing w:after="160" w:line="259" w:lineRule="auto"/>
-        <w:ind w:firstLine="0" w:left="0"/>
-        <w:jc w:val="left"/>
-      </w:pPr>
-      <w:r>
-        <w:tab/>
-      </w:r>
-      <w:r>
-        <w:t>4) Возвр</w:t>
-      </w:r>
-      <w:r>
-        <w:t>ащаем флаг (</w:t>
-      </w:r>
-      <w:r>
-        <w:t>Рис. 9 Сравненние)</w:t>
-      </w:r>
-      <w:r>
-        <w:br/>
-      </w:r>
-    </w:p>
-    <w:p>
-      <w:bookmarkStart w:id="11" w:name="__RefHeading___8"/>
+        <w:spacing w:after="240" w:before="240"/>
+        <w:ind w:firstLine="0" w:left="0" w:right="0"/>
+        <w:jc w:val="left"/>
+      </w:pPr>
+      <w:r>
+        <w:rPr>
+          <w:rFonts w:ascii="Times New Roman" w:hAnsi="Times New Roman"/>
+          <w:b w:val="0"/>
+          <w:i w:val="0"/>
+          <w:strike w:val="0"/>
+          <w:color w:val="000000"/>
+          <w:sz w:val="24"/>
+          <w:u/>
+        </w:rPr>
+        <w:t>3)Если 1 из полиномов закончился, а второй нет, обновляем флаг на false</w:t>
+      </w:r>
+    </w:p>
+    <w:p>
+      <w:pPr>
+        <w:spacing w:after="240" w:before="240"/>
+        <w:ind w:firstLine="0" w:left="0" w:right="0"/>
+        <w:jc w:val="left"/>
+      </w:pPr>
+      <w:r>
+        <w:rPr>
+          <w:rFonts w:ascii="Times New Roman" w:hAnsi="Times New Roman"/>
+          <w:b w:val="0"/>
+          <w:i w:val="0"/>
+          <w:strike w:val="0"/>
+          <w:color w:val="000000"/>
+          <w:sz w:val="24"/>
+          <w:u/>
+        </w:rPr>
+        <w:t xml:space="preserve">4) Возвращаем флаг </w:t>
+      </w:r>
+    </w:p>
+    <w:p>
+      <w:bookmarkStart w:id="11" w:name="__RefHeading___687"/>
       <w:bookmarkEnd w:id="11"/>
       <w:pPr>
         <w:pStyle w:val="Style_7"/>
@@ -5195,39 +6023,425 @@
           <w:ilvl w:val="0"/>
           <w:numId w:val="1"/>
         </w:numPr>
-      </w:pPr>
-      <w:r>
+        <w:ind/>
+        <w:jc w:val="left"/>
+        <w:rPr>
+          <w:rFonts w:ascii="Times New Roman" w:hAnsi="Times New Roman"/>
+        </w:rPr>
+      </w:pPr>
+      <w:r>
+        <w:br/>
+      </w:r>
+      <w:r>
+        <w:rPr>
+          <w:rFonts w:ascii="Times New Roman" w:hAnsi="Times New Roman"/>
+        </w:rPr>
         <w:t>Результаты экспериментов</w:t>
       </w:r>
       <w:r>
+        <w:rPr>
+          <w:rFonts w:ascii="Times New Roman" w:hAnsi="Times New Roman"/>
+        </w:rPr>
         <w:t xml:space="preserve"> и тестирования  </w:t>
       </w:r>
     </w:p>
     <w:p>
       <w:pPr>
-        <w:pStyle w:val="Style_10"/>
-      </w:pPr>
-      <w:r>
-        <w:t xml:space="preserve">Для проверки коректности написанно несколько автоматических тестов. </w:t>
-      </w:r>
-    </w:p>
-    <w:p>
-      <w:pPr>
-        <w:pStyle w:val="Style_10"/>
-      </w:pPr>
-    </w:p>
-    <w:p>
-      <w:pPr>
-        <w:pStyle w:val="Style_10"/>
-        <w:numPr>
-          <w:numId w:val="2"/>
-        </w:numPr>
-      </w:pPr>
-      <w:r>
-        <w:t>Проверка на правильное копирывание List. С помощью push_front cоздаётся список, копируется в новый List и проверяется на полное совпадение (</w:t>
-      </w:r>
-      <w:r>
-        <w:t>Рис. 10 Тест копирывания)</w:t>
+        <w:spacing w:after="240" w:before="240"/>
+        <w:ind w:firstLine="0" w:left="0" w:right="0"/>
+        <w:jc w:val="left"/>
+      </w:pPr>
+      <w:r>
+        <w:rPr>
+          <w:rFonts w:ascii="Times New Roman" w:hAnsi="Times New Roman"/>
+          <w:b w:val="0"/>
+          <w:i w:val="0"/>
+          <w:strike w:val="0"/>
+          <w:color w:val="000000"/>
+          <w:sz w:val="24"/>
+          <w:u/>
+        </w:rPr>
+        <w:t>Для проверки корректности написано несколько автоматических тестов.</w:t>
+      </w:r>
+    </w:p>
+    <w:p>
+      <w:pPr>
+        <w:spacing w:after="0" w:before="240"/>
+        <w:ind w:firstLine="0" w:left="0" w:right="0"/>
+        <w:jc w:val="left"/>
+        <w:rPr>
+          <w:rFonts w:ascii="Times New Roman" w:hAnsi="Times New Roman"/>
+          <w:b w:val="0"/>
+          <w:i w:val="0"/>
+          <w:strike w:val="0"/>
+          <w:color w:val="000000"/>
+          <w:sz w:val="24"/>
+          <w:u/>
+        </w:rPr>
+      </w:pPr>
+      <w:r>
+        <w:rPr>
+          <w:rFonts w:ascii="Times New Roman" w:hAnsi="Times New Roman"/>
+          <w:b w:val="0"/>
+          <w:i w:val="0"/>
+          <w:strike w:val="0"/>
+          <w:color w:val="000000"/>
+          <w:sz w:val="24"/>
+          <w:u/>
+        </w:rPr>
+        <w:t xml:space="preserve">1)Проверка на правильное копирование List. С помощью push_front создается список, копируется в новый List и проверяется на полное совпадение </w:t>
+      </w:r>
+    </w:p>
+    <w:p>
+      <w:pPr>
+        <w:spacing w:after="0" w:before="0"/>
+        <w:ind w:firstLine="0" w:left="0" w:right="0"/>
+        <w:jc w:val="left"/>
+        <w:rPr>
+          <w:rFonts w:ascii="Times New Roman" w:hAnsi="Times New Roman"/>
+          <w:b w:val="0"/>
+          <w:i w:val="0"/>
+          <w:strike w:val="0"/>
+          <w:color w:val="000000"/>
+          <w:sz w:val="24"/>
+          <w:u/>
+        </w:rPr>
+      </w:pPr>
+    </w:p>
+    <w:p>
+      <w:pPr>
+        <w:spacing w:after="0" w:before="0"/>
+        <w:ind w:firstLine="0" w:left="0" w:right="0"/>
+        <w:jc w:val="left"/>
+        <w:rPr>
+          <w:rFonts w:ascii="Times New Roman" w:hAnsi="Times New Roman"/>
+          <w:b w:val="0"/>
+          <w:i w:val="0"/>
+          <w:strike w:val="0"/>
+          <w:color w:val="000000"/>
+          <w:sz w:val="24"/>
+          <w:u/>
+        </w:rPr>
+      </w:pPr>
+      <w:r>
+        <w:rPr>
+          <w:rFonts w:ascii="Times New Roman" w:hAnsi="Times New Roman"/>
+          <w:b w:val="0"/>
+          <w:i w:val="0"/>
+          <w:strike w:val="0"/>
+          <w:color w:val="000000"/>
+          <w:sz w:val="24"/>
+          <w:u/>
+        </w:rPr>
+        <w:t xml:space="preserve">2)Проверка на правильно удаление первого элемента. С помощью push_front создается список, в нем удаляется первый элемент, создается элемент идентичный второму и проверяется на равенство с новой головой List </w:t>
+      </w:r>
+    </w:p>
+    <w:p>
+      <w:pPr>
+        <w:spacing w:after="0" w:before="0"/>
+        <w:ind w:firstLine="0" w:left="0" w:right="0"/>
+        <w:jc w:val="left"/>
+        <w:rPr>
+          <w:rFonts w:ascii="Times New Roman" w:hAnsi="Times New Roman"/>
+          <w:b w:val="0"/>
+          <w:i w:val="0"/>
+          <w:strike w:val="0"/>
+          <w:color w:val="000000"/>
+          <w:sz w:val="24"/>
+          <w:u/>
+        </w:rPr>
+      </w:pPr>
+    </w:p>
+    <w:p>
+      <w:pPr>
+        <w:spacing w:after="0" w:before="0"/>
+        <w:ind w:firstLine="0" w:left="0" w:right="0"/>
+        <w:jc w:val="left"/>
+        <w:rPr>
+          <w:rFonts w:ascii="Times New Roman" w:hAnsi="Times New Roman"/>
+          <w:b w:val="0"/>
+          <w:i w:val="0"/>
+          <w:strike w:val="0"/>
+          <w:color w:val="000000"/>
+          <w:sz w:val="24"/>
+          <w:u/>
+        </w:rPr>
+      </w:pPr>
+      <w:r>
+        <w:rPr>
+          <w:rFonts w:ascii="Times New Roman" w:hAnsi="Times New Roman"/>
+          <w:b w:val="0"/>
+          <w:i w:val="0"/>
+          <w:strike w:val="0"/>
+          <w:color w:val="000000"/>
+          <w:sz w:val="24"/>
+          <w:u/>
+        </w:rPr>
+        <w:t xml:space="preserve">3)Проверка на корректность последнего элемента. Создается List с 1 элементом, используется pop_back и проверяется на полную пустоту списка </w:t>
+      </w:r>
+    </w:p>
+    <w:p>
+      <w:pPr>
+        <w:spacing w:after="0" w:before="0"/>
+        <w:ind w:firstLine="0" w:left="0" w:right="0"/>
+        <w:jc w:val="left"/>
+        <w:rPr>
+          <w:rFonts w:ascii="Times New Roman" w:hAnsi="Times New Roman"/>
+          <w:b w:val="0"/>
+          <w:i w:val="0"/>
+          <w:strike w:val="0"/>
+          <w:color w:val="000000"/>
+          <w:sz w:val="24"/>
+          <w:u/>
+        </w:rPr>
+      </w:pPr>
+    </w:p>
+    <w:p>
+      <w:pPr>
+        <w:spacing w:after="0" w:before="0"/>
+        <w:ind w:firstLine="0" w:left="0" w:right="0"/>
+        <w:jc w:val="left"/>
+        <w:rPr>
+          <w:rFonts w:ascii="Times New Roman" w:hAnsi="Times New Roman"/>
+          <w:b w:val="0"/>
+          <w:i w:val="0"/>
+          <w:strike w:val="0"/>
+          <w:color w:val="000000"/>
+          <w:sz w:val="24"/>
+          <w:u/>
+        </w:rPr>
+      </w:pPr>
+      <w:r>
+        <w:rPr>
+          <w:rFonts w:ascii="Times New Roman" w:hAnsi="Times New Roman"/>
+          <w:b w:val="0"/>
+          <w:i w:val="0"/>
+          <w:strike w:val="0"/>
+          <w:color w:val="000000"/>
+          <w:sz w:val="24"/>
+          <w:u/>
+        </w:rPr>
+        <w:t>4)Проверка на корректное добавление в начало. Создается Лист с помощью push_front и проверяется на правильный порядок добавления.</w:t>
+      </w:r>
+    </w:p>
+    <w:p>
+      <w:pPr>
+        <w:spacing w:after="0" w:before="0"/>
+        <w:ind w:firstLine="0" w:left="0" w:right="0"/>
+        <w:jc w:val="left"/>
+        <w:rPr>
+          <w:rFonts w:ascii="Times New Roman" w:hAnsi="Times New Roman"/>
+          <w:b w:val="0"/>
+          <w:i w:val="0"/>
+          <w:strike w:val="0"/>
+          <w:color w:val="000000"/>
+          <w:sz w:val="24"/>
+          <w:u/>
+        </w:rPr>
+      </w:pPr>
+    </w:p>
+    <w:p>
+      <w:pPr>
+        <w:spacing w:after="0" w:before="0"/>
+        <w:ind w:firstLine="0" w:left="0" w:right="0"/>
+        <w:jc w:val="left"/>
+        <w:rPr>
+          <w:rFonts w:ascii="Times New Roman" w:hAnsi="Times New Roman"/>
+          <w:b w:val="0"/>
+          <w:i w:val="0"/>
+          <w:strike w:val="0"/>
+          <w:color w:val="000000"/>
+          <w:sz w:val="24"/>
+          <w:u/>
+        </w:rPr>
+      </w:pPr>
+      <w:r>
+        <w:rPr>
+          <w:rFonts w:ascii="Times New Roman" w:hAnsi="Times New Roman"/>
+          <w:b w:val="0"/>
+          <w:i w:val="0"/>
+          <w:strike w:val="0"/>
+          <w:color w:val="000000"/>
+          <w:sz w:val="24"/>
+          <w:u/>
+        </w:rPr>
+        <w:t xml:space="preserve">5)Проверка на корректное добавление в конец.Создается Лист с помощью push_back и проверяется на правильный порядок добавления. </w:t>
+      </w:r>
+    </w:p>
+    <w:p>
+      <w:pPr>
+        <w:spacing w:after="0" w:before="0"/>
+        <w:ind w:firstLine="0" w:left="0" w:right="0"/>
+        <w:jc w:val="left"/>
+        <w:rPr>
+          <w:rFonts w:ascii="Times New Roman" w:hAnsi="Times New Roman"/>
+          <w:b w:val="0"/>
+          <w:i w:val="0"/>
+          <w:strike w:val="0"/>
+          <w:color w:val="000000"/>
+          <w:sz w:val="24"/>
+          <w:u/>
+        </w:rPr>
+      </w:pPr>
+    </w:p>
+    <w:p>
+      <w:pPr>
+        <w:spacing w:after="0" w:before="0"/>
+        <w:ind w:firstLine="0" w:left="0" w:right="0"/>
+        <w:jc w:val="left"/>
+        <w:rPr>
+          <w:rFonts w:ascii="Times New Roman" w:hAnsi="Times New Roman"/>
+          <w:b w:val="0"/>
+          <w:i w:val="0"/>
+          <w:strike w:val="0"/>
+          <w:color w:val="000000"/>
+          <w:sz w:val="24"/>
+          <w:u/>
+        </w:rPr>
+      </w:pPr>
+      <w:r>
+        <w:rPr>
+          <w:rFonts w:ascii="Times New Roman" w:hAnsi="Times New Roman"/>
+          <w:b w:val="0"/>
+          <w:i w:val="0"/>
+          <w:strike w:val="0"/>
+          <w:color w:val="000000"/>
+          <w:sz w:val="24"/>
+          <w:u/>
+        </w:rPr>
+        <w:t xml:space="preserve">6)Две проверки на правильную работу итератора. На правильное чтение значениий из Lista и на корректное их изменение. </w:t>
+      </w:r>
+    </w:p>
+    <w:p>
+      <w:pPr>
+        <w:spacing w:after="0" w:before="0"/>
+        <w:ind w:firstLine="0" w:left="0" w:right="0"/>
+        <w:jc w:val="left"/>
+        <w:rPr>
+          <w:rFonts w:ascii="Times New Roman" w:hAnsi="Times New Roman"/>
+          <w:b w:val="0"/>
+          <w:i w:val="0"/>
+          <w:strike w:val="0"/>
+          <w:color w:val="000000"/>
+          <w:sz w:val="24"/>
+          <w:u/>
+        </w:rPr>
+      </w:pPr>
+    </w:p>
+    <w:p>
+      <w:pPr>
+        <w:spacing w:after="0" w:before="0"/>
+        <w:ind w:firstLine="0" w:left="0" w:right="0"/>
+        <w:jc w:val="left"/>
+        <w:rPr>
+          <w:rFonts w:ascii="Times New Roman" w:hAnsi="Times New Roman"/>
+          <w:b w:val="0"/>
+          <w:i w:val="0"/>
+          <w:strike w:val="0"/>
+          <w:color w:val="000000"/>
+          <w:sz w:val="24"/>
+          <w:u/>
+        </w:rPr>
+      </w:pPr>
+      <w:r>
+        <w:rPr>
+          <w:rFonts w:ascii="Times New Roman" w:hAnsi="Times New Roman"/>
+          <w:b w:val="0"/>
+          <w:i w:val="0"/>
+          <w:strike w:val="0"/>
+          <w:color w:val="000000"/>
+          <w:sz w:val="24"/>
+          <w:u/>
+        </w:rPr>
+        <w:t xml:space="preserve">7)Следующие несколько тестов проверяют корректность выполнение арифметических операций. Было заранее рассчитано значение которые должны получиться при определенных операций и то что получилось при выполнении операции программой сравнивается с правильным ответом. </w:t>
+      </w:r>
+    </w:p>
+    <w:p>
+      <w:pPr>
+        <w:spacing w:after="0" w:before="0"/>
+        <w:ind w:firstLine="0" w:left="0" w:right="0"/>
+        <w:jc w:val="left"/>
+        <w:rPr>
+          <w:rFonts w:ascii="Times New Roman" w:hAnsi="Times New Roman"/>
+          <w:b w:val="0"/>
+          <w:i w:val="0"/>
+          <w:strike w:val="0"/>
+          <w:color w:val="000000"/>
+          <w:sz w:val="24"/>
+          <w:u/>
+        </w:rPr>
+      </w:pPr>
+    </w:p>
+    <w:p>
+      <w:pPr>
+        <w:spacing w:after="0" w:before="0"/>
+        <w:ind w:firstLine="0" w:left="0" w:right="0"/>
+        <w:jc w:val="left"/>
+        <w:rPr>
+          <w:rFonts w:ascii="Times New Roman" w:hAnsi="Times New Roman"/>
+          <w:b w:val="0"/>
+          <w:i w:val="0"/>
+          <w:strike w:val="0"/>
+          <w:color w:val="000000"/>
+          <w:sz w:val="24"/>
+          <w:u/>
+        </w:rPr>
+      </w:pPr>
+      <w:r>
+        <w:rPr>
+          <w:rFonts w:ascii="Times New Roman" w:hAnsi="Times New Roman"/>
+          <w:b w:val="0"/>
+          <w:i w:val="0"/>
+          <w:strike w:val="0"/>
+          <w:color w:val="000000"/>
+          <w:sz w:val="24"/>
+          <w:u/>
+        </w:rPr>
+        <w:t xml:space="preserve">8)Тест на переполнение. Проверяет чтобы при умножении степень переменной не превысила </w:t>
+      </w:r>
+    </w:p>
+    <w:p>
+      <w:pPr>
+        <w:spacing w:after="0" w:before="0"/>
+        <w:ind w:firstLine="0" w:left="0" w:right="0"/>
+        <w:jc w:val="left"/>
+        <w:rPr>
+          <w:rFonts w:ascii="Times New Roman" w:hAnsi="Times New Roman"/>
+          <w:b w:val="0"/>
+          <w:i w:val="0"/>
+          <w:strike w:val="0"/>
+          <w:color w:val="000000"/>
+          <w:sz w:val="24"/>
+          <w:u/>
+        </w:rPr>
+      </w:pPr>
+    </w:p>
+    <w:p>
+      <w:pPr>
+        <w:spacing w:after="240" w:before="0"/>
+        <w:ind w:firstLine="0" w:left="0" w:right="0"/>
+        <w:jc w:val="left"/>
+        <w:rPr>
+          <w:rFonts w:ascii="Times New Roman" w:hAnsi="Times New Roman"/>
+          <w:b w:val="0"/>
+          <w:i w:val="0"/>
+          <w:strike w:val="0"/>
+          <w:color w:val="000000"/>
+          <w:sz w:val="24"/>
+          <w:u/>
+        </w:rPr>
+      </w:pPr>
+      <w:r>
+        <w:rPr>
+          <w:rFonts w:ascii="Times New Roman" w:hAnsi="Times New Roman"/>
+          <w:b w:val="0"/>
+          <w:i w:val="0"/>
+          <w:strike w:val="0"/>
+          <w:color w:val="000000"/>
+          <w:sz w:val="24"/>
+          <w:u/>
+        </w:rPr>
+        <w:t>9)Тест на корректность ввода. Проверяет правильность записи полинома путем подмены потока.</w:t>
       </w:r>
     </w:p>
     <w:p>
@@ -5235,217 +6449,25 @@
         <w:pStyle w:val="Style_10"/>
         <w:widowControl w:val="1"/>
         <w:ind/>
-        <w:jc w:val="center"/>
-      </w:pPr>
-    </w:p>
-    <w:p>
-      <w:pPr>
-        <w:pStyle w:val="Style_10"/>
-        <w:widowControl w:val="1"/>
-        <w:numPr>
-          <w:ilvl w:val="0"/>
-          <w:numId w:val="2"/>
-        </w:numPr>
-        <w:ind/>
-        <w:jc w:val="left"/>
-      </w:pPr>
-      <w:r>
-        <w:t xml:space="preserve">Проверка на правильно удаление первого элемента. </w:t>
-      </w:r>
-      <w:r>
-        <w:t>С помощью push_front cоздаётся список, в нем удаляется первый элемент, создается элемент идентичный второму и проверяется на равенство с новой головой List (</w:t>
-      </w:r>
-      <w:r>
-        <w:t>Рис. 11 Тест удаления головы)</w:t>
-      </w:r>
+        <w:jc w:val="left"/>
+        <w:rPr>
+          <w:rFonts w:ascii="Times New Roman" w:hAnsi="Times New Roman"/>
+        </w:rPr>
+      </w:pPr>
     </w:p>
     <w:p>
       <w:pPr>
         <w:pStyle w:val="Style_10"/>
         <w:widowControl w:val="1"/>
         <w:ind/>
-        <w:jc w:val="center"/>
-      </w:pPr>
-    </w:p>
-    <w:p>
-      <w:pPr>
-        <w:pStyle w:val="Style_10"/>
-        <w:widowControl w:val="1"/>
-        <w:numPr>
-          <w:ilvl w:val="0"/>
-          <w:numId w:val="2"/>
-        </w:numPr>
-        <w:ind/>
-        <w:jc w:val="left"/>
-      </w:pPr>
-      <w:r>
-        <w:t>Проверка на коректность последнего элемента. Создается List с 1 элементом, использется pop_back и проверяется на полную пустоту списка  (</w:t>
-      </w:r>
-      <w:r>
-        <w:t>Рис. 12 Тест на удаление конца)</w:t>
-      </w:r>
-    </w:p>
-    <w:p>
-      <w:pPr>
-        <w:pStyle w:val="Style_10"/>
-        <w:widowControl w:val="1"/>
-        <w:ind/>
-        <w:jc w:val="left"/>
-      </w:pPr>
-    </w:p>
-    <w:p>
-      <w:pPr>
-        <w:pStyle w:val="Style_10"/>
-        <w:widowControl w:val="1"/>
-        <w:numPr>
-          <w:ilvl w:val="0"/>
-          <w:numId w:val="2"/>
-        </w:numPr>
-        <w:ind/>
-        <w:jc w:val="left"/>
-      </w:pPr>
-      <w:r>
-        <w:t>Проверка на коректное добавление в начало. Создается Лист с помощью push_front и проверяется на правильный порядок добавления.(</w:t>
-      </w:r>
-      <w:r>
-        <w:t>Рис. 13 Тест а добавление в начало)</w:t>
-      </w:r>
-    </w:p>
-    <w:p>
-      <w:pPr>
-        <w:pStyle w:val="Style_10"/>
-        <w:widowControl w:val="1"/>
-        <w:numPr>
-          <w:ilvl w:val="0"/>
-          <w:numId w:val="2"/>
-        </w:numPr>
-        <w:ind/>
-        <w:jc w:val="left"/>
-      </w:pPr>
-      <w:r>
-        <w:t>Проверка на коректное добавление в конец.С</w:t>
-      </w:r>
-      <w:r>
-        <w:t>оздается Лист с помощью push_back и проверяется на прави</w:t>
-      </w:r>
-      <w:r>
-        <w:t>льный порядок добавления. (</w:t>
-      </w:r>
-      <w:r>
-        <w:t>Рис. 14 Тест на добавление в конец)</w:t>
-      </w:r>
-    </w:p>
-    <w:p>
-      <w:pPr>
-        <w:pStyle w:val="Style_10"/>
-        <w:widowControl w:val="1"/>
-        <w:ind/>
-        <w:jc w:val="center"/>
-      </w:pPr>
-    </w:p>
-    <w:p>
-      <w:pPr>
-        <w:pStyle w:val="Style_10"/>
-        <w:widowControl w:val="1"/>
-        <w:numPr>
-          <w:ilvl w:val="0"/>
-          <w:numId w:val="2"/>
-        </w:numPr>
-        <w:ind/>
-        <w:jc w:val="left"/>
-      </w:pPr>
-      <w:r>
-        <w:t>Две проверки на правильную работу итератора. На правильное чтение значениий из Lista и на коректное их изменение. (</w:t>
-      </w:r>
-      <w:r>
-        <w:t>Рис. 15 Тесты на работу итератора)</w:t>
-      </w:r>
-    </w:p>
-    <w:p>
-      <w:pPr>
-        <w:pStyle w:val="Style_10"/>
-        <w:widowControl w:val="1"/>
-        <w:ind/>
-        <w:jc w:val="center"/>
-      </w:pPr>
-    </w:p>
-    <w:p>
-      <w:pPr>
-        <w:pStyle w:val="Style_10"/>
-        <w:widowControl w:val="1"/>
-        <w:numPr>
-          <w:ilvl w:val="0"/>
-          <w:numId w:val="2"/>
-        </w:numPr>
-        <w:ind/>
-        <w:jc w:val="left"/>
-      </w:pPr>
-      <w:r>
-        <w:t>Следущие несколько тестов проверяют коректость выполнение арифметических операций.  Было зарание посчитано значение которые должны получиться при определенных операций и то что получилось при выполнении операции програмой сравнивается с правельным ответом. (</w:t>
-      </w:r>
-      <w:r>
-        <w:t>Рис. 16-20 Тест арифметических операций)</w:t>
-      </w:r>
-    </w:p>
-    <w:p>
-      <w:pPr>
-        <w:pStyle w:val="Style_10"/>
-        <w:widowControl w:val="1"/>
-        <w:ind/>
-        <w:jc w:val="center"/>
-      </w:pPr>
-    </w:p>
-    <w:p>
-      <w:pPr>
-        <w:pStyle w:val="Style_10"/>
-        <w:widowControl w:val="1"/>
-        <w:numPr>
-          <w:ilvl w:val="0"/>
-          <w:numId w:val="2"/>
-        </w:numPr>
-        <w:ind/>
-        <w:jc w:val="left"/>
-      </w:pPr>
-      <w:r>
-        <w:t>Тетс на переполнение. Проверяет что бы при умнажении степень переменной не привысила 9. (</w:t>
-      </w:r>
-      <w:r>
-        <w:t>Рис. 21 Тест на переполнение)</w:t>
-      </w:r>
-    </w:p>
-    <w:p>
-      <w:pPr>
-        <w:pStyle w:val="Style_10"/>
-        <w:widowControl w:val="1"/>
-        <w:numPr>
-          <w:ilvl w:val="0"/>
-          <w:numId w:val="2"/>
-        </w:numPr>
-        <w:ind/>
-        <w:jc w:val="left"/>
-      </w:pPr>
-      <w:r>
-        <w:t>Тест на корректность ввода. Проверяет павильность записи полинома путем подмены потока. (Рис 22 Тетс на ввод)</w:t>
-      </w:r>
-    </w:p>
-    <w:p>
-      <w:pPr>
-        <w:pStyle w:val="Style_10"/>
-        <w:widowControl w:val="1"/>
-        <w:ind/>
-        <w:jc w:val="center"/>
-      </w:pPr>
-    </w:p>
-    <w:p>
-      <w:pPr>
-        <w:pStyle w:val="Style_10"/>
-        <w:widowControl w:val="1"/>
-        <w:ind/>
-        <w:jc w:val="center"/>
-      </w:pPr>
-    </w:p>
-    <w:p>
-      <w:bookmarkStart w:id="12" w:name="__RefHeading___9"/>
+        <w:jc w:val="left"/>
+        <w:rPr>
+          <w:rFonts w:ascii="Times New Roman" w:hAnsi="Times New Roman"/>
+        </w:rPr>
+      </w:pPr>
+    </w:p>
+    <w:p>
+      <w:bookmarkStart w:id="12" w:name="__RefHeading___688"/>
       <w:bookmarkEnd w:id="12"/>
       <w:pPr>
         <w:pStyle w:val="Style_7"/>
@@ -5453,6 +6475,8 @@
           <w:ilvl w:val="0"/>
           <w:numId w:val="1"/>
         </w:numPr>
+        <w:ind/>
+        <w:jc w:val="left"/>
         <w:rPr>
           <w:rFonts w:ascii="Times New Roman" w:hAnsi="Times New Roman"/>
         </w:rPr>
@@ -5466,467 +6490,244 @@
     </w:p>
     <w:p>
       <w:pPr>
-        <w:widowControl w:val="1"/>
-        <w:spacing w:after="240" w:before="240" w:line="240" w:lineRule="auto"/>
+        <w:spacing w:after="240" w:before="240"/>
         <w:ind w:firstLine="0" w:left="0" w:right="0"/>
         <w:jc w:val="left"/>
-        <w:rPr>
-          <w:rFonts w:ascii="Times New Roman" w:hAnsi="Times New Roman"/>
-          <w:b w:val="0"/>
-          <w:i w:val="0"/>
-          <w:caps w:val="0"/>
-          <w:color w:val="000000"/>
-          <w:spacing w:val="0"/>
-          <w:sz w:val="24"/>
-        </w:rPr>
-      </w:pPr>
-      <w:r>
-        <w:rPr>
-          <w:rFonts w:ascii="Times New Roman" w:hAnsi="Times New Roman"/>
-          <w:b w:val="0"/>
-          <w:i w:val="0"/>
-          <w:caps w:val="0"/>
-          <w:color w:val="000000"/>
-          <w:spacing w:val="0"/>
-          <w:sz w:val="24"/>
-        </w:rPr>
-        <w:t>В ходе выполнения лабораторной работы была разработана программа для выполнения арифметических операций с полиномами от трёх переменных</w:t>
-      </w:r>
-      <w:r>
-        <w:rPr>
-          <w:rFonts w:ascii="Times New Roman" w:hAnsi="Times New Roman"/>
-          <w:b w:val="0"/>
-          <w:i w:val="0"/>
-          <w:caps w:val="0"/>
-          <w:color w:val="000000"/>
-          <w:spacing w:val="0"/>
-          <w:sz w:val="24"/>
-        </w:rPr>
-        <w:t> </w:t>
-      </w:r>
-      <w:r>
-        <w:rPr>
-          <w:rFonts w:ascii="Times New Roman" w:hAnsi="Times New Roman"/>
-          <w:b w:val="0"/>
-          <w:i w:val="0"/>
-          <w:caps w:val="0"/>
-          <w:color w:val="000000"/>
-          <w:spacing w:val="0"/>
-          <w:sz w:val="24"/>
-        </w:rPr>
-        <w:t>x</w:t>
-      </w:r>
-      <w:r>
-        <w:rPr>
-          <w:rFonts w:ascii="Times New Roman" w:hAnsi="Times New Roman"/>
-          <w:b w:val="0"/>
-          <w:i w:val="0"/>
-          <w:caps w:val="0"/>
-          <w:color w:val="000000"/>
-          <w:spacing w:val="0"/>
-          <w:sz w:val="24"/>
-        </w:rPr>
-        <w:t>,</w:t>
-      </w:r>
-      <w:r>
-        <w:rPr>
-          <w:rFonts w:ascii="Times New Roman" w:hAnsi="Times New Roman"/>
-          <w:b w:val="0"/>
-          <w:i w:val="0"/>
-          <w:caps w:val="0"/>
-          <w:color w:val="000000"/>
-          <w:spacing w:val="0"/>
-          <w:sz w:val="24"/>
-        </w:rPr>
-        <w:t> </w:t>
-      </w:r>
-      <w:r>
-        <w:rPr>
-          <w:rFonts w:ascii="Times New Roman" w:hAnsi="Times New Roman"/>
-          <w:b w:val="0"/>
-          <w:i w:val="0"/>
-          <w:caps w:val="0"/>
-          <w:color w:val="000000"/>
-          <w:spacing w:val="0"/>
-          <w:sz w:val="24"/>
-        </w:rPr>
-        <w:t>y</w:t>
-      </w:r>
-      <w:r>
-        <w:rPr>
-          <w:rFonts w:ascii="Times New Roman" w:hAnsi="Times New Roman"/>
-          <w:b w:val="0"/>
-          <w:i w:val="0"/>
-          <w:caps w:val="0"/>
-          <w:color w:val="000000"/>
-          <w:spacing w:val="0"/>
-          <w:sz w:val="24"/>
-        </w:rPr>
-        <w:t>,</w:t>
-      </w:r>
-      <w:r>
-        <w:rPr>
-          <w:rFonts w:ascii="Times New Roman" w:hAnsi="Times New Roman"/>
-          <w:b w:val="0"/>
-          <w:i w:val="0"/>
-          <w:caps w:val="0"/>
-          <w:color w:val="000000"/>
-          <w:spacing w:val="0"/>
-          <w:sz w:val="24"/>
-        </w:rPr>
-        <w:t> </w:t>
-      </w:r>
-      <w:r>
-        <w:rPr>
-          <w:rFonts w:ascii="Times New Roman" w:hAnsi="Times New Roman"/>
-          <w:b w:val="0"/>
-          <w:i w:val="0"/>
-          <w:caps w:val="0"/>
-          <w:color w:val="000000"/>
-          <w:spacing w:val="0"/>
-          <w:sz w:val="24"/>
-        </w:rPr>
-        <w:t>z</w:t>
-      </w:r>
-      <w:r>
-        <w:rPr>
-          <w:rFonts w:ascii="Times New Roman" w:hAnsi="Times New Roman"/>
-          <w:b w:val="0"/>
-          <w:i w:val="0"/>
-          <w:caps w:val="0"/>
-          <w:color w:val="000000"/>
-          <w:spacing w:val="0"/>
-          <w:sz w:val="24"/>
-        </w:rPr>
-        <w:t> </w:t>
-      </w:r>
-      <w:r>
-        <w:rPr>
-          <w:rFonts w:ascii="Times New Roman" w:hAnsi="Times New Roman"/>
-          <w:b w:val="0"/>
-          <w:i w:val="0"/>
-          <w:caps w:val="0"/>
-          <w:color w:val="000000"/>
-          <w:spacing w:val="0"/>
-          <w:sz w:val="24"/>
-        </w:rPr>
-        <w:t xml:space="preserve">с ограничением степени каждой переменной от 0 до 9. </w:t>
-      </w:r>
-      <w:r>
-        <w:rPr>
-          <w:rFonts w:ascii="Times New Roman" w:hAnsi="Times New Roman"/>
-          <w:b w:val="0"/>
-          <w:i w:val="0"/>
-          <w:caps w:val="0"/>
-          <w:color w:val="000000"/>
-          <w:spacing w:val="0"/>
-          <w:sz w:val="24"/>
-        </w:rPr>
-        <w:t>Реализованы следующие возможности:</w:t>
-      </w:r>
-    </w:p>
-    <w:p>
-      <w:pPr>
-        <w:widowControl w:val="1"/>
+      </w:pPr>
+      <w:r>
+        <w:rPr>
+          <w:rFonts w:ascii="Times New Roman" w:hAnsi="Times New Roman"/>
+          <w:b w:val="0"/>
+          <w:i w:val="0"/>
+          <w:strike w:val="0"/>
+          <w:color w:val="000000"/>
+          <w:sz w:val="24"/>
+          <w:u/>
+        </w:rPr>
+        <w:t>В ходе выполнения лабораторной работы была разработана программа для выполнения арифметических операций с полиномами от трех переменных x, y, z с ограничением степени каждой переменной от 0 до 9. Реализованы следующие возможности:</w:t>
+      </w:r>
+    </w:p>
+    <w:p>
+      <w:pPr>
+        <w:numPr>
+          <w:ilvl w:val="0"/>
+          <w:numId w:val="2"/>
+        </w:numPr>
+        <w:spacing w:after="0" w:before="240"/>
+        <w:ind w:right="0"/>
+        <w:jc w:val="left"/>
+        <w:rPr>
+          <w:rFonts w:ascii="Times New Roman" w:hAnsi="Times New Roman"/>
+          <w:b w:val="0"/>
+          <w:i w:val="0"/>
+          <w:strike w:val="0"/>
+          <w:color w:val="000000"/>
+          <w:sz w:val="24"/>
+          <w:u/>
+        </w:rPr>
+      </w:pPr>
+      <w:r>
+        <w:rPr>
+          <w:rFonts w:ascii="Times New Roman" w:hAnsi="Times New Roman"/>
+          <w:b w:val="0"/>
+          <w:i w:val="0"/>
+          <w:strike w:val="0"/>
+          <w:color w:val="000000"/>
+          <w:sz w:val="24"/>
+          <w:u/>
+        </w:rPr>
+        <w:t>сложение, вычитание, умножение полиномов, умножение полиномов на константу</w:t>
+      </w:r>
+    </w:p>
+    <w:p>
+      <w:pPr>
         <w:numPr>
           <w:ilvl w:val="0"/>
           <w:numId w:val="3"/>
         </w:numPr>
-        <w:spacing w:after="0" w:before="0" w:line="240" w:lineRule="auto"/>
+        <w:spacing w:after="0" w:before="0"/>
         <w:ind w:right="0"/>
         <w:jc w:val="left"/>
         <w:rPr>
           <w:rFonts w:ascii="Times New Roman" w:hAnsi="Times New Roman"/>
           <w:b w:val="0"/>
           <w:i w:val="0"/>
-          <w:caps w:val="0"/>
-          <w:color w:val="000000"/>
-          <w:spacing w:val="0"/>
-          <w:sz w:val="24"/>
-        </w:rPr>
-      </w:pPr>
-      <w:r>
-        <w:rPr>
-          <w:rFonts w:ascii="Times New Roman" w:hAnsi="Times New Roman"/>
-          <w:b w:val="0"/>
-          <w:i w:val="0"/>
-          <w:caps w:val="0"/>
-          <w:color w:val="000000"/>
-          <w:spacing w:val="0"/>
-          <w:sz w:val="24"/>
-        </w:rPr>
-        <w:t xml:space="preserve">сложение, вычитание, умножение полиномов, </w:t>
-      </w:r>
-      <w:r>
-        <w:rPr>
-          <w:rFonts w:ascii="Times New Roman" w:hAnsi="Times New Roman"/>
-          <w:b w:val="0"/>
-          <w:i w:val="0"/>
-          <w:caps w:val="0"/>
-          <w:color w:val="000000"/>
-          <w:spacing w:val="0"/>
-          <w:sz w:val="24"/>
-        </w:rPr>
-        <w:t>умножение полиномов на константу</w:t>
-      </w:r>
-    </w:p>
-    <w:p>
-      <w:pPr>
-        <w:widowControl w:val="1"/>
+          <w:strike w:val="0"/>
+          <w:color w:val="000000"/>
+          <w:sz w:val="24"/>
+          <w:u/>
+        </w:rPr>
+      </w:pPr>
+      <w:r>
+        <w:rPr>
+          <w:rFonts w:ascii="Times New Roman" w:hAnsi="Times New Roman"/>
+          <w:b w:val="0"/>
+          <w:i w:val="0"/>
+          <w:strike w:val="0"/>
+          <w:color w:val="000000"/>
+          <w:sz w:val="24"/>
+          <w:u/>
+        </w:rPr>
+        <w:t>ввод полиномов с автоматической сортировкой мономов и приведением подобных слагаемых</w:t>
+      </w:r>
+    </w:p>
+    <w:p>
+      <w:pPr>
         <w:numPr>
           <w:ilvl w:val="0"/>
           <w:numId w:val="4"/>
         </w:numPr>
-        <w:spacing w:after="0" w:before="0" w:line="240" w:lineRule="auto"/>
+        <w:spacing w:after="0" w:before="0"/>
         <w:ind w:right="0"/>
         <w:jc w:val="left"/>
         <w:rPr>
           <w:rFonts w:ascii="Times New Roman" w:hAnsi="Times New Roman"/>
           <w:b w:val="0"/>
           <w:i w:val="0"/>
-          <w:caps w:val="0"/>
-          <w:color w:val="000000"/>
-          <w:spacing w:val="0"/>
-          <w:sz w:val="24"/>
-        </w:rPr>
-      </w:pPr>
-      <w:r>
-        <w:rPr>
-          <w:rFonts w:ascii="Times New Roman" w:hAnsi="Times New Roman"/>
-          <w:b w:val="0"/>
-          <w:i w:val="0"/>
-          <w:caps w:val="0"/>
-          <w:color w:val="000000"/>
-          <w:spacing w:val="0"/>
-          <w:sz w:val="24"/>
-        </w:rPr>
-        <w:t>ввод полиномов с автоматической сортировкой мономов и приведением подобных слагаемых</w:t>
-      </w:r>
-    </w:p>
-    <w:p>
-      <w:pPr>
-        <w:widowControl w:val="1"/>
+          <w:strike w:val="0"/>
+          <w:color w:val="000000"/>
+          <w:sz w:val="24"/>
+          <w:u/>
+        </w:rPr>
+      </w:pPr>
+      <w:r>
+        <w:rPr>
+          <w:rFonts w:ascii="Times New Roman" w:hAnsi="Times New Roman"/>
+          <w:b w:val="0"/>
+          <w:i w:val="0"/>
+          <w:strike w:val="0"/>
+          <w:color w:val="000000"/>
+          <w:sz w:val="24"/>
+          <w:u/>
+        </w:rPr>
+        <w:t>контроль превышения допустимых степеней при умножении</w:t>
+      </w:r>
+    </w:p>
+    <w:p>
+      <w:pPr>
         <w:numPr>
           <w:ilvl w:val="0"/>
           <w:numId w:val="5"/>
         </w:numPr>
-        <w:spacing w:after="0" w:before="0" w:line="240" w:lineRule="auto"/>
+        <w:spacing w:after="240" w:before="0"/>
         <w:ind w:right="0"/>
         <w:jc w:val="left"/>
         <w:rPr>
           <w:rFonts w:ascii="Times New Roman" w:hAnsi="Times New Roman"/>
           <w:b w:val="0"/>
           <w:i w:val="0"/>
-          <w:caps w:val="0"/>
-          <w:color w:val="000000"/>
-          <w:spacing w:val="0"/>
-          <w:sz w:val="24"/>
-        </w:rPr>
-      </w:pPr>
-      <w:r>
-        <w:rPr>
-          <w:rFonts w:ascii="Times New Roman" w:hAnsi="Times New Roman"/>
-          <w:b w:val="0"/>
-          <w:i w:val="0"/>
-          <w:caps w:val="0"/>
-          <w:color w:val="000000"/>
-          <w:spacing w:val="0"/>
-          <w:sz w:val="24"/>
-        </w:rPr>
-        <w:t>контроль превышения допустимых степеней при умножении</w:t>
-      </w:r>
-    </w:p>
-    <w:p>
-      <w:pPr>
-        <w:widowControl w:val="1"/>
-        <w:numPr>
-          <w:ilvl w:val="0"/>
-          <w:numId w:val="6"/>
-        </w:numPr>
-        <w:spacing w:after="0" w:before="0" w:line="240" w:lineRule="auto"/>
-        <w:ind w:right="0"/>
-        <w:jc w:val="left"/>
-        <w:rPr>
-          <w:rFonts w:ascii="Times New Roman" w:hAnsi="Times New Roman"/>
-          <w:b w:val="0"/>
-          <w:i w:val="0"/>
-          <w:caps w:val="0"/>
-          <w:color w:val="000000"/>
-          <w:spacing w:val="0"/>
-          <w:sz w:val="24"/>
-        </w:rPr>
-      </w:pPr>
-      <w:r>
-        <w:rPr>
-          <w:rFonts w:ascii="Times New Roman" w:hAnsi="Times New Roman"/>
-          <w:b w:val="0"/>
-          <w:i w:val="0"/>
-          <w:caps w:val="0"/>
-          <w:color w:val="000000"/>
-          <w:spacing w:val="0"/>
-          <w:sz w:val="24"/>
+          <w:strike w:val="0"/>
+          <w:color w:val="000000"/>
+          <w:sz w:val="24"/>
+          <w:u/>
+        </w:rPr>
+      </w:pPr>
+      <w:r>
+        <w:rPr>
+          <w:rFonts w:ascii="Times New Roman" w:hAnsi="Times New Roman"/>
+          <w:b w:val="0"/>
+          <w:i w:val="0"/>
+          <w:strike w:val="0"/>
+          <w:color w:val="000000"/>
+          <w:sz w:val="24"/>
+          <w:u/>
         </w:rPr>
         <w:t>удобное консольное взаимодействие с пользователем</w:t>
       </w:r>
     </w:p>
     <w:p>
       <w:pPr>
-        <w:widowControl w:val="1"/>
-        <w:spacing w:after="240" w:before="240" w:line="240" w:lineRule="auto"/>
+        <w:spacing w:after="240" w:before="240"/>
         <w:ind w:firstLine="0" w:left="0" w:right="0"/>
         <w:jc w:val="left"/>
-        <w:rPr>
-          <w:rFonts w:ascii="Times New Roman" w:hAnsi="Times New Roman"/>
-          <w:b w:val="0"/>
-          <w:i w:val="0"/>
-          <w:caps w:val="0"/>
-          <w:color w:val="000000"/>
-          <w:spacing w:val="0"/>
-          <w:sz w:val="24"/>
-        </w:rPr>
-      </w:pPr>
-      <w:r>
-        <w:rPr>
-          <w:rFonts w:ascii="Times New Roman" w:hAnsi="Times New Roman"/>
-          <w:b w:val="0"/>
-          <w:i w:val="0"/>
-          <w:caps w:val="0"/>
-          <w:color w:val="000000"/>
-          <w:spacing w:val="0"/>
-          <w:sz w:val="24"/>
-        </w:rPr>
-        <w:t>В качествеструктуры хранения использован упорядоченный односвязный список. Вычитание выполнено через сложение с умножением на</w:t>
-      </w:r>
-      <w:r>
-        <w:rPr>
-          <w:rFonts w:ascii="Times New Roman" w:hAnsi="Times New Roman"/>
-          <w:b w:val="0"/>
-          <w:i w:val="0"/>
-          <w:caps w:val="0"/>
-          <w:color w:val="000000"/>
-          <w:spacing w:val="0"/>
-          <w:sz w:val="24"/>
-        </w:rPr>
-        <w:t> </w:t>
-      </w:r>
-      <w:r>
-        <w:rPr>
-          <w:rFonts w:ascii="Times New Roman" w:hAnsi="Times New Roman"/>
-          <w:b w:val="0"/>
-          <w:i w:val="0"/>
-          <w:caps w:val="0"/>
-          <w:color w:val="000000"/>
-          <w:spacing w:val="0"/>
-          <w:sz w:val="24"/>
-        </w:rPr>
-        <w:t>−</w:t>
-      </w:r>
-      <w:r>
-        <w:rPr>
-          <w:rFonts w:ascii="Times New Roman" w:hAnsi="Times New Roman"/>
-          <w:b w:val="0"/>
-          <w:i w:val="0"/>
-          <w:caps w:val="0"/>
-          <w:color w:val="000000"/>
-          <w:spacing w:val="0"/>
-          <w:sz w:val="24"/>
-        </w:rPr>
-        <w:t>1</w:t>
-      </w:r>
-      <w:r>
-        <w:rPr>
-          <w:rFonts w:ascii="Times New Roman" w:hAnsi="Times New Roman"/>
-          <w:b w:val="0"/>
-          <w:i w:val="0"/>
-          <w:caps w:val="0"/>
-          <w:color w:val="000000"/>
-          <w:spacing w:val="0"/>
-          <w:sz w:val="24"/>
-        </w:rPr>
-        <w:t>−</w:t>
-      </w:r>
-      <w:r>
-        <w:rPr>
-          <w:rFonts w:ascii="Times New Roman" w:hAnsi="Times New Roman"/>
-          <w:b w:val="0"/>
-          <w:i w:val="0"/>
-          <w:caps w:val="0"/>
-          <w:color w:val="000000"/>
-          <w:spacing w:val="0"/>
-          <w:sz w:val="24"/>
-        </w:rPr>
-        <w:t>1</w:t>
-      </w:r>
-      <w:r>
-        <w:rPr>
-          <w:rFonts w:ascii="Times New Roman" w:hAnsi="Times New Roman"/>
-          <w:b w:val="0"/>
-          <w:i w:val="0"/>
-          <w:caps w:val="0"/>
-          <w:color w:val="000000"/>
-          <w:spacing w:val="0"/>
-          <w:sz w:val="24"/>
-        </w:rPr>
-        <w:t>. Для проверки корректности разработаны тесты Google Test.</w:t>
-      </w:r>
-    </w:p>
-    <w:p>
-      <w:pPr>
-        <w:widowControl w:val="1"/>
-        <w:spacing w:after="0" w:before="240" w:line="240" w:lineRule="auto"/>
+      </w:pPr>
+      <w:r>
+        <w:rPr>
+          <w:rFonts w:ascii="Times New Roman" w:hAnsi="Times New Roman"/>
+          <w:b w:val="0"/>
+          <w:i w:val="0"/>
+          <w:strike w:val="0"/>
+          <w:color w:val="000000"/>
+          <w:sz w:val="24"/>
+          <w:u/>
+        </w:rPr>
+        <w:t>В качестве структуры хранения использован упорядоченный односвязный список. Вычитание выполнено через сложение с умножением на −1−1. Для проверки корректности разработаны тесты Google Test.</w:t>
+      </w:r>
+    </w:p>
+    <w:p>
+      <w:pPr>
+        <w:spacing w:after="240" w:before="240"/>
         <w:ind w:firstLine="0" w:left="0" w:right="0"/>
         <w:jc w:val="left"/>
-        <w:rPr>
-          <w:rFonts w:ascii="Times New Roman" w:hAnsi="Times New Roman"/>
-          <w:b w:val="0"/>
-          <w:i w:val="0"/>
-          <w:caps w:val="0"/>
-          <w:color w:val="000000"/>
-          <w:spacing w:val="0"/>
-          <w:sz w:val="24"/>
-        </w:rPr>
-      </w:pPr>
-      <w:r>
-        <w:rPr>
-          <w:rFonts w:ascii="Times New Roman" w:hAnsi="Times New Roman"/>
-          <w:b w:val="0"/>
-          <w:i w:val="0"/>
-          <w:caps w:val="0"/>
-          <w:color w:val="000000"/>
-          <w:spacing w:val="0"/>
-          <w:sz w:val="24"/>
-        </w:rPr>
-        <w:t>Разработанная программа корректно выполняет поставленные задачи и предоставляет пользователю понятный интерфейс. Все тесты пройдены успешно, что подтверждает работоспособность и надёжность реализации.</w:t>
-      </w:r>
-    </w:p>
-    <w:p>
-      <w:r>
+      </w:pPr>
+      <w:r>
+        <w:rPr>
+          <w:rFonts w:ascii="Times New Roman" w:hAnsi="Times New Roman"/>
+          <w:b w:val="0"/>
+          <w:i w:val="0"/>
+          <w:strike w:val="0"/>
+          <w:color w:val="000000"/>
+          <w:sz w:val="24"/>
+          <w:u/>
+        </w:rPr>
+        <w:t>Разработанная программа корректно выполняет поставленные задачи и предоставляет пользователю понятный интерфейс. Все тесты пройдены успешно, что подтверждает работоспособность и надежность реализации.</w:t>
+      </w:r>
+      <w:r>
+        <w:rPr>
+          <w:rFonts w:ascii="Times New Roman" w:hAnsi="Times New Roman"/>
+        </w:rPr>
         <w:br w:type="page"/>
       </w:r>
     </w:p>
     <w:p>
-      <w:bookmarkStart w:id="13" w:name="__RefHeading___10"/>
+      <w:bookmarkStart w:id="13" w:name="__RefHeading___689"/>
       <w:bookmarkEnd w:id="13"/>
       <w:pPr>
         <w:pStyle w:val="Style_7"/>
         <w:widowControl w:val="1"/>
         <w:ind w:firstLine="0"/>
-      </w:pPr>
-      <w:r>
+        <w:jc w:val="left"/>
+        <w:rPr>
+          <w:rFonts w:ascii="Times New Roman" w:hAnsi="Times New Roman"/>
+        </w:rPr>
+      </w:pPr>
+      <w:r>
+        <w:rPr>
+          <w:rFonts w:ascii="Times New Roman" w:hAnsi="Times New Roman"/>
+        </w:rPr>
         <w:t>Литература</w:t>
       </w:r>
     </w:p>
     <w:p>
-      <w:r>
+      <w:pPr>
+        <w:ind/>
+        <w:jc w:val="left"/>
+        <w:rPr>
+          <w:rFonts w:ascii="Times New Roman" w:hAnsi="Times New Roman"/>
+        </w:rPr>
+      </w:pPr>
+      <w:r>
+        <w:rPr>
+          <w:rFonts w:ascii="Times New Roman" w:hAnsi="Times New Roman"/>
+        </w:rPr>
         <w:t xml:space="preserve">Список </w:t>
       </w:r>
       <w:r>
+        <w:rPr>
+          <w:rFonts w:ascii="Times New Roman" w:hAnsi="Times New Roman"/>
+        </w:rPr>
         <w:t>источников,</w:t>
       </w:r>
       <w:r>
+        <w:rPr>
+          <w:rFonts w:ascii="Times New Roman" w:hAnsi="Times New Roman"/>
+        </w:rPr>
         <w:t xml:space="preserve"> используемых при выполнении работы (если есть)</w:t>
       </w:r>
       <w:r>
+        <w:rPr>
+          <w:rFonts w:ascii="Times New Roman" w:hAnsi="Times New Roman"/>
+        </w:rPr>
         <w:t>.</w:t>
       </w:r>
     </w:p>
@@ -5935,18 +6736,33 @@
         <w:pStyle w:val="Style_11"/>
         <w:widowControl w:val="1"/>
         <w:ind/>
-        <w:jc w:val="both"/>
-      </w:pPr>
-      <w:r>
+        <w:jc w:val="left"/>
+        <w:rPr>
+          <w:rFonts w:ascii="Times New Roman" w:hAnsi="Times New Roman"/>
+        </w:rPr>
+      </w:pPr>
+      <w:r>
+        <w:rPr>
+          <w:rFonts w:ascii="Times New Roman" w:hAnsi="Times New Roman"/>
+        </w:rPr>
         <w:t xml:space="preserve">Страуструп Бьерн Язык программирования </w:t>
       </w:r>
       <w:r>
+        <w:rPr>
+          <w:rFonts w:ascii="Times New Roman" w:hAnsi="Times New Roman"/>
+        </w:rPr>
         <w:t>C</w:t>
       </w:r>
       <w:r>
+        <w:rPr>
+          <w:rFonts w:ascii="Times New Roman" w:hAnsi="Times New Roman"/>
+        </w:rPr>
         <w:t xml:space="preserve">++. </w:t>
       </w:r>
       <w:r>
+        <w:rPr>
+          <w:rFonts w:ascii="Times New Roman" w:hAnsi="Times New Roman"/>
+        </w:rPr>
         <w:t>Специальное издание. Пер. с англ. – М.: Издательство Бином, 2017 г. – 1136 с.</w:t>
       </w:r>
     </w:p>
@@ -5955,47 +6771,67 @@
         <w:pStyle w:val="Style_11"/>
         <w:widowControl w:val="1"/>
         <w:ind/>
-        <w:jc w:val="both"/>
-      </w:pPr>
-      <w:r>
+        <w:jc w:val="left"/>
+        <w:rPr>
+          <w:rFonts w:ascii="Times New Roman" w:hAnsi="Times New Roman"/>
+        </w:rPr>
+      </w:pPr>
+      <w:r>
+        <w:rPr>
+          <w:rFonts w:ascii="Times New Roman" w:hAnsi="Times New Roman"/>
+        </w:rPr>
         <w:t>Сайт</w:t>
       </w:r>
       <w:r>
+        <w:rPr>
+          <w:rFonts w:ascii="Times New Roman" w:hAnsi="Times New Roman"/>
+        </w:rPr>
         <w:t xml:space="preserve"> </w:t>
       </w:r>
       <w:r>
+        <w:rPr>
+          <w:rFonts w:ascii="Times New Roman" w:hAnsi="Times New Roman"/>
+        </w:rPr>
         <w:t>cppreference</w:t>
       </w:r>
       <w:r>
+        <w:rPr>
+          <w:rFonts w:ascii="Times New Roman" w:hAnsi="Times New Roman"/>
+        </w:rPr>
         <w:t xml:space="preserve">: </w:t>
       </w:r>
       <w:r>
         <w:rPr>
           <w:rStyle w:val="Style_12_ch"/>
+          <w:rFonts w:ascii="Times New Roman" w:hAnsi="Times New Roman"/>
         </w:rPr>
         <w:fldChar w:fldCharType="begin"/>
       </w:r>
       <w:r>
         <w:rPr>
           <w:rStyle w:val="Style_12_ch"/>
+          <w:rFonts w:ascii="Times New Roman" w:hAnsi="Times New Roman"/>
         </w:rPr>
         <w:instrText>HYPERLINK "https://en.cppreference.com/"</w:instrText>
       </w:r>
       <w:r>
         <w:rPr>
           <w:rStyle w:val="Style_12_ch"/>
+          <w:rFonts w:ascii="Times New Roman" w:hAnsi="Times New Roman"/>
         </w:rPr>
         <w:fldChar w:fldCharType="separate"/>
       </w:r>
       <w:r>
         <w:rPr>
           <w:rStyle w:val="Style_12_ch"/>
+          <w:rFonts w:ascii="Times New Roman" w:hAnsi="Times New Roman"/>
         </w:rPr>
         <w:t>https://en.cppreference.com/</w:t>
       </w:r>
       <w:r>
         <w:rPr>
           <w:rStyle w:val="Style_12_ch"/>
+          <w:rFonts w:ascii="Times New Roman" w:hAnsi="Times New Roman"/>
         </w:rPr>
         <w:fldChar w:fldCharType="end"/>
       </w:r>
@@ -6007,1325 +6843,46 @@
         <w:ind w:firstLine="0"/>
         <w:jc w:val="left"/>
         <w:rPr>
+          <w:rFonts w:ascii="Times New Roman" w:hAnsi="Times New Roman"/>
           <w:b w:val="1"/>
           <w:sz w:val="32"/>
         </w:rPr>
       </w:pPr>
       <w:r>
+        <w:rPr>
+          <w:rFonts w:ascii="Times New Roman" w:hAnsi="Times New Roman"/>
+        </w:rPr>
         <w:br w:type="page"/>
       </w:r>
     </w:p>
     <w:p>
-      <w:bookmarkStart w:id="14" w:name="__RefHeading___11"/>
+      <w:bookmarkStart w:id="14" w:name="__RefHeading___690"/>
       <w:bookmarkEnd w:id="14"/>
       <w:pPr>
         <w:pStyle w:val="Style_7"/>
         <w:widowControl w:val="1"/>
         <w:ind w:firstLine="0"/>
-      </w:pPr>
-      <w:r>
+        <w:jc w:val="left"/>
+        <w:rPr>
+          <w:rFonts w:ascii="Times New Roman" w:hAnsi="Times New Roman"/>
+        </w:rPr>
+      </w:pPr>
+      <w:r>
+        <w:rPr>
+          <w:rFonts w:ascii="Times New Roman" w:hAnsi="Times New Roman"/>
+        </w:rPr>
         <w:t>Приложени</w:t>
       </w:r>
       <w:r>
+        <w:rPr>
+          <w:rFonts w:ascii="Times New Roman" w:hAnsi="Times New Roman"/>
+        </w:rPr>
         <w:t>е</w:t>
       </w:r>
     </w:p>
-    <w:p>
-      <w:pPr>
-        <w:widowControl w:val="1"/>
-        <w:ind w:firstLine="0"/>
-        <w:jc w:val="left"/>
-        <w:rPr>
-          <w:rFonts w:ascii="Cascadia Mono" w:hAnsi="Cascadia Mono"/>
-          <w:color w:val="000000"/>
-          <w:sz w:val="19"/>
-          <w:highlight w:val="white"/>
-        </w:rPr>
-      </w:pPr>
-    </w:p>
-    <w:p>
-      <w:pPr>
-        <w:widowControl w:val="1"/>
-        <w:spacing w:after="5" w:line="250" w:lineRule="auto"/>
-        <w:ind w:firstLine="0" w:right="3"/>
-        <w:jc w:val="center"/>
-      </w:pPr>
-      <w:r>
-        <w:drawing>
-          <wp:inline>
-            <wp:extent cx="4988315" cy="2799950"/>
-            <wp:effectExtent b="0" l="0" r="0" t="0"/>
-            <wp:docPr hidden="false" id="2" name="Picture 2"/>
-            <a:graphic>
-              <a:graphicData uri="http://schemas.openxmlformats.org/drawingml/2006/picture">
-                <pic:pic>
-                  <pic:nvPicPr>
-                    <pic:cNvPr hidden="false" id="1" name="Picture 1"/>
-                    <pic:cNvPicPr preferRelativeResize="true"/>
-                  </pic:nvPicPr>
-                  <pic:blipFill>
-                    <a:blip r:embed="rId5"/>
-                    <a:stretch/>
-                  </pic:blipFill>
-                  <pic:spPr>
-                    <a:xfrm flipH="false" flipV="false" rot="0">
-                      <a:ext cx="4988315" cy="2799950"/>
-                    </a:xfrm>
-                    <a:prstGeom prst="rect"/>
-                  </pic:spPr>
-                </pic:pic>
-              </a:graphicData>
-            </a:graphic>
-          </wp:inline>
-        </w:drawing>
-      </w:r>
-    </w:p>
-    <w:p>
-      <w:pPr>
-        <w:widowControl w:val="1"/>
-        <w:ind w:firstLine="0" w:left="0"/>
-        <w:jc w:val="center"/>
-        <w:rPr>
-          <w:rFonts w:ascii="Cascadia Mono" w:hAnsi="Cascadia Mono"/>
-          <w:color w:val="000000"/>
-          <w:sz w:val="19"/>
-          <w:highlight w:val="white"/>
-        </w:rPr>
-      </w:pPr>
-      <w:r>
-        <w:t>Рис. 1. Начало работы</w:t>
-      </w:r>
-    </w:p>
-    <w:p>
-      <w:pPr>
-        <w:widowControl w:val="1"/>
-        <w:ind w:firstLine="0" w:left="0"/>
-        <w:jc w:val="center"/>
-      </w:pPr>
-    </w:p>
-    <w:p>
-      <w:pPr>
-        <w:widowControl w:val="1"/>
-        <w:ind w:firstLine="0" w:left="0"/>
-        <w:jc w:val="center"/>
-      </w:pPr>
-      <w:r>
-        <w:drawing>
-          <wp:inline>
-            <wp:extent cx="4989603" cy="2800802"/>
-            <wp:effectExtent b="0" l="0" r="0" t="0"/>
-            <wp:docPr hidden="false" id="4" name="Picture 4"/>
-            <a:graphic>
-              <a:graphicData uri="http://schemas.openxmlformats.org/drawingml/2006/picture">
-                <pic:pic>
-                  <pic:nvPicPr>
-                    <pic:cNvPr hidden="false" id="3" name="Picture 3"/>
-                    <pic:cNvPicPr preferRelativeResize="true"/>
-                  </pic:nvPicPr>
-                  <pic:blipFill>
-                    <a:blip r:embed="rId6"/>
-                    <a:stretch/>
-                  </pic:blipFill>
-                  <pic:spPr>
-                    <a:xfrm flipH="false" flipV="false" rot="0">
-                      <a:ext cx="4989603" cy="2800802"/>
-                    </a:xfrm>
-                    <a:prstGeom prst="rect"/>
-                  </pic:spPr>
-                </pic:pic>
-              </a:graphicData>
-            </a:graphic>
-          </wp:inline>
-        </w:drawing>
-      </w:r>
-      <w:r>
-        <w:br/>
-      </w:r>
-      <w:r>
-        <w:t>Рис. 2 Выбор операции</w:t>
-      </w:r>
-    </w:p>
-    <w:p>
-      <w:pPr>
-        <w:widowControl w:val="1"/>
-        <w:ind w:firstLine="0" w:left="0"/>
-        <w:jc w:val="center"/>
-      </w:pPr>
-    </w:p>
-    <w:p>
-      <w:pPr>
-        <w:widowControl w:val="1"/>
-        <w:ind w:firstLine="0" w:left="0"/>
-        <w:jc w:val="center"/>
-      </w:pPr>
-      <w:r>
-        <w:drawing>
-          <wp:inline>
-            <wp:extent cx="4504764" cy="1361905"/>
-            <wp:effectExtent b="0" l="0" r="0" t="0"/>
-            <wp:docPr hidden="false" id="6" name="Picture 6"/>
-            <a:graphic>
-              <a:graphicData uri="http://schemas.openxmlformats.org/drawingml/2006/picture">
-                <pic:pic>
-                  <pic:nvPicPr>
-                    <pic:cNvPr hidden="false" id="5" name="Picture 5"/>
-                    <pic:cNvPicPr preferRelativeResize="true"/>
-                  </pic:nvPicPr>
-                  <pic:blipFill>
-                    <a:blip r:embed="rId7"/>
-                    <a:stretch/>
-                  </pic:blipFill>
-                  <pic:spPr>
-                    <a:xfrm flipH="false" flipV="false" rot="0">
-                      <a:ext cx="4504764" cy="1361905"/>
-                    </a:xfrm>
-                    <a:prstGeom prst="rect"/>
-                  </pic:spPr>
-                </pic:pic>
-              </a:graphicData>
-            </a:graphic>
-          </wp:inline>
-        </w:drawing>
-      </w:r>
-      <w:r>
-        <w:br/>
-      </w:r>
-      <w:r>
-        <w:t>Рис. 3 Выбор действия</w:t>
-      </w:r>
-    </w:p>
-    <w:p>
-      <w:pPr>
-        <w:widowControl w:val="1"/>
-        <w:ind w:firstLine="0" w:left="0"/>
-        <w:jc w:val="center"/>
-      </w:pPr>
-    </w:p>
-    <w:p>
-      <w:pPr>
-        <w:widowControl w:val="1"/>
-        <w:spacing w:after="160" w:line="259" w:lineRule="auto"/>
-        <w:ind w:firstLine="0"/>
-        <w:jc w:val="center"/>
-        <w:rPr>
-          <w:b w:val="1"/>
-          <w:sz w:val="32"/>
-        </w:rPr>
-      </w:pPr>
-      <w:r>
-        <w:drawing>
-          <wp:inline>
-            <wp:extent cx="6299835" cy="5613471"/>
-            <wp:effectExtent b="0" l="0" r="0" t="0"/>
-            <wp:docPr hidden="false" id="8" name="Picture 8"/>
-            <a:graphic>
-              <a:graphicData uri="http://schemas.openxmlformats.org/drawingml/2006/picture">
-                <pic:pic>
-                  <pic:nvPicPr>
-                    <pic:cNvPr hidden="false" id="7" name="Picture 7"/>
-                    <pic:cNvPicPr preferRelativeResize="true"/>
-                  </pic:nvPicPr>
-                  <pic:blipFill>
-                    <a:blip r:embed="rId8"/>
-                    <a:stretch/>
-                  </pic:blipFill>
-                  <pic:spPr>
-                    <a:xfrm flipH="false" flipV="false" rot="0">
-                      <a:ext cx="6299835" cy="5613471"/>
-                    </a:xfrm>
-                    <a:prstGeom prst="rect"/>
-                  </pic:spPr>
-                </pic:pic>
-              </a:graphicData>
-            </a:graphic>
-          </wp:inline>
-        </w:drawing>
-      </w:r>
-    </w:p>
-    <w:p>
-      <w:pPr>
-        <w:widowControl w:val="1"/>
-        <w:ind w:firstLine="0" w:left="0"/>
-        <w:jc w:val="center"/>
-      </w:pPr>
-      <w:r>
-        <w:t>Рис. 4.1 алгоритм ввода</w:t>
-      </w:r>
-    </w:p>
-    <w:p>
-      <w:pPr>
-        <w:widowControl w:val="1"/>
-        <w:ind w:firstLine="0" w:left="0"/>
-        <w:jc w:val="center"/>
-      </w:pPr>
-    </w:p>
-    <w:p>
-      <w:pPr>
-        <w:widowControl w:val="1"/>
-        <w:ind w:firstLine="0" w:left="0"/>
-        <w:jc w:val="center"/>
-      </w:pPr>
-    </w:p>
-    <w:p>
-      <w:pPr>
-        <w:widowControl w:val="1"/>
-        <w:ind w:firstLine="0" w:left="0"/>
-        <w:jc w:val="center"/>
-      </w:pPr>
-      <w:r>
-        <w:drawing>
-          <wp:inline>
-            <wp:extent cx="4057098" cy="3371392"/>
-            <wp:effectExtent b="0" l="0" r="0" t="0"/>
-            <wp:docPr hidden="false" id="10" name="Picture 10"/>
-            <a:graphic>
-              <a:graphicData uri="http://schemas.openxmlformats.org/drawingml/2006/picture">
-                <pic:pic>
-                  <pic:nvPicPr>
-                    <pic:cNvPr hidden="false" id="9" name="Picture 9"/>
-                    <pic:cNvPicPr preferRelativeResize="true"/>
-                  </pic:nvPicPr>
-                  <pic:blipFill>
-                    <a:blip r:embed="rId9"/>
-                    <a:stretch/>
-                  </pic:blipFill>
-                  <pic:spPr>
-                    <a:xfrm flipH="false" flipV="false" rot="0">
-                      <a:ext cx="4057098" cy="3371392"/>
-                    </a:xfrm>
-                    <a:prstGeom prst="rect"/>
-                  </pic:spPr>
-                </pic:pic>
-              </a:graphicData>
-            </a:graphic>
-          </wp:inline>
-        </w:drawing>
-      </w:r>
-    </w:p>
-    <w:p>
-      <w:pPr>
-        <w:widowControl w:val="1"/>
-        <w:ind w:firstLine="0" w:left="0"/>
-        <w:jc w:val="center"/>
-      </w:pPr>
-      <w:r>
-        <w:t>Рис. 4.2 Проверка степени</w:t>
-      </w:r>
-    </w:p>
-    <w:p>
-      <w:pPr>
-        <w:widowControl w:val="1"/>
-        <w:ind w:firstLine="0" w:left="0"/>
-        <w:jc w:val="center"/>
-      </w:pPr>
-    </w:p>
-    <w:p>
-      <w:pPr>
-        <w:widowControl w:val="1"/>
-        <w:ind w:firstLine="0" w:left="0"/>
-        <w:jc w:val="center"/>
-      </w:pPr>
-      <w:r>
-        <w:drawing>
-          <wp:inline>
-            <wp:extent cx="2624773" cy="2855931"/>
-            <wp:effectExtent b="0" l="0" r="0" t="0"/>
-            <wp:docPr hidden="false" id="12" name="Picture 12"/>
-            <a:graphic>
-              <a:graphicData uri="http://schemas.openxmlformats.org/drawingml/2006/picture">
-                <pic:pic>
-                  <pic:nvPicPr>
-                    <pic:cNvPr hidden="false" id="11" name="Picture 11"/>
-                    <pic:cNvPicPr preferRelativeResize="true"/>
-                  </pic:nvPicPr>
-                  <pic:blipFill>
-                    <a:blip r:embed="rId10"/>
-                    <a:stretch/>
-                  </pic:blipFill>
-                  <pic:spPr>
-                    <a:xfrm flipH="false" flipV="false" rot="0">
-                      <a:ext cx="2624773" cy="2855931"/>
-                    </a:xfrm>
-                    <a:prstGeom prst="rect"/>
-                  </pic:spPr>
-                </pic:pic>
-              </a:graphicData>
-            </a:graphic>
-          </wp:inline>
-        </w:drawing>
-      </w:r>
-      <w:r>
-        <w:br/>
-      </w:r>
-      <w:r>
-        <w:t>Рис. 5 Слияние двух полиномов</w:t>
-      </w:r>
-    </w:p>
-    <w:p>
-      <w:pPr>
-        <w:widowControl w:val="1"/>
-        <w:ind w:firstLine="0" w:left="0"/>
-        <w:jc w:val="center"/>
-      </w:pPr>
-    </w:p>
-    <w:p>
-      <w:pPr>
-        <w:widowControl w:val="1"/>
-        <w:spacing w:after="160" w:line="259" w:lineRule="auto"/>
-        <w:ind w:firstLine="0" w:left="1417"/>
-        <w:jc w:val="center"/>
-        <w:rPr>
-          <w:b w:val="1"/>
-          <w:sz w:val="32"/>
-        </w:rPr>
-      </w:pPr>
-      <w:r>
-        <w:drawing>
-          <wp:inline>
-            <wp:extent cx="5228272" cy="1227240"/>
-            <wp:effectExtent b="0" l="0" r="0" t="0"/>
-            <wp:docPr hidden="false" id="14" name="Picture 14"/>
-            <a:graphic>
-              <a:graphicData uri="http://schemas.openxmlformats.org/drawingml/2006/picture">
-                <pic:pic>
-                  <pic:nvPicPr>
-                    <pic:cNvPr hidden="false" id="13" name="Picture 13"/>
-                    <pic:cNvPicPr preferRelativeResize="true"/>
-                  </pic:nvPicPr>
-                  <pic:blipFill>
-                    <a:blip r:embed="rId11"/>
-                    <a:stretch/>
-                  </pic:blipFill>
-                  <pic:spPr>
-                    <a:xfrm flipH="false" flipV="false" rot="0">
-                      <a:ext cx="5228272" cy="1227240"/>
-                    </a:xfrm>
-                    <a:prstGeom prst="rect"/>
-                  </pic:spPr>
-                </pic:pic>
-              </a:graphicData>
-            </a:graphic>
-          </wp:inline>
-        </w:drawing>
-      </w:r>
-    </w:p>
-    <w:p>
-      <w:pPr>
-        <w:widowControl w:val="1"/>
-        <w:ind w:firstLine="0" w:left="0"/>
-        <w:jc w:val="center"/>
-      </w:pPr>
-      <w:r>
-        <w:t>Рис. 6 Вычитани</w:t>
-      </w:r>
-    </w:p>
-    <w:p>
-      <w:pPr>
-        <w:widowControl w:val="1"/>
-        <w:ind w:firstLine="0" w:left="0"/>
-        <w:jc w:val="center"/>
-      </w:pPr>
-    </w:p>
-    <w:p>
-      <w:pPr>
-        <w:widowControl w:val="1"/>
-        <w:ind w:firstLine="0" w:left="0"/>
-        <w:jc w:val="center"/>
-      </w:pPr>
-      <w:r>
-        <w:drawing>
-          <wp:inline>
-            <wp:extent cx="4333097" cy="4142629"/>
-            <wp:docPr hidden="false" id="16" name="Picture 16"/>
-            <a:graphic>
-              <a:graphicData uri="http://schemas.openxmlformats.org/drawingml/2006/picture">
-                <pic:pic>
-                  <pic:nvPicPr>
-                    <pic:cNvPr hidden="false" id="15" name="Picture 15"/>
-                    <pic:cNvPicPr preferRelativeResize="true"/>
-                  </pic:nvPicPr>
-                  <pic:blipFill>
-                    <a:blip r:embed="rId12"/>
-                    <a:stretch/>
-                  </pic:blipFill>
-                  <pic:spPr>
-                    <a:xfrm flipH="false" flipV="false" rot="0">
-                      <a:ext cx="4333097" cy="4142629"/>
-                    </a:xfrm>
-                    <a:prstGeom prst="rect"/>
-                  </pic:spPr>
-                </pic:pic>
-              </a:graphicData>
-            </a:graphic>
-          </wp:inline>
-        </w:drawing>
-      </w:r>
-    </w:p>
-    <w:p>
-      <w:pPr>
-        <w:widowControl w:val="1"/>
-        <w:ind w:firstLine="0" w:left="0"/>
-        <w:jc w:val="center"/>
-      </w:pPr>
-      <w:r>
-        <w:t xml:space="preserve">Рис 7.1 Умножение </w:t>
-      </w:r>
-    </w:p>
-    <w:p>
-      <w:pPr>
-        <w:widowControl w:val="1"/>
-        <w:ind w:firstLine="0" w:left="0"/>
-        <w:jc w:val="center"/>
-      </w:pPr>
-    </w:p>
-    <w:p>
-      <w:pPr>
-        <w:widowControl w:val="1"/>
-        <w:spacing w:after="160" w:line="259" w:lineRule="auto"/>
-        <w:ind w:firstLine="0" w:left="0"/>
-        <w:jc w:val="center"/>
-      </w:pPr>
-      <w:r>
-        <w:drawing>
-          <wp:inline>
-            <wp:extent cx="2314323" cy="1495263"/>
-            <wp:docPr hidden="false" id="18" name="Picture 18"/>
-            <a:graphic>
-              <a:graphicData uri="http://schemas.openxmlformats.org/drawingml/2006/picture">
-                <pic:pic>
-                  <pic:nvPicPr>
-                    <pic:cNvPr hidden="false" id="17" name="Picture 17"/>
-                    <pic:cNvPicPr preferRelativeResize="true"/>
-                  </pic:nvPicPr>
-                  <pic:blipFill>
-                    <a:blip r:embed="rId13"/>
-                    <a:stretch/>
-                  </pic:blipFill>
-                  <pic:spPr>
-                    <a:xfrm flipH="false" flipV="false" rot="0">
-                      <a:ext cx="2314323" cy="1495263"/>
-                    </a:xfrm>
-                    <a:prstGeom prst="rect"/>
-                  </pic:spPr>
-                </pic:pic>
-              </a:graphicData>
-            </a:graphic>
-          </wp:inline>
-        </w:drawing>
-      </w:r>
-    </w:p>
-    <w:p>
-      <w:pPr>
-        <w:widowControl w:val="1"/>
-        <w:ind w:firstLine="0" w:left="0"/>
-        <w:jc w:val="center"/>
-      </w:pPr>
-      <w:r>
-        <w:t>Рис. 7.2 Проверка степени</w:t>
-      </w:r>
-    </w:p>
-    <w:p>
-      <w:pPr>
-        <w:widowControl w:val="1"/>
-        <w:ind w:firstLine="0" w:left="0"/>
-        <w:jc w:val="center"/>
-      </w:pPr>
-    </w:p>
-    <w:p>
-      <w:pPr>
-        <w:widowControl w:val="1"/>
-        <w:spacing w:after="160" w:line="259" w:lineRule="auto"/>
-        <w:ind w:firstLine="0" w:left="0"/>
-        <w:jc w:val="left"/>
-      </w:pPr>
-      <w:r>
-        <w:drawing>
-          <wp:inline>
-            <wp:extent cx="6180955" cy="1104762"/>
-            <wp:effectExtent b="0" l="0" r="0" t="0"/>
-            <wp:docPr hidden="false" id="20" name="Picture 20"/>
-            <a:graphic>
-              <a:graphicData uri="http://schemas.openxmlformats.org/drawingml/2006/picture">
-                <pic:pic>
-                  <pic:nvPicPr>
-                    <pic:cNvPr hidden="false" id="19" name="Picture 19"/>
-                    <pic:cNvPicPr preferRelativeResize="true"/>
-                  </pic:nvPicPr>
-                  <pic:blipFill>
-                    <a:blip r:embed="rId14"/>
-                    <a:stretch/>
-                  </pic:blipFill>
-                  <pic:spPr>
-                    <a:xfrm flipH="false" flipV="false" rot="0">
-                      <a:ext cx="6180955" cy="1104762"/>
-                    </a:xfrm>
-                    <a:prstGeom prst="rect"/>
-                  </pic:spPr>
-                </pic:pic>
-              </a:graphicData>
-            </a:graphic>
-          </wp:inline>
-        </w:drawing>
-      </w:r>
-    </w:p>
-    <w:p>
-      <w:pPr>
-        <w:widowControl w:val="1"/>
-        <w:ind w:firstLine="0" w:left="0"/>
-        <w:jc w:val="center"/>
-      </w:pPr>
-      <w:r>
-        <w:t>Рис. 8 Умножение на константу</w:t>
-      </w:r>
-    </w:p>
-    <w:p>
-      <w:pPr>
-        <w:widowControl w:val="1"/>
-        <w:spacing w:after="160" w:line="259" w:lineRule="auto"/>
-        <w:ind w:firstLine="0" w:left="0"/>
-        <w:jc w:val="center"/>
-      </w:pPr>
-      <w:r>
-        <w:drawing>
-          <wp:inline>
-            <wp:extent cx="4220379" cy="3366193"/>
-            <wp:effectExtent b="0" l="0" r="0" t="0"/>
-            <wp:docPr hidden="false" id="22" name="Picture 22"/>
-            <a:graphic>
-              <a:graphicData uri="http://schemas.openxmlformats.org/drawingml/2006/picture">
-                <pic:pic>
-                  <pic:nvPicPr>
-                    <pic:cNvPr hidden="false" id="21" name="Picture 21"/>
-                    <pic:cNvPicPr preferRelativeResize="true"/>
-                  </pic:nvPicPr>
-                  <pic:blipFill>
-                    <a:blip r:embed="rId15"/>
-                    <a:stretch/>
-                  </pic:blipFill>
-                  <pic:spPr>
-                    <a:xfrm flipH="false" flipV="false" rot="0">
-                      <a:ext cx="4220379" cy="3366193"/>
-                    </a:xfrm>
-                    <a:prstGeom prst="rect"/>
-                  </pic:spPr>
-                </pic:pic>
-              </a:graphicData>
-            </a:graphic>
-          </wp:inline>
-        </w:drawing>
-      </w:r>
-    </w:p>
-    <w:p>
-      <w:pPr>
-        <w:widowControl w:val="1"/>
-        <w:ind w:firstLine="0" w:left="0"/>
-        <w:jc w:val="center"/>
-      </w:pPr>
-      <w:r>
-        <w:t>Рис. 9 Сравненние</w:t>
-      </w:r>
-    </w:p>
-    <w:p>
-      <w:pPr>
-        <w:widowControl w:val="1"/>
-        <w:ind w:firstLine="0" w:left="0"/>
-        <w:jc w:val="center"/>
-      </w:pPr>
-    </w:p>
-    <w:p>
-      <w:pPr>
-        <w:widowControl w:val="1"/>
-        <w:ind w:firstLine="0" w:left="0"/>
-        <w:jc w:val="center"/>
-      </w:pPr>
-      <w:r>
-        <w:drawing>
-          <wp:inline>
-            <wp:extent cx="2494123" cy="1622457"/>
-            <wp:effectExtent b="0" l="0" r="0" t="0"/>
-            <wp:docPr hidden="false" id="24" name="Picture 24"/>
-            <a:graphic>
-              <a:graphicData uri="http://schemas.openxmlformats.org/drawingml/2006/picture">
-                <pic:pic>
-                  <pic:nvPicPr>
-                    <pic:cNvPr hidden="false" id="23" name="Picture 23"/>
-                    <pic:cNvPicPr preferRelativeResize="true"/>
-                  </pic:nvPicPr>
-                  <pic:blipFill>
-                    <a:blip r:embed="rId16"/>
-                    <a:stretch/>
-                  </pic:blipFill>
-                  <pic:spPr>
-                    <a:xfrm flipH="false" flipV="false" rot="0">
-                      <a:ext cx="2494123" cy="1622457"/>
-                    </a:xfrm>
-                    <a:prstGeom prst="rect"/>
-                  </pic:spPr>
-                </pic:pic>
-              </a:graphicData>
-            </a:graphic>
-          </wp:inline>
-        </w:drawing>
-      </w:r>
-      <w:r>
-        <w:br/>
-      </w:r>
-      <w:r>
-        <w:t>Рис. 10 Тест копирывания</w:t>
-      </w:r>
-    </w:p>
-    <w:p>
-      <w:pPr>
-        <w:widowControl w:val="1"/>
-        <w:ind w:firstLine="0" w:left="0"/>
-        <w:jc w:val="center"/>
-      </w:pPr>
-    </w:p>
-    <w:p>
-      <w:pPr>
-        <w:pStyle w:val="Style_10"/>
-        <w:widowControl w:val="1"/>
-        <w:ind/>
-        <w:jc w:val="center"/>
-      </w:pPr>
-      <w:r>
-        <w:drawing>
-          <wp:inline>
-            <wp:extent cx="3124274" cy="1711935"/>
-            <wp:effectExtent b="0" l="0" r="0" t="0"/>
-            <wp:docPr hidden="false" id="26" name="Picture 26"/>
-            <a:graphic>
-              <a:graphicData uri="http://schemas.openxmlformats.org/drawingml/2006/picture">
-                <pic:pic>
-                  <pic:nvPicPr>
-                    <pic:cNvPr hidden="false" id="25" name="Picture 25"/>
-                    <pic:cNvPicPr preferRelativeResize="true"/>
-                  </pic:nvPicPr>
-                  <pic:blipFill>
-                    <a:blip r:embed="rId17"/>
-                    <a:stretch/>
-                  </pic:blipFill>
-                  <pic:spPr>
-                    <a:xfrm flipH="false" flipV="false" rot="0">
-                      <a:ext cx="3124274" cy="1711935"/>
-                    </a:xfrm>
-                    <a:prstGeom prst="rect"/>
-                  </pic:spPr>
-                </pic:pic>
-              </a:graphicData>
-            </a:graphic>
-          </wp:inline>
-        </w:drawing>
-      </w:r>
-    </w:p>
-    <w:p>
-      <w:pPr>
-        <w:widowControl w:val="1"/>
-        <w:ind w:firstLine="0" w:left="0"/>
-        <w:jc w:val="center"/>
-      </w:pPr>
-      <w:r>
-        <w:t>Рис. 11 Тест удаления головы</w:t>
-      </w:r>
-    </w:p>
-    <w:p>
-      <w:pPr>
-        <w:pStyle w:val="Style_10"/>
-        <w:widowControl w:val="1"/>
-        <w:ind/>
-        <w:jc w:val="center"/>
-      </w:pPr>
-      <w:r>
-        <w:drawing>
-          <wp:inline>
-            <wp:extent cx="3341837" cy="1016755"/>
-            <wp:effectExtent b="0" l="0" r="0" t="0"/>
-            <wp:docPr hidden="false" id="28" name="Picture 28"/>
-            <a:graphic>
-              <a:graphicData uri="http://schemas.openxmlformats.org/drawingml/2006/picture">
-                <pic:pic>
-                  <pic:nvPicPr>
-                    <pic:cNvPr hidden="false" id="27" name="Picture 27"/>
-                    <pic:cNvPicPr preferRelativeResize="true"/>
-                  </pic:nvPicPr>
-                  <pic:blipFill>
-                    <a:blip r:embed="rId18"/>
-                    <a:stretch/>
-                  </pic:blipFill>
-                  <pic:spPr>
-                    <a:xfrm flipH="false" flipV="false" rot="0">
-                      <a:ext cx="3341837" cy="1016755"/>
-                    </a:xfrm>
-                    <a:prstGeom prst="rect"/>
-                  </pic:spPr>
-                </pic:pic>
-              </a:graphicData>
-            </a:graphic>
-          </wp:inline>
-        </w:drawing>
-      </w:r>
-    </w:p>
-    <w:p>
-      <w:pPr>
-        <w:pStyle w:val="Style_10"/>
-        <w:widowControl w:val="1"/>
-        <w:ind/>
-        <w:jc w:val="center"/>
-      </w:pPr>
-      <w:r>
-        <w:t>Рис. 12 Тест на удаление конца</w:t>
-      </w:r>
-    </w:p>
-    <w:p>
-      <w:pPr>
-        <w:pStyle w:val="Style_10"/>
-        <w:widowControl w:val="1"/>
-        <w:ind/>
-        <w:jc w:val="center"/>
-      </w:pPr>
-    </w:p>
-    <w:p>
-      <w:pPr>
-        <w:pStyle w:val="Style_10"/>
-        <w:widowControl w:val="1"/>
-        <w:ind/>
-        <w:jc w:val="center"/>
-      </w:pPr>
-      <w:r>
-        <w:drawing>
-          <wp:inline>
-            <wp:extent cx="2722029" cy="1597614"/>
-            <wp:effectExtent b="0" l="0" r="0" t="0"/>
-            <wp:docPr hidden="false" id="30" name="Picture 30"/>
-            <a:graphic>
-              <a:graphicData uri="http://schemas.openxmlformats.org/drawingml/2006/picture">
-                <pic:pic>
-                  <pic:nvPicPr>
-                    <pic:cNvPr hidden="false" id="29" name="Picture 29"/>
-                    <pic:cNvPicPr preferRelativeResize="true"/>
-                  </pic:nvPicPr>
-                  <pic:blipFill>
-                    <a:blip r:embed="rId19"/>
-                    <a:stretch/>
-                  </pic:blipFill>
-                  <pic:spPr>
-                    <a:xfrm flipH="false" flipV="false" rot="0">
-                      <a:ext cx="2722029" cy="1597614"/>
-                    </a:xfrm>
-                    <a:prstGeom prst="rect"/>
-                  </pic:spPr>
-                </pic:pic>
-              </a:graphicData>
-            </a:graphic>
-          </wp:inline>
-        </w:drawing>
-      </w:r>
-      <w:r>
-        <w:t xml:space="preserve"> </w:t>
-      </w:r>
-    </w:p>
-    <w:p>
-      <w:pPr>
-        <w:pStyle w:val="Style_10"/>
-        <w:widowControl w:val="1"/>
-        <w:ind/>
-        <w:jc w:val="center"/>
-      </w:pPr>
-      <w:r>
-        <w:t>Рис. 13 Тест а добавление в начало</w:t>
-      </w:r>
-    </w:p>
-    <w:p>
-      <w:pPr>
-        <w:widowControl w:val="1"/>
-        <w:ind w:firstLine="0" w:left="0"/>
-        <w:jc w:val="center"/>
-      </w:pPr>
-    </w:p>
-    <w:p>
-      <w:pPr>
-        <w:pStyle w:val="Style_10"/>
-        <w:widowControl w:val="1"/>
-        <w:ind/>
-        <w:jc w:val="center"/>
-      </w:pPr>
-      <w:r>
-        <w:drawing>
-          <wp:inline>
-            <wp:extent cx="2958700" cy="1780051"/>
-            <wp:effectExtent b="0" l="0" r="0" t="0"/>
-            <wp:docPr hidden="false" id="32" name="Picture 32"/>
-            <a:graphic>
-              <a:graphicData uri="http://schemas.openxmlformats.org/drawingml/2006/picture">
-                <pic:pic>
-                  <pic:nvPicPr>
-                    <pic:cNvPr hidden="false" id="31" name="Picture 31"/>
-                    <pic:cNvPicPr preferRelativeResize="true"/>
-                  </pic:nvPicPr>
-                  <pic:blipFill>
-                    <a:blip r:embed="rId20"/>
-                    <a:stretch/>
-                  </pic:blipFill>
-                  <pic:spPr>
-                    <a:xfrm flipH="false" flipV="false" rot="0">
-                      <a:ext cx="2958700" cy="1780051"/>
-                    </a:xfrm>
-                    <a:prstGeom prst="rect"/>
-                  </pic:spPr>
-                </pic:pic>
-              </a:graphicData>
-            </a:graphic>
-          </wp:inline>
-        </w:drawing>
-      </w:r>
-    </w:p>
-    <w:p>
-      <w:pPr>
-        <w:widowControl w:val="1"/>
-        <w:ind w:firstLine="0" w:left="0"/>
-        <w:jc w:val="center"/>
-      </w:pPr>
-      <w:r>
-        <w:t>Рис. 14 Тест на добавление в конец</w:t>
-      </w:r>
-    </w:p>
-    <w:p>
-      <w:pPr>
-        <w:widowControl w:val="1"/>
-        <w:ind w:firstLine="0" w:left="0"/>
-        <w:jc w:val="center"/>
-      </w:pPr>
-    </w:p>
-    <w:p>
-      <w:pPr>
-        <w:pStyle w:val="Style_10"/>
-        <w:widowControl w:val="1"/>
-        <w:ind/>
-        <w:jc w:val="center"/>
-      </w:pPr>
-      <w:r>
-        <w:drawing>
-          <wp:inline>
-            <wp:extent cx="2697793" cy="3121911"/>
-            <wp:effectExtent b="0" l="0" r="0" t="0"/>
-            <wp:docPr hidden="false" id="34" name="Picture 34"/>
-            <a:graphic>
-              <a:graphicData uri="http://schemas.openxmlformats.org/drawingml/2006/picture">
-                <pic:pic>
-                  <pic:nvPicPr>
-                    <pic:cNvPr hidden="false" id="33" name="Picture 33"/>
-                    <pic:cNvPicPr preferRelativeResize="true"/>
-                  </pic:nvPicPr>
-                  <pic:blipFill>
-                    <a:blip r:embed="rId21"/>
-                    <a:stretch/>
-                  </pic:blipFill>
-                  <pic:spPr>
-                    <a:xfrm flipH="false" flipV="false" rot="0">
-                      <a:ext cx="2697793" cy="3121911"/>
-                    </a:xfrm>
-                    <a:prstGeom prst="rect"/>
-                  </pic:spPr>
-                </pic:pic>
-              </a:graphicData>
-            </a:graphic>
-          </wp:inline>
-        </w:drawing>
-      </w:r>
-    </w:p>
-    <w:p>
-      <w:pPr>
-        <w:widowControl w:val="1"/>
-        <w:ind w:firstLine="0" w:left="0"/>
-        <w:jc w:val="center"/>
-      </w:pPr>
-      <w:r>
-        <w:t>Рис. 15 Тесты на работу итератора</w:t>
-      </w:r>
-    </w:p>
-    <w:p>
-      <w:pPr>
-        <w:widowControl w:val="1"/>
-        <w:ind w:firstLine="0" w:left="0"/>
-        <w:jc w:val="center"/>
-      </w:pPr>
-    </w:p>
-    <w:p>
-      <w:pPr>
-        <w:pStyle w:val="Style_10"/>
-        <w:widowControl w:val="1"/>
-        <w:ind/>
-        <w:jc w:val="center"/>
-      </w:pPr>
-      <w:r>
-        <w:drawing>
-          <wp:inline>
-            <wp:extent cx="3780954" cy="3647620"/>
-            <wp:effectExtent b="0" l="0" r="0" t="0"/>
-            <wp:docPr hidden="false" id="36" name="Picture 36"/>
-            <a:graphic>
-              <a:graphicData uri="http://schemas.openxmlformats.org/drawingml/2006/picture">
-                <pic:pic>
-                  <pic:nvPicPr>
-                    <pic:cNvPr hidden="false" id="35" name="Picture 35"/>
-                    <pic:cNvPicPr preferRelativeResize="true"/>
-                  </pic:nvPicPr>
-                  <pic:blipFill>
-                    <a:blip r:embed="rId22"/>
-                    <a:stretch/>
-                  </pic:blipFill>
-                  <pic:spPr>
-                    <a:xfrm flipH="false" flipV="false" rot="0">
-                      <a:ext cx="3780954" cy="3647620"/>
-                    </a:xfrm>
-                    <a:prstGeom prst="rect"/>
-                  </pic:spPr>
-                </pic:pic>
-              </a:graphicData>
-            </a:graphic>
-          </wp:inline>
-        </w:drawing>
-      </w:r>
-    </w:p>
-    <w:p>
-      <w:pPr>
-        <w:widowControl w:val="1"/>
-        <w:ind w:firstLine="0" w:left="0"/>
-        <w:jc w:val="center"/>
-      </w:pPr>
-      <w:r>
-        <w:t>Рис. 16 Тест сложения</w:t>
-      </w:r>
-    </w:p>
-    <w:p>
-      <w:pPr>
-        <w:widowControl w:val="1"/>
-        <w:ind w:firstLine="0" w:left="0"/>
-        <w:jc w:val="center"/>
-      </w:pPr>
-    </w:p>
-    <w:p>
-      <w:pPr>
-        <w:pStyle w:val="Style_10"/>
-        <w:widowControl w:val="1"/>
-        <w:ind/>
-        <w:jc w:val="center"/>
-      </w:pPr>
-      <w:r>
-        <w:drawing>
-          <wp:inline>
-            <wp:extent cx="3990478" cy="3704763"/>
-            <wp:effectExtent b="0" l="0" r="0" t="0"/>
-            <wp:docPr hidden="false" id="38" name="Picture 38"/>
-            <a:graphic>
-              <a:graphicData uri="http://schemas.openxmlformats.org/drawingml/2006/picture">
-                <pic:pic>
-                  <pic:nvPicPr>
-                    <pic:cNvPr hidden="false" id="37" name="Picture 37"/>
-                    <pic:cNvPicPr preferRelativeResize="true"/>
-                  </pic:nvPicPr>
-                  <pic:blipFill>
-                    <a:blip r:embed="rId23"/>
-                    <a:stretch/>
-                  </pic:blipFill>
-                  <pic:spPr>
-                    <a:xfrm flipH="false" flipV="false" rot="0">
-                      <a:ext cx="3990478" cy="3704763"/>
-                    </a:xfrm>
-                    <a:prstGeom prst="rect"/>
-                  </pic:spPr>
-                </pic:pic>
-              </a:graphicData>
-            </a:graphic>
-          </wp:inline>
-        </w:drawing>
-      </w:r>
-    </w:p>
-    <w:p>
-      <w:pPr>
-        <w:widowControl w:val="1"/>
-        <w:ind w:firstLine="0" w:left="0"/>
-        <w:jc w:val="center"/>
-      </w:pPr>
-      <w:r>
-        <w:t>Рис. 17 Тест вычитания</w:t>
-      </w:r>
-    </w:p>
-    <w:p>
-      <w:pPr>
-        <w:widowControl w:val="1"/>
-        <w:ind w:firstLine="0" w:left="0"/>
-        <w:jc w:val="center"/>
-      </w:pPr>
-    </w:p>
-    <w:p>
-      <w:pPr>
-        <w:pStyle w:val="Style_10"/>
-        <w:widowControl w:val="1"/>
-        <w:ind/>
-        <w:jc w:val="center"/>
-      </w:pPr>
-      <w:r>
-        <w:drawing>
-          <wp:inline>
-            <wp:extent cx="3345942" cy="2300465"/>
-            <wp:effectExtent b="0" l="0" r="0" t="0"/>
-            <wp:docPr hidden="false" id="40" name="Picture 40"/>
-            <a:graphic>
-              <a:graphicData uri="http://schemas.openxmlformats.org/drawingml/2006/picture">
-                <pic:pic>
-                  <pic:nvPicPr>
-                    <pic:cNvPr hidden="false" id="39" name="Picture 39"/>
-                    <pic:cNvPicPr preferRelativeResize="true"/>
-                  </pic:nvPicPr>
-                  <pic:blipFill>
-                    <a:blip r:embed="rId24"/>
-                    <a:stretch/>
-                  </pic:blipFill>
-                  <pic:spPr>
-                    <a:xfrm flipH="false" flipV="false" rot="0">
-                      <a:ext cx="3345942" cy="2300465"/>
-                    </a:xfrm>
-                    <a:prstGeom prst="rect"/>
-                  </pic:spPr>
-                </pic:pic>
-              </a:graphicData>
-            </a:graphic>
-          </wp:inline>
-        </w:drawing>
-      </w:r>
-    </w:p>
-    <w:p>
-      <w:pPr>
-        <w:pStyle w:val="Style_10"/>
-        <w:widowControl w:val="1"/>
-        <w:ind/>
-        <w:jc w:val="center"/>
-      </w:pPr>
-      <w:r>
-        <w:t>Рис. 18 Тест умнажения на константу</w:t>
-      </w:r>
-    </w:p>
-    <w:p>
-      <w:pPr>
-        <w:pStyle w:val="Style_10"/>
-        <w:widowControl w:val="1"/>
-        <w:ind/>
-        <w:jc w:val="center"/>
-      </w:pPr>
-    </w:p>
-    <w:p>
-      <w:pPr>
-        <w:pStyle w:val="Style_10"/>
-        <w:widowControl w:val="1"/>
-        <w:ind/>
-        <w:jc w:val="center"/>
-      </w:pPr>
-      <w:r>
-        <w:drawing>
-          <wp:inline>
-            <wp:extent cx="3069751" cy="2930073"/>
-            <wp:effectExtent b="0" l="0" r="0" t="0"/>
-            <wp:docPr hidden="false" id="42" name="Picture 42"/>
-            <a:graphic>
-              <a:graphicData uri="http://schemas.openxmlformats.org/drawingml/2006/picture">
-                <pic:pic>
-                  <pic:nvPicPr>
-                    <pic:cNvPr hidden="false" id="41" name="Picture 41"/>
-                    <pic:cNvPicPr preferRelativeResize="true"/>
-                  </pic:nvPicPr>
-                  <pic:blipFill>
-                    <a:blip r:embed="rId25"/>
-                    <a:stretch/>
-                  </pic:blipFill>
-                  <pic:spPr>
-                    <a:xfrm flipH="false" flipV="false" rot="0">
-                      <a:ext cx="3069751" cy="2930073"/>
-                    </a:xfrm>
-                    <a:prstGeom prst="rect"/>
-                  </pic:spPr>
-                </pic:pic>
-              </a:graphicData>
-            </a:graphic>
-          </wp:inline>
-        </w:drawing>
-      </w:r>
-    </w:p>
-    <w:p>
-      <w:pPr>
-        <w:pStyle w:val="Style_10"/>
-        <w:widowControl w:val="1"/>
-        <w:ind/>
-        <w:jc w:val="center"/>
-      </w:pPr>
-      <w:r>
-        <w:t>Рис. 19 Тест умножения</w:t>
-      </w:r>
-    </w:p>
-    <w:p>
-      <w:pPr>
-        <w:pStyle w:val="Style_10"/>
-        <w:widowControl w:val="1"/>
-        <w:ind/>
-        <w:jc w:val="center"/>
-      </w:pPr>
-    </w:p>
-    <w:p>
-      <w:pPr>
-        <w:pStyle w:val="Style_10"/>
-        <w:widowControl w:val="1"/>
-        <w:ind/>
-        <w:jc w:val="center"/>
-      </w:pPr>
-      <w:r>
-        <w:drawing>
-          <wp:inline>
-            <wp:extent cx="3752381" cy="2685715"/>
-            <wp:effectExtent b="0" l="0" r="0" t="0"/>
-            <wp:docPr hidden="false" id="44" name="Picture 44"/>
-            <a:graphic>
-              <a:graphicData uri="http://schemas.openxmlformats.org/drawingml/2006/picture">
-                <pic:pic>
-                  <pic:nvPicPr>
-                    <pic:cNvPr hidden="false" id="43" name="Picture 43"/>
-                    <pic:cNvPicPr preferRelativeResize="true"/>
-                  </pic:nvPicPr>
-                  <pic:blipFill>
-                    <a:blip r:embed="rId26"/>
-                    <a:stretch/>
-                  </pic:blipFill>
-                  <pic:spPr>
-                    <a:xfrm flipH="false" flipV="false" rot="0">
-                      <a:ext cx="3752381" cy="2685715"/>
-                    </a:xfrm>
-                    <a:prstGeom prst="rect"/>
-                  </pic:spPr>
-                </pic:pic>
-              </a:graphicData>
-            </a:graphic>
-          </wp:inline>
-        </w:drawing>
-      </w:r>
-    </w:p>
-    <w:p>
-      <w:pPr>
-        <w:widowControl w:val="1"/>
-        <w:ind w:firstLine="0" w:left="0"/>
-        <w:jc w:val="center"/>
-      </w:pPr>
-      <w:r>
-        <w:t>Рис. 20 Тест приравнивания</w:t>
-      </w:r>
-    </w:p>
-    <w:p>
-      <w:pPr>
-        <w:widowControl w:val="1"/>
-        <w:ind w:firstLine="0" w:left="0"/>
-        <w:jc w:val="center"/>
-      </w:pPr>
-    </w:p>
-    <w:p>
-      <w:pPr>
-        <w:pStyle w:val="Style_10"/>
-        <w:widowControl w:val="1"/>
-        <w:ind/>
-        <w:jc w:val="center"/>
-      </w:pPr>
-      <w:r>
-        <w:drawing>
-          <wp:inline>
-            <wp:extent cx="3771429" cy="1266667"/>
-            <wp:effectExtent b="0" l="0" r="0" t="0"/>
-            <wp:docPr hidden="false" id="46" name="Picture 46"/>
-            <a:graphic>
-              <a:graphicData uri="http://schemas.openxmlformats.org/drawingml/2006/picture">
-                <pic:pic>
-                  <pic:nvPicPr>
-                    <pic:cNvPr hidden="false" id="45" name="Picture 45"/>
-                    <pic:cNvPicPr preferRelativeResize="true"/>
-                  </pic:nvPicPr>
-                  <pic:blipFill>
-                    <a:blip r:embed="rId27"/>
-                    <a:stretch/>
-                  </pic:blipFill>
-                  <pic:spPr>
-                    <a:xfrm flipH="false" flipV="false" rot="0">
-                      <a:ext cx="3771429" cy="1266667"/>
-                    </a:xfrm>
-                    <a:prstGeom prst="rect"/>
-                  </pic:spPr>
-                </pic:pic>
-              </a:graphicData>
-            </a:graphic>
-          </wp:inline>
-        </w:drawing>
-      </w:r>
-    </w:p>
-    <w:p>
-      <w:pPr>
-        <w:widowControl w:val="1"/>
-        <w:ind w:firstLine="0" w:left="0"/>
-        <w:jc w:val="center"/>
-      </w:pPr>
-      <w:r>
-        <w:t>Рис. 21 Тест на переполнение</w:t>
-      </w:r>
-    </w:p>
-    <w:p>
-      <w:pPr>
-        <w:widowControl w:val="1"/>
-        <w:ind w:firstLine="0" w:left="0"/>
-        <w:jc w:val="center"/>
-      </w:pPr>
-    </w:p>
-    <w:p>
-      <w:pPr>
-        <w:widowControl w:val="1"/>
-        <w:ind w:firstLine="0" w:left="0"/>
-        <w:jc w:val="center"/>
-      </w:pPr>
-      <w:r>
-        <w:drawing>
-          <wp:inline>
-            <wp:extent cx="4352383" cy="2704763"/>
-            <wp:docPr hidden="false" id="48" name="Picture 48"/>
-            <a:graphic>
-              <a:graphicData uri="http://schemas.openxmlformats.org/drawingml/2006/picture">
-                <pic:pic>
-                  <pic:nvPicPr>
-                    <pic:cNvPr hidden="false" id="47" name="Picture 47"/>
-                    <pic:cNvPicPr preferRelativeResize="true"/>
-                  </pic:nvPicPr>
-                  <pic:blipFill>
-                    <a:blip r:embed="rId28"/>
-                    <a:stretch/>
-                  </pic:blipFill>
-                  <pic:spPr>
-                    <a:xfrm flipH="false" flipV="false" rot="0">
-                      <a:ext cx="4352383" cy="2704763"/>
-                    </a:xfrm>
-                    <a:prstGeom prst="rect"/>
-                  </pic:spPr>
-                </pic:pic>
-              </a:graphicData>
-            </a:graphic>
-          </wp:inline>
-        </w:drawing>
-      </w:r>
-    </w:p>
-    <w:p>
-      <w:pPr>
-        <w:widowControl w:val="1"/>
-        <w:ind w:firstLine="0" w:left="0"/>
-        <w:jc w:val="center"/>
-      </w:pPr>
-      <w:r>
-        <w:t>Рис. 22 Тест на ввод</w:t>
-      </w:r>
-    </w:p>
     <w:sectPr>
-      <w:footerReference r:id="rId2" w:type="default"/>
-      <w:footerReference r:id="rId1" w:type="even"/>
+      <w:footerReference r:id="rId1" w:type="default"/>
+      <w:footerReference r:id="rId4" w:type="even"/>
       <w:pgSz w:h="16838" w:orient="portrait" w:w="11906"/>
       <w:pgMar w:bottom="851" w:footer="709" w:gutter="0" w:header="709" w:left="1134" w:right="851" w:top="851"/>
     </w:sectPr>
@@ -7698,110 +7255,15 @@
   </w:abstractNum>
   <w:abstractNum w:abstractNumId="1">
     <w:lvl w:ilvl="0">
-      <w:start w:val="1"/>
-      <w:numFmt w:val="decimal"/>
+      <w:numFmt w:val="bullet"/>
       <w:suff w:val="tab"/>
-      <w:lvlText w:val="%1."/>
+      <w:lvlText w:val=""/>
       <w:pPr>
         <w:widowControl w:val="1"/>
         <w:ind w:hanging="360" w:left="720"/>
       </w:pPr>
-    </w:lvl>
-    <w:lvl w:ilvl="1">
-      <w:start w:val="1"/>
-      <w:numFmt w:val="lowerLetter"/>
-      <w:suff w:val="tab"/>
-      <w:lvlText w:val="%2."/>
-      <w:pPr>
-        <w:widowControl w:val="1"/>
-        <w:ind w:hanging="360" w:left="1440"/>
-      </w:pPr>
-    </w:lvl>
-    <w:lvl w:ilvl="2">
-      <w:start w:val="1"/>
-      <w:numFmt w:val="lowerRoman"/>
-      <w:suff w:val="tab"/>
-      <w:lvlText w:val="%3."/>
-      <w:lvlJc w:val="right"/>
-      <w:pPr>
-        <w:widowControl w:val="1"/>
-        <w:ind w:hanging="360" w:left="2160"/>
-      </w:pPr>
-    </w:lvl>
-    <w:lvl w:ilvl="3">
-      <w:start w:val="1"/>
-      <w:numFmt w:val="decimal"/>
-      <w:suff w:val="tab"/>
-      <w:lvlText w:val="%4."/>
-      <w:pPr>
-        <w:widowControl w:val="1"/>
-        <w:ind w:hanging="360" w:left="2880"/>
-      </w:pPr>
-    </w:lvl>
-    <w:lvl w:ilvl="4">
-      <w:start w:val="1"/>
-      <w:numFmt w:val="lowerLetter"/>
-      <w:suff w:val="tab"/>
-      <w:lvlText w:val="%5."/>
-      <w:pPr>
-        <w:widowControl w:val="1"/>
-        <w:ind w:hanging="360" w:left="3600"/>
-      </w:pPr>
-    </w:lvl>
-    <w:lvl w:ilvl="5">
-      <w:start w:val="1"/>
-      <w:numFmt w:val="lowerRoman"/>
-      <w:suff w:val="tab"/>
-      <w:lvlText w:val="%6."/>
-      <w:lvlJc w:val="right"/>
-      <w:pPr>
-        <w:widowControl w:val="1"/>
-        <w:ind w:hanging="360" w:left="4320"/>
-      </w:pPr>
-    </w:lvl>
-    <w:lvl w:ilvl="6">
-      <w:start w:val="1"/>
-      <w:numFmt w:val="decimal"/>
-      <w:suff w:val="tab"/>
-      <w:lvlText w:val="%7."/>
-      <w:pPr>
-        <w:widowControl w:val="1"/>
-        <w:ind w:hanging="360" w:left="5040"/>
-      </w:pPr>
-    </w:lvl>
-    <w:lvl w:ilvl="7">
-      <w:start w:val="1"/>
-      <w:numFmt w:val="lowerLetter"/>
-      <w:suff w:val="tab"/>
-      <w:lvlText w:val="%8."/>
-      <w:pPr>
-        <w:widowControl w:val="1"/>
-        <w:ind w:hanging="360" w:left="5760"/>
-      </w:pPr>
-    </w:lvl>
-    <w:lvl w:ilvl="8">
-      <w:start w:val="1"/>
-      <w:numFmt w:val="lowerRoman"/>
-      <w:suff w:val="tab"/>
-      <w:lvlText w:val="%9."/>
-      <w:lvlJc w:val="right"/>
-      <w:pPr>
-        <w:widowControl w:val="1"/>
-        <w:ind w:hanging="360" w:left="6480"/>
-      </w:pPr>
-    </w:lvl>
-  </w:abstractNum>
-  <w:abstractNum w:abstractNumId="2">
-    <w:lvl w:ilvl="0">
-      <w:numFmt w:val="bullet"/>
-      <w:suff w:val="tab"/>
-      <w:lvlText w:val="-"/>
-      <w:pPr>
-        <w:widowControl w:val="1"/>
-        <w:ind w:hanging="360" w:left="720"/>
-      </w:pPr>
       <w:rPr>
-        <w:rFonts w:ascii="Calibri" w:hAnsi="Calibri"/>
+        <w:rFonts w:ascii="Symbol" w:hAnsi="Symbol"/>
       </w:rPr>
     </w:lvl>
     <w:lvl w:ilvl="1">
@@ -7831,13 +7293,13 @@
     <w:lvl w:ilvl="3">
       <w:numFmt w:val="bullet"/>
       <w:suff w:val="tab"/>
-      <w:lvlText w:val="-"/>
+      <w:lvlText w:val=""/>
       <w:pPr>
         <w:widowControl w:val="1"/>
         <w:ind w:hanging="360" w:left="2880"/>
       </w:pPr>
       <w:rPr>
-        <w:rFonts w:ascii="Calibri" w:hAnsi="Calibri"/>
+        <w:rFonts w:ascii="Symbol" w:hAnsi="Symbol"/>
       </w:rPr>
     </w:lvl>
     <w:lvl w:ilvl="4">
@@ -7867,13 +7329,123 @@
     <w:lvl w:ilvl="6">
       <w:numFmt w:val="bullet"/>
       <w:suff w:val="tab"/>
-      <w:lvlText w:val="-"/>
+      <w:lvlText w:val=""/>
       <w:pPr>
         <w:widowControl w:val="1"/>
         <w:ind w:hanging="360" w:left="5040"/>
       </w:pPr>
       <w:rPr>
-        <w:rFonts w:ascii="Calibri" w:hAnsi="Calibri"/>
+        <w:rFonts w:ascii="Symbol" w:hAnsi="Symbol"/>
+      </w:rPr>
+    </w:lvl>
+    <w:lvl w:ilvl="7">
+      <w:numFmt w:val="bullet"/>
+      <w:suff w:val="tab"/>
+      <w:lvlText w:val="o"/>
+      <w:pPr>
+        <w:widowControl w:val="1"/>
+        <w:ind w:hanging="360" w:left="5760"/>
+      </w:pPr>
+      <w:rPr>
+        <w:rFonts w:ascii="Courier New" w:hAnsi="Courier New"/>
+      </w:rPr>
+    </w:lvl>
+    <w:lvl w:ilvl="8">
+      <w:numFmt w:val="bullet"/>
+      <w:suff w:val="tab"/>
+      <w:lvlText w:val=""/>
+      <w:pPr>
+        <w:widowControl w:val="1"/>
+        <w:ind w:hanging="360" w:left="6480"/>
+      </w:pPr>
+      <w:rPr>
+        <w:rFonts w:ascii="Wingdings" w:hAnsi="Wingdings"/>
+      </w:rPr>
+    </w:lvl>
+  </w:abstractNum>
+  <w:abstractNum w:abstractNumId="2">
+    <w:lvl w:ilvl="0">
+      <w:numFmt w:val="bullet"/>
+      <w:suff w:val="tab"/>
+      <w:lvlText w:val=""/>
+      <w:pPr>
+        <w:widowControl w:val="1"/>
+        <w:ind w:hanging="360" w:left="720"/>
+      </w:pPr>
+      <w:rPr>
+        <w:rFonts w:ascii="Symbol" w:hAnsi="Symbol"/>
+      </w:rPr>
+    </w:lvl>
+    <w:lvl w:ilvl="1">
+      <w:numFmt w:val="bullet"/>
+      <w:suff w:val="tab"/>
+      <w:lvlText w:val="o"/>
+      <w:pPr>
+        <w:widowControl w:val="1"/>
+        <w:ind w:hanging="360" w:left="1440"/>
+      </w:pPr>
+      <w:rPr>
+        <w:rFonts w:ascii="Courier New" w:hAnsi="Courier New"/>
+      </w:rPr>
+    </w:lvl>
+    <w:lvl w:ilvl="2">
+      <w:numFmt w:val="bullet"/>
+      <w:suff w:val="tab"/>
+      <w:lvlText w:val=""/>
+      <w:pPr>
+        <w:widowControl w:val="1"/>
+        <w:ind w:hanging="360" w:left="2160"/>
+      </w:pPr>
+      <w:rPr>
+        <w:rFonts w:ascii="Wingdings" w:hAnsi="Wingdings"/>
+      </w:rPr>
+    </w:lvl>
+    <w:lvl w:ilvl="3">
+      <w:numFmt w:val="bullet"/>
+      <w:suff w:val="tab"/>
+      <w:lvlText w:val=""/>
+      <w:pPr>
+        <w:widowControl w:val="1"/>
+        <w:ind w:hanging="360" w:left="2880"/>
+      </w:pPr>
+      <w:rPr>
+        <w:rFonts w:ascii="Symbol" w:hAnsi="Symbol"/>
+      </w:rPr>
+    </w:lvl>
+    <w:lvl w:ilvl="4">
+      <w:numFmt w:val="bullet"/>
+      <w:suff w:val="tab"/>
+      <w:lvlText w:val="o"/>
+      <w:pPr>
+        <w:widowControl w:val="1"/>
+        <w:ind w:hanging="360" w:left="3600"/>
+      </w:pPr>
+      <w:rPr>
+        <w:rFonts w:ascii="Courier New" w:hAnsi="Courier New"/>
+      </w:rPr>
+    </w:lvl>
+    <w:lvl w:ilvl="5">
+      <w:numFmt w:val="bullet"/>
+      <w:suff w:val="tab"/>
+      <w:lvlText w:val=""/>
+      <w:pPr>
+        <w:widowControl w:val="1"/>
+        <w:ind w:hanging="360" w:left="4320"/>
+      </w:pPr>
+      <w:rPr>
+        <w:rFonts w:ascii="Wingdings" w:hAnsi="Wingdings"/>
+      </w:rPr>
+    </w:lvl>
+    <w:lvl w:ilvl="6">
+      <w:numFmt w:val="bullet"/>
+      <w:suff w:val="tab"/>
+      <w:lvlText w:val=""/>
+      <w:pPr>
+        <w:widowControl w:val="1"/>
+        <w:ind w:hanging="360" w:left="5040"/>
+      </w:pPr>
+      <w:rPr>
+        <w:rFonts w:ascii="Symbol" w:hAnsi="Symbol"/>
       </w:rPr>
     </w:lvl>
     <w:lvl w:ilvl="7">
@@ -7905,13 +7477,13 @@
     <w:lvl w:ilvl="0">
       <w:numFmt w:val="bullet"/>
       <w:suff w:val="tab"/>
-      <w:lvlText w:val="-"/>
+      <w:lvlText w:val=""/>
       <w:pPr>
         <w:widowControl w:val="1"/>
         <w:ind w:hanging="360" w:left="720"/>
       </w:pPr>
       <w:rPr>
-        <w:rFonts w:ascii="Calibri" w:hAnsi="Calibri"/>
+        <w:rFonts w:ascii="Symbol" w:hAnsi="Symbol"/>
       </w:rPr>
     </w:lvl>
     <w:lvl w:ilvl="1">
@@ -7941,13 +7513,13 @@
     <w:lvl w:ilvl="3">
       <w:numFmt w:val="bullet"/>
       <w:suff w:val="tab"/>
-      <w:lvlText w:val="-"/>
+      <w:lvlText w:val=""/>
       <w:pPr>
         <w:widowControl w:val="1"/>
         <w:ind w:hanging="360" w:left="2880"/>
       </w:pPr>
       <w:rPr>
-        <w:rFonts w:ascii="Calibri" w:hAnsi="Calibri"/>
+        <w:rFonts w:ascii="Symbol" w:hAnsi="Symbol"/>
       </w:rPr>
     </w:lvl>
     <w:lvl w:ilvl="4">
@@ -7977,13 +7549,13 @@
     <w:lvl w:ilvl="6">
       <w:numFmt w:val="bullet"/>
       <w:suff w:val="tab"/>
-      <w:lvlText w:val="-"/>
+      <w:lvlText w:val=""/>
       <w:pPr>
         <w:widowControl w:val="1"/>
         <w:ind w:hanging="360" w:left="5040"/>
       </w:pPr>
       <w:rPr>
-        <w:rFonts w:ascii="Calibri" w:hAnsi="Calibri"/>
+        <w:rFonts w:ascii="Symbol" w:hAnsi="Symbol"/>
       </w:rPr>
     </w:lvl>
     <w:lvl w:ilvl="7">
@@ -8015,13 +7587,13 @@
     <w:lvl w:ilvl="0">
       <w:numFmt w:val="bullet"/>
       <w:suff w:val="tab"/>
-      <w:lvlText w:val="-"/>
+      <w:lvlText w:val=""/>
       <w:pPr>
         <w:widowControl w:val="1"/>
         <w:ind w:hanging="360" w:left="720"/>
       </w:pPr>
       <w:rPr>
-        <w:rFonts w:ascii="Calibri" w:hAnsi="Calibri"/>
+        <w:rFonts w:ascii="Symbol" w:hAnsi="Symbol"/>
       </w:rPr>
     </w:lvl>
     <w:lvl w:ilvl="1">
@@ -8051,13 +7623,13 @@
     <w:lvl w:ilvl="3">
       <w:numFmt w:val="bullet"/>
       <w:suff w:val="tab"/>
-      <w:lvlText w:val="-"/>
+      <w:lvlText w:val=""/>
       <w:pPr>
         <w:widowControl w:val="1"/>
         <w:ind w:hanging="360" w:left="2880"/>
       </w:pPr>
       <w:rPr>
-        <w:rFonts w:ascii="Calibri" w:hAnsi="Calibri"/>
+        <w:rFonts w:ascii="Symbol" w:hAnsi="Symbol"/>
       </w:rPr>
     </w:lvl>
     <w:lvl w:ilvl="4">
@@ -8087,13 +7659,13 @@
     <w:lvl w:ilvl="6">
       <w:numFmt w:val="bullet"/>
       <w:suff w:val="tab"/>
-      <w:lvlText w:val="-"/>
+      <w:lvlText w:val=""/>
       <w:pPr>
         <w:widowControl w:val="1"/>
         <w:ind w:hanging="360" w:left="5040"/>
       </w:pPr>
       <w:rPr>
-        <w:rFonts w:ascii="Calibri" w:hAnsi="Calibri"/>
+        <w:rFonts w:ascii="Symbol" w:hAnsi="Symbol"/>
       </w:rPr>
     </w:lvl>
     <w:lvl w:ilvl="7">
@@ -8123,111 +7695,23 @@
   </w:abstractNum>
   <w:abstractNum w:abstractNumId="5">
     <w:lvl w:ilvl="0">
-      <w:numFmt w:val="bullet"/>
+      <w:start w:val="1"/>
+      <w:numFmt w:val="decimal"/>
+      <w:pStyle w:val="Style_26"/>
       <w:suff w:val="tab"/>
-      <w:lvlText w:val="-"/>
+      <w:lvlText w:val="Таблица %1."/>
+      <w:lvlJc w:val="left"/>
       <w:pPr>
         <w:widowControl w:val="1"/>
-        <w:ind w:hanging="360" w:left="720"/>
+        <w:tabs>
+          <w:tab w:leader="none" w:pos="1559" w:val="left"/>
+        </w:tabs>
+        <w:ind w:hanging="360" w:left="1145"/>
       </w:pPr>
       <w:rPr>
-        <w:rFonts w:ascii="Calibri" w:hAnsi="Calibri"/>
-      </w:rPr>
-    </w:lvl>
-    <w:lvl w:ilvl="1">
-      <w:numFmt w:val="bullet"/>
-      <w:suff w:val="tab"/>
-      <w:lvlText w:val="o"/>
-      <w:pPr>
-        <w:widowControl w:val="1"/>
-        <w:ind w:hanging="360" w:left="1440"/>
-      </w:pPr>
-      <w:rPr>
-        <w:rFonts w:ascii="Courier New" w:hAnsi="Courier New"/>
-      </w:rPr>
-    </w:lvl>
-    <w:lvl w:ilvl="2">
-      <w:numFmt w:val="bullet"/>
-      <w:suff w:val="tab"/>
-      <w:lvlText w:val=""/>
-      <w:pPr>
-        <w:widowControl w:val="1"/>
-        <w:ind w:hanging="360" w:left="2160"/>
-      </w:pPr>
-      <w:rPr>
-        <w:rFonts w:ascii="Wingdings" w:hAnsi="Wingdings"/>
-      </w:rPr>
-    </w:lvl>
-    <w:lvl w:ilvl="3">
-      <w:numFmt w:val="bullet"/>
-      <w:suff w:val="tab"/>
-      <w:lvlText w:val="-"/>
-      <w:pPr>
-        <w:widowControl w:val="1"/>
-        <w:ind w:hanging="360" w:left="2880"/>
-      </w:pPr>
-      <w:rPr>
-        <w:rFonts w:ascii="Calibri" w:hAnsi="Calibri"/>
-      </w:rPr>
-    </w:lvl>
-    <w:lvl w:ilvl="4">
-      <w:numFmt w:val="bullet"/>
-      <w:suff w:val="tab"/>
-      <w:lvlText w:val="o"/>
-      <w:pPr>
-        <w:widowControl w:val="1"/>
-        <w:ind w:hanging="360" w:left="3600"/>
-      </w:pPr>
-      <w:rPr>
-        <w:rFonts w:ascii="Courier New" w:hAnsi="Courier New"/>
-      </w:rPr>
-    </w:lvl>
-    <w:lvl w:ilvl="5">
-      <w:numFmt w:val="bullet"/>
-      <w:suff w:val="tab"/>
-      <w:lvlText w:val=""/>
-      <w:pPr>
-        <w:widowControl w:val="1"/>
-        <w:ind w:hanging="360" w:left="4320"/>
-      </w:pPr>
-      <w:rPr>
-        <w:rFonts w:ascii="Wingdings" w:hAnsi="Wingdings"/>
-      </w:rPr>
-    </w:lvl>
-    <w:lvl w:ilvl="6">
-      <w:numFmt w:val="bullet"/>
-      <w:suff w:val="tab"/>
-      <w:lvlText w:val="-"/>
-      <w:pPr>
-        <w:widowControl w:val="1"/>
-        <w:ind w:hanging="360" w:left="5040"/>
-      </w:pPr>
-      <w:rPr>
-        <w:rFonts w:ascii="Calibri" w:hAnsi="Calibri"/>
-      </w:rPr>
-    </w:lvl>
-    <w:lvl w:ilvl="7">
-      <w:numFmt w:val="bullet"/>
-      <w:suff w:val="tab"/>
-      <w:lvlText w:val="o"/>
-      <w:pPr>
-        <w:widowControl w:val="1"/>
-        <w:ind w:hanging="360" w:left="5760"/>
-      </w:pPr>
-      <w:rPr>
-        <w:rFonts w:ascii="Courier New" w:hAnsi="Courier New"/>
-      </w:rPr>
-    </w:lvl>
-    <w:lvl w:ilvl="8">
-      <w:numFmt w:val="bullet"/>
-      <w:suff w:val="tab"/>
-      <w:lvlText w:val=""/>
-      <w:pPr>
-        <w:widowControl w:val="1"/>
-        <w:ind w:hanging="360" w:left="6480"/>
-      </w:pPr>
-      <w:rPr>
-        <w:rFonts w:ascii="Wingdings" w:hAnsi="Wingdings"/>
+        <w:b w:val="1"/>
+        <w:i w:val="0"/>
+        <w:sz w:val="24"/>
       </w:rPr>
     </w:lvl>
   </w:abstractNum>
@@ -8235,7 +7719,133 @@
     <w:lvl w:ilvl="0">
       <w:start w:val="1"/>
       <w:numFmt w:val="decimal"/>
-      <w:pStyle w:val="Style_13"/>
+      <w:pStyle w:val="Style_11"/>
+      <w:suff w:val="tab"/>
+      <w:lvlText w:val="%1."/>
+      <w:lvlJc w:val="left"/>
+      <w:pPr>
+        <w:widowControl w:val="1"/>
+        <w:ind w:hanging="360" w:left="360"/>
+      </w:pPr>
+    </w:lvl>
+    <w:lvl w:ilvl="1">
+      <w:start w:val="1"/>
+      <w:numFmt w:val="lowerLetter"/>
+      <w:suff w:val="tab"/>
+      <w:lvlText w:val="%2."/>
+      <w:lvlJc w:val="left"/>
+      <w:pPr>
+        <w:widowControl w:val="1"/>
+        <w:tabs>
+          <w:tab w:leader="none" w:pos="1979" w:val="left"/>
+        </w:tabs>
+        <w:ind w:hanging="360" w:left="1979"/>
+      </w:pPr>
+    </w:lvl>
+    <w:lvl w:ilvl="2">
+      <w:start w:val="1"/>
+      <w:numFmt w:val="lowerRoman"/>
+      <w:suff w:val="tab"/>
+      <w:lvlText w:val="%3."/>
+      <w:lvlJc w:val="right"/>
+      <w:pPr>
+        <w:widowControl w:val="1"/>
+        <w:tabs>
+          <w:tab w:leader="none" w:pos="2699" w:val="left"/>
+        </w:tabs>
+        <w:ind w:hanging="180" w:left="2699"/>
+      </w:pPr>
+    </w:lvl>
+    <w:lvl w:ilvl="3">
+      <w:start w:val="1"/>
+      <w:numFmt w:val="decimal"/>
+      <w:suff w:val="tab"/>
+      <w:lvlText w:val="%4."/>
+      <w:lvlJc w:val="left"/>
+      <w:pPr>
+        <w:widowControl w:val="1"/>
+        <w:tabs>
+          <w:tab w:leader="none" w:pos="3419" w:val="left"/>
+        </w:tabs>
+        <w:ind w:hanging="360" w:left="3419"/>
+      </w:pPr>
+    </w:lvl>
+    <w:lvl w:ilvl="4">
+      <w:start w:val="1"/>
+      <w:numFmt w:val="lowerLetter"/>
+      <w:suff w:val="tab"/>
+      <w:lvlText w:val="%5."/>
+      <w:lvlJc w:val="left"/>
+      <w:pPr>
+        <w:widowControl w:val="1"/>
+        <w:tabs>
+          <w:tab w:leader="none" w:pos="4139" w:val="left"/>
+        </w:tabs>
+        <w:ind w:hanging="360" w:left="4139"/>
+      </w:pPr>
+    </w:lvl>
+    <w:lvl w:ilvl="5">
+      <w:start w:val="1"/>
+      <w:numFmt w:val="lowerRoman"/>
+      <w:suff w:val="tab"/>
+      <w:lvlText w:val="%6."/>
+      <w:lvlJc w:val="right"/>
+      <w:pPr>
+        <w:widowControl w:val="1"/>
+        <w:tabs>
+          <w:tab w:leader="none" w:pos="4859" w:val="left"/>
+        </w:tabs>
+        <w:ind w:hanging="180" w:left="4859"/>
+      </w:pPr>
+    </w:lvl>
+    <w:lvl w:ilvl="6">
+      <w:start w:val="1"/>
+      <w:numFmt w:val="decimal"/>
+      <w:suff w:val="tab"/>
+      <w:lvlText w:val="%7."/>
+      <w:lvlJc w:val="left"/>
+      <w:pPr>
+        <w:widowControl w:val="1"/>
+        <w:tabs>
+          <w:tab w:leader="none" w:pos="5579" w:val="left"/>
+        </w:tabs>
+        <w:ind w:hanging="360" w:left="5579"/>
+      </w:pPr>
+    </w:lvl>
+    <w:lvl w:ilvl="7">
+      <w:start w:val="1"/>
+      <w:numFmt w:val="lowerLetter"/>
+      <w:suff w:val="tab"/>
+      <w:lvlText w:val="%8."/>
+      <w:lvlJc w:val="left"/>
+      <w:pPr>
+        <w:widowControl w:val="1"/>
+        <w:tabs>
+          <w:tab w:leader="none" w:pos="6299" w:val="left"/>
+        </w:tabs>
+        <w:ind w:hanging="360" w:left="6299"/>
+      </w:pPr>
+    </w:lvl>
+    <w:lvl w:ilvl="8">
+      <w:start w:val="1"/>
+      <w:numFmt w:val="lowerRoman"/>
+      <w:suff w:val="tab"/>
+      <w:lvlText w:val="%9."/>
+      <w:lvlJc w:val="right"/>
+      <w:pPr>
+        <w:widowControl w:val="1"/>
+        <w:tabs>
+          <w:tab w:leader="none" w:pos="7019" w:val="left"/>
+        </w:tabs>
+        <w:ind w:hanging="180" w:left="7019"/>
+      </w:pPr>
+    </w:lvl>
+  </w:abstractNum>
+  <w:abstractNum w:abstractNumId="7">
+    <w:lvl w:ilvl="0">
+      <w:start w:val="1"/>
+      <w:numFmt w:val="decimal"/>
+      <w:pStyle w:val="Style_41"/>
       <w:suff w:val="tab"/>
       <w:lvlText w:val="Рис %1. "/>
       <w:lvlJc w:val="left"/>
@@ -8366,154 +7976,6 @@
           <w:tab w:leader="none" w:pos="6480" w:val="left"/>
         </w:tabs>
         <w:ind w:hanging="180" w:left="6480"/>
-      </w:pPr>
-    </w:lvl>
-  </w:abstractNum>
-  <w:abstractNum w:abstractNumId="7">
-    <w:lvl w:ilvl="0">
-      <w:start w:val="1"/>
-      <w:numFmt w:val="decimal"/>
-      <w:pStyle w:val="Style_14"/>
-      <w:suff w:val="tab"/>
-      <w:lvlText w:val="Таблица %1."/>
-      <w:lvlJc w:val="left"/>
-      <w:pPr>
-        <w:widowControl w:val="1"/>
-        <w:tabs>
-          <w:tab w:leader="none" w:pos="1559" w:val="left"/>
-        </w:tabs>
-        <w:ind w:hanging="360" w:left="1145"/>
-      </w:pPr>
-      <w:rPr>
-        <w:b w:val="1"/>
-        <w:i w:val="0"/>
-        <w:sz w:val="24"/>
-      </w:rPr>
-    </w:lvl>
-  </w:abstractNum>
-  <w:abstractNum w:abstractNumId="8">
-    <w:lvl w:ilvl="0">
-      <w:start w:val="1"/>
-      <w:numFmt w:val="decimal"/>
-      <w:pStyle w:val="Style_11"/>
-      <w:suff w:val="tab"/>
-      <w:lvlText w:val="%1."/>
-      <w:lvlJc w:val="left"/>
-      <w:pPr>
-        <w:widowControl w:val="1"/>
-        <w:ind w:hanging="360" w:left="360"/>
-      </w:pPr>
-    </w:lvl>
-    <w:lvl w:ilvl="1">
-      <w:start w:val="1"/>
-      <w:numFmt w:val="lowerLetter"/>
-      <w:suff w:val="tab"/>
-      <w:lvlText w:val="%2."/>
-      <w:lvlJc w:val="left"/>
-      <w:pPr>
-        <w:widowControl w:val="1"/>
-        <w:tabs>
-          <w:tab w:leader="none" w:pos="1979" w:val="left"/>
-        </w:tabs>
-        <w:ind w:hanging="360" w:left="1979"/>
-      </w:pPr>
-    </w:lvl>
-    <w:lvl w:ilvl="2">
-      <w:start w:val="1"/>
-      <w:numFmt w:val="lowerRoman"/>
-      <w:suff w:val="tab"/>
-      <w:lvlText w:val="%3."/>
-      <w:lvlJc w:val="right"/>
-      <w:pPr>
-        <w:widowControl w:val="1"/>
-        <w:tabs>
-          <w:tab w:leader="none" w:pos="2699" w:val="left"/>
-        </w:tabs>
-        <w:ind w:hanging="180" w:left="2699"/>
-      </w:pPr>
-    </w:lvl>
-    <w:lvl w:ilvl="3">
-      <w:start w:val="1"/>
-      <w:numFmt w:val="decimal"/>
-      <w:suff w:val="tab"/>
-      <w:lvlText w:val="%4."/>
-      <w:lvlJc w:val="left"/>
-      <w:pPr>
-        <w:widowControl w:val="1"/>
-        <w:tabs>
-          <w:tab w:leader="none" w:pos="3419" w:val="left"/>
-        </w:tabs>
-        <w:ind w:hanging="360" w:left="3419"/>
-      </w:pPr>
-    </w:lvl>
-    <w:lvl w:ilvl="4">
-      <w:start w:val="1"/>
-      <w:numFmt w:val="lowerLetter"/>
-      <w:suff w:val="tab"/>
-      <w:lvlText w:val="%5."/>
-      <w:lvlJc w:val="left"/>
-      <w:pPr>
-        <w:widowControl w:val="1"/>
-        <w:tabs>
-          <w:tab w:leader="none" w:pos="4139" w:val="left"/>
-        </w:tabs>
-        <w:ind w:hanging="360" w:left="4139"/>
-      </w:pPr>
-    </w:lvl>
-    <w:lvl w:ilvl="5">
-      <w:start w:val="1"/>
-      <w:numFmt w:val="lowerRoman"/>
-      <w:suff w:val="tab"/>
-      <w:lvlText w:val="%6."/>
-      <w:lvlJc w:val="right"/>
-      <w:pPr>
-        <w:widowControl w:val="1"/>
-        <w:tabs>
-          <w:tab w:leader="none" w:pos="4859" w:val="left"/>
-        </w:tabs>
-        <w:ind w:hanging="180" w:left="4859"/>
-      </w:pPr>
-    </w:lvl>
-    <w:lvl w:ilvl="6">
-      <w:start w:val="1"/>
-      <w:numFmt w:val="decimal"/>
-      <w:suff w:val="tab"/>
-      <w:lvlText w:val="%7."/>
-      <w:lvlJc w:val="left"/>
-      <w:pPr>
-        <w:widowControl w:val="1"/>
-        <w:tabs>
-          <w:tab w:leader="none" w:pos="5579" w:val="left"/>
-        </w:tabs>
-        <w:ind w:hanging="360" w:left="5579"/>
-      </w:pPr>
-    </w:lvl>
-    <w:lvl w:ilvl="7">
-      <w:start w:val="1"/>
-      <w:numFmt w:val="lowerLetter"/>
-      <w:suff w:val="tab"/>
-      <w:lvlText w:val="%8."/>
-      <w:lvlJc w:val="left"/>
-      <w:pPr>
-        <w:widowControl w:val="1"/>
-        <w:tabs>
-          <w:tab w:leader="none" w:pos="6299" w:val="left"/>
-        </w:tabs>
-        <w:ind w:hanging="360" w:left="6299"/>
-      </w:pPr>
-    </w:lvl>
-    <w:lvl w:ilvl="8">
-      <w:start w:val="1"/>
-      <w:numFmt w:val="lowerRoman"/>
-      <w:suff w:val="tab"/>
-      <w:lvlText w:val="%9."/>
-      <w:lvlJc w:val="right"/>
-      <w:pPr>
-        <w:widowControl w:val="1"/>
-        <w:tabs>
-          <w:tab w:leader="none" w:pos="7019" w:val="left"/>
-        </w:tabs>
-        <w:ind w:hanging="180" w:left="7019"/>
       </w:pPr>
     </w:lvl>
   </w:abstractNum>
@@ -8540,9 +8002,6 @@
   </w:num>
   <w:num w:numId="8">
     <w:abstractNumId w:val="7"/>
-  </w:num>
-  <w:num w:numId="9">
-    <w:abstractNumId w:val="8"/>
   </w:num>
 </w:numbering>
 </file>
@@ -8619,31 +8078,22 @@
     </w:rPr>
   </w:style>
   <w:style w:styleId="Style_13" w:type="paragraph">
-    <w:name w:val="Подпись к рисунку"/>
-    <w:next w:val="Style_10"/>
+    <w:name w:val="header"/>
+    <w:basedOn w:val="Style_10"/>
     <w:link w:val="Style_13_ch"/>
     <w:pPr>
-      <w:keepLines w:val="1"/>
       <w:widowControl w:val="1"/>
-      <w:numPr>
-        <w:numId w:val="7"/>
-      </w:numPr>
-      <w:spacing w:after="0" w:line="240" w:lineRule="auto"/>
-      <w:ind w:firstLine="0" w:left="0"/>
-      <w:jc w:val="center"/>
+      <w:tabs>
+        <w:tab w:leader="none" w:pos="4677" w:val="center"/>
+        <w:tab w:leader="none" w:pos="9355" w:val="right"/>
+      </w:tabs>
+      <w:ind/>
     </w:pPr>
-    <w:rPr>
-      <w:rFonts w:ascii="Times New Roman" w:hAnsi="Times New Roman"/>
-      <w:sz w:val="20"/>
-    </w:rPr>
   </w:style>
   <w:style w:styleId="Style_13_ch" w:type="character">
-    <w:name w:val="Подпись к рисунку"/>
+    <w:name w:val="header"/>
+    <w:basedOn w:val="Style_10_ch"/>
     <w:link w:val="Style_13"/>
-    <w:rPr>
-      <w:rFonts w:ascii="Times New Roman" w:hAnsi="Times New Roman"/>
-      <w:sz w:val="20"/>
-    </w:rPr>
   </w:style>
   <w:style w:styleId="Style_6" w:type="paragraph">
     <w:name w:val="toc 2"/>
@@ -8657,67 +8107,24 @@
         <w:tab w:leader="dot" w:pos="9345" w:val="right"/>
       </w:tabs>
       <w:ind w:firstLine="0"/>
+      <w:jc w:val="left"/>
     </w:pPr>
+    <w:rPr>
+      <w:rFonts w:ascii="Times New Roman" w:hAnsi="Times New Roman"/>
+    </w:rPr>
   </w:style>
   <w:style w:styleId="Style_6_ch" w:type="character">
     <w:name w:val="toc 2"/>
     <w:basedOn w:val="Style_10_ch"/>
     <w:link w:val="Style_6"/>
+    <w:rPr>
+      <w:rFonts w:ascii="Times New Roman" w:hAnsi="Times New Roman"/>
+    </w:rPr>
   </w:style>
   <w:style w:styleId="Style_14" w:type="paragraph">
-    <w:name w:val="Подпись к таблице"/>
+    <w:name w:val="toc 4"/>
     <w:next w:val="Style_10"/>
     <w:link w:val="Style_14_ch"/>
-    <w:pPr>
-      <w:widowControl w:val="1"/>
-      <w:numPr>
-        <w:numId w:val="8"/>
-      </w:numPr>
-      <w:spacing w:after="0" w:line="240" w:lineRule="auto"/>
-      <w:ind/>
-      <w:jc w:val="center"/>
-    </w:pPr>
-    <w:rPr>
-      <w:rFonts w:ascii="Times New Roman" w:hAnsi="Times New Roman"/>
-      <w:sz w:val="20"/>
-    </w:rPr>
-  </w:style>
-  <w:style w:styleId="Style_14_ch" w:type="character">
-    <w:name w:val="Подпись к таблице"/>
-    <w:link w:val="Style_14"/>
-    <w:rPr>
-      <w:rFonts w:ascii="Times New Roman" w:hAnsi="Times New Roman"/>
-      <w:sz w:val="20"/>
-    </w:rPr>
-  </w:style>
-  <w:style w:styleId="Style_15" w:type="paragraph">
-    <w:name w:val="Фрагмент кода"/>
-    <w:link w:val="Style_15_ch"/>
-    <w:rPr>
-      <w:rFonts w:ascii="Courier New" w:hAnsi="Courier New"/>
-    </w:rPr>
-  </w:style>
-  <w:style w:styleId="Style_15_ch" w:type="character">
-    <w:name w:val="Фрагмент кода"/>
-    <w:link w:val="Style_15"/>
-    <w:rPr>
-      <w:rFonts w:ascii="Courier New" w:hAnsi="Courier New"/>
-    </w:rPr>
-  </w:style>
-  <w:style w:styleId="Style_1" w:type="paragraph">
-    <w:name w:val="page number"/>
-    <w:basedOn w:val="Style_16"/>
-    <w:link w:val="Style_1_ch"/>
-  </w:style>
-  <w:style w:styleId="Style_1_ch" w:type="character">
-    <w:name w:val="page number"/>
-    <w:basedOn w:val="Style_16_ch"/>
-    <w:link w:val="Style_1"/>
-  </w:style>
-  <w:style w:styleId="Style_17" w:type="paragraph">
-    <w:name w:val="toc 4"/>
-    <w:next w:val="Style_10"/>
-    <w:link w:val="Style_17_ch"/>
     <w:uiPriority w:val="39"/>
     <w:pPr>
       <w:widowControl w:val="1"/>
@@ -8729,18 +8136,18 @@
       <w:sz w:val="28"/>
     </w:rPr>
   </w:style>
-  <w:style w:styleId="Style_17_ch" w:type="character">
+  <w:style w:styleId="Style_14_ch" w:type="character">
     <w:name w:val="toc 4"/>
-    <w:link w:val="Style_17"/>
+    <w:link w:val="Style_14"/>
     <w:rPr>
       <w:rFonts w:ascii="XO Thames" w:hAnsi="XO Thames"/>
       <w:sz w:val="28"/>
     </w:rPr>
   </w:style>
-  <w:style w:styleId="Style_18" w:type="paragraph">
+  <w:style w:styleId="Style_15" w:type="paragraph">
     <w:name w:val="toc 6"/>
     <w:next w:val="Style_10"/>
-    <w:link w:val="Style_18_ch"/>
+    <w:link w:val="Style_15_ch"/>
     <w:uiPriority w:val="39"/>
     <w:pPr>
       <w:widowControl w:val="1"/>
@@ -8752,18 +8159,18 @@
       <w:sz w:val="28"/>
     </w:rPr>
   </w:style>
-  <w:style w:styleId="Style_18_ch" w:type="character">
+  <w:style w:styleId="Style_15_ch" w:type="character">
     <w:name w:val="toc 6"/>
-    <w:link w:val="Style_18"/>
+    <w:link w:val="Style_15"/>
     <w:rPr>
       <w:rFonts w:ascii="XO Thames" w:hAnsi="XO Thames"/>
       <w:sz w:val="28"/>
     </w:rPr>
   </w:style>
-  <w:style w:styleId="Style_19" w:type="paragraph">
+  <w:style w:styleId="Style_16" w:type="paragraph">
     <w:name w:val="toc 7"/>
     <w:next w:val="Style_10"/>
-    <w:link w:val="Style_19_ch"/>
+    <w:link w:val="Style_16_ch"/>
     <w:uiPriority w:val="39"/>
     <w:pPr>
       <w:widowControl w:val="1"/>
@@ -8775,17 +8182,35 @@
       <w:sz w:val="28"/>
     </w:rPr>
   </w:style>
-  <w:style w:styleId="Style_19_ch" w:type="character">
+  <w:style w:styleId="Style_16_ch" w:type="character">
     <w:name w:val="toc 7"/>
-    <w:link w:val="Style_19"/>
+    <w:link w:val="Style_16"/>
     <w:rPr>
       <w:rFonts w:ascii="XO Thames" w:hAnsi="XO Thames"/>
       <w:sz w:val="28"/>
     </w:rPr>
   </w:style>
-  <w:style w:styleId="Style_20" w:type="paragraph">
+  <w:style w:styleId="Style_17" w:type="paragraph">
+    <w:name w:val="Balloon Text"/>
+    <w:basedOn w:val="Style_10"/>
+    <w:link w:val="Style_17_ch"/>
+    <w:rPr>
+      <w:rFonts w:ascii="Tahoma" w:hAnsi="Tahoma"/>
+      <w:sz w:val="16"/>
+    </w:rPr>
+  </w:style>
+  <w:style w:styleId="Style_17_ch" w:type="character">
+    <w:name w:val="Balloon Text"/>
+    <w:basedOn w:val="Style_10_ch"/>
+    <w:link w:val="Style_17"/>
+    <w:rPr>
+      <w:rFonts w:ascii="Tahoma" w:hAnsi="Tahoma"/>
+      <w:sz w:val="16"/>
+    </w:rPr>
+  </w:style>
+  <w:style w:styleId="Style_18" w:type="paragraph">
     <w:name w:val="Endnote"/>
-    <w:link w:val="Style_20_ch"/>
+    <w:link w:val="Style_18_ch"/>
     <w:pPr>
       <w:widowControl w:val="1"/>
       <w:ind w:firstLine="851" w:left="0"/>
@@ -8796,19 +8221,19 @@
       <w:sz w:val="22"/>
     </w:rPr>
   </w:style>
-  <w:style w:styleId="Style_20_ch" w:type="character">
+  <w:style w:styleId="Style_18_ch" w:type="character">
     <w:name w:val="Endnote"/>
-    <w:link w:val="Style_20"/>
+    <w:link w:val="Style_18"/>
     <w:rPr>
       <w:rFonts w:ascii="XO Thames" w:hAnsi="XO Thames"/>
       <w:sz w:val="22"/>
     </w:rPr>
   </w:style>
-  <w:style w:styleId="Style_21" w:type="paragraph">
+  <w:style w:styleId="Style_19" w:type="paragraph">
     <w:name w:val="heading 3"/>
     <w:basedOn w:val="Style_10"/>
     <w:next w:val="Style_10"/>
-    <w:link w:val="Style_21_ch"/>
+    <w:link w:val="Style_19_ch"/>
     <w:uiPriority w:val="9"/>
     <w:qFormat/>
     <w:pPr>
@@ -8825,10 +8250,10 @@
       <w:sz w:val="26"/>
     </w:rPr>
   </w:style>
-  <w:style w:styleId="Style_21_ch" w:type="character">
+  <w:style w:styleId="Style_19_ch" w:type="character">
     <w:name w:val="heading 3"/>
     <w:basedOn w:val="Style_10_ch"/>
-    <w:link w:val="Style_21"/>
+    <w:link w:val="Style_19"/>
     <w:rPr>
       <w:rFonts w:ascii="Arial" w:hAnsi="Arial"/>
       <w:b w:val="1"/>
@@ -8836,62 +8261,99 @@
       <w:sz w:val="26"/>
     </w:rPr>
   </w:style>
+  <w:style w:styleId="Style_20" w:type="paragraph">
+    <w:name w:val="FollowedHyperlink"/>
+    <w:basedOn w:val="Style_21"/>
+    <w:link w:val="Style_20_ch"/>
+    <w:rPr>
+      <w:color w:themeColor="followedHyperlink" w:val="954F72"/>
+      <w:u w:val="single"/>
+    </w:rPr>
+  </w:style>
+  <w:style w:styleId="Style_20_ch" w:type="character">
+    <w:name w:val="FollowedHyperlink"/>
+    <w:basedOn w:val="Style_21_ch"/>
+    <w:link w:val="Style_20"/>
+    <w:rPr>
+      <w:color w:themeColor="followedHyperlink" w:val="954F72"/>
+      <w:u w:val="single"/>
+    </w:rPr>
+  </w:style>
   <w:style w:styleId="Style_22" w:type="paragraph">
-    <w:name w:val="Элемент кода"/>
+    <w:name w:val="__Подпись"/>
+    <w:basedOn w:val="Style_23"/>
+    <w:next w:val="Style_23"/>
     <w:link w:val="Style_22_ch"/>
     <w:rPr>
-      <w:rFonts w:ascii="Courier New" w:hAnsi="Courier New"/>
-      <w:b w:val="1"/>
-      <w:sz w:val="24"/>
+      <w:sz w:val="20"/>
     </w:rPr>
   </w:style>
   <w:style w:styleId="Style_22_ch" w:type="character">
-    <w:name w:val="Элемент кода"/>
+    <w:name w:val="__Подпись"/>
+    <w:basedOn w:val="Style_23_ch"/>
     <w:link w:val="Style_22"/>
     <w:rPr>
+      <w:sz w:val="20"/>
+    </w:rPr>
+  </w:style>
+  <w:style w:styleId="Style_24" w:type="paragraph">
+    <w:name w:val="Фрагмент кода"/>
+    <w:link w:val="Style_24_ch"/>
+    <w:rPr>
       <w:rFonts w:ascii="Courier New" w:hAnsi="Courier New"/>
-      <w:b w:val="1"/>
-      <w:sz w:val="24"/>
     </w:rPr>
   </w:style>
-  <w:style w:styleId="Style_3" w:type="paragraph">
-    <w:name w:val="_Название"/>
-    <w:basedOn w:val="Style_2"/>
-    <w:link w:val="Style_3_ch"/>
+  <w:style w:styleId="Style_24_ch" w:type="character">
+    <w:name w:val="Фрагмент кода"/>
+    <w:link w:val="Style_24"/>
     <w:rPr>
-      <w:sz w:val="32"/>
+      <w:rFonts w:ascii="Courier New" w:hAnsi="Courier New"/>
     </w:rPr>
   </w:style>
-  <w:style w:styleId="Style_3_ch" w:type="character">
-    <w:name w:val="_Название"/>
-    <w:basedOn w:val="Style_2_ch"/>
-    <w:link w:val="Style_3"/>
+  <w:style w:styleId="Style_25" w:type="paragraph">
+    <w:name w:val="annotation reference"/>
+    <w:link w:val="Style_25_ch"/>
     <w:rPr>
-      <w:sz w:val="32"/>
-    </w:rPr>
-  </w:style>
-  <w:style w:styleId="Style_23" w:type="paragraph">
-    <w:name w:val="Balloon Text"/>
-    <w:basedOn w:val="Style_10"/>
-    <w:link w:val="Style_23_ch"/>
-    <w:rPr>
-      <w:rFonts w:ascii="Tahoma" w:hAnsi="Tahoma"/>
       <w:sz w:val="16"/>
     </w:rPr>
   </w:style>
-  <w:style w:styleId="Style_23_ch" w:type="character">
-    <w:name w:val="Balloon Text"/>
-    <w:basedOn w:val="Style_10_ch"/>
-    <w:link w:val="Style_23"/>
+  <w:style w:styleId="Style_25_ch" w:type="character">
+    <w:name w:val="annotation reference"/>
+    <w:link w:val="Style_25"/>
     <w:rPr>
-      <w:rFonts w:ascii="Tahoma" w:hAnsi="Tahoma"/>
       <w:sz w:val="16"/>
     </w:rPr>
   </w:style>
-  <w:style w:styleId="Style_24" w:type="paragraph">
-    <w:name w:val="header"/>
+  <w:style w:styleId="Style_26" w:type="paragraph">
+    <w:name w:val="Подпись к таблице"/>
+    <w:next w:val="Style_10"/>
+    <w:link w:val="Style_26_ch"/>
+    <w:pPr>
+      <w:widowControl w:val="1"/>
+      <w:numPr>
+        <w:numId w:val="6"/>
+      </w:numPr>
+      <w:spacing w:after="0" w:line="240" w:lineRule="auto"/>
+      <w:ind/>
+      <w:jc w:val="center"/>
+    </w:pPr>
+    <w:rPr>
+      <w:rFonts w:ascii="Times New Roman" w:hAnsi="Times New Roman"/>
+      <w:sz w:val="20"/>
+    </w:rPr>
+  </w:style>
+  <w:style w:styleId="Style_26_ch" w:type="character">
+    <w:name w:val="Подпись к таблице"/>
+    <w:link w:val="Style_26"/>
+    <w:rPr>
+      <w:rFonts w:ascii="Times New Roman" w:hAnsi="Times New Roman"/>
+      <w:sz w:val="20"/>
+    </w:rPr>
+  </w:style>
+  <w:style w:styleId="Style_27" w:type="paragraph">
+    <w:name w:val="footer"/>
     <w:basedOn w:val="Style_10"/>
-    <w:link w:val="Style_24_ch"/>
+    <w:link w:val="Style_27_ch"/>
     <w:pPr>
       <w:widowControl w:val="1"/>
       <w:tabs>
@@ -8901,84 +8363,51 @@
       <w:ind/>
     </w:pPr>
   </w:style>
-  <w:style w:styleId="Style_24_ch" w:type="character">
-    <w:name w:val="header"/>
+  <w:style w:styleId="Style_27_ch" w:type="character">
+    <w:name w:val="footer"/>
     <w:basedOn w:val="Style_10_ch"/>
-    <w:link w:val="Style_24"/>
-  </w:style>
-  <w:style w:styleId="Style_25" w:type="paragraph">
-    <w:name w:val="FollowedHyperlink"/>
-    <w:basedOn w:val="Style_16"/>
-    <w:link w:val="Style_25_ch"/>
-    <w:rPr>
-      <w:color w:themeColor="followedHyperlink" w:val="954F72"/>
-      <w:u w:val="single"/>
-    </w:rPr>
-  </w:style>
-  <w:style w:styleId="Style_25_ch" w:type="character">
-    <w:name w:val="FollowedHyperlink"/>
-    <w:basedOn w:val="Style_16_ch"/>
-    <w:link w:val="Style_25"/>
-    <w:rPr>
-      <w:color w:themeColor="followedHyperlink" w:val="954F72"/>
-      <w:u w:val="single"/>
-    </w:rPr>
-  </w:style>
-  <w:style w:styleId="Style_26" w:type="paragraph">
+    <w:link w:val="Style_27"/>
+  </w:style>
+  <w:style w:styleId="Style_28" w:type="paragraph">
     <w:name w:val="toc 3"/>
     <w:basedOn w:val="Style_10"/>
     <w:next w:val="Style_10"/>
-    <w:link w:val="Style_26_ch"/>
+    <w:link w:val="Style_28_ch"/>
     <w:uiPriority w:val="39"/>
     <w:pPr>
       <w:widowControl w:val="1"/>
       <w:ind w:firstLine="0"/>
+      <w:jc w:val="left"/>
     </w:pPr>
-  </w:style>
-  <w:style w:styleId="Style_26_ch" w:type="character">
+    <w:rPr>
+      <w:rFonts w:ascii="Times New Roman" w:hAnsi="Times New Roman"/>
+    </w:rPr>
+  </w:style>
+  <w:style w:styleId="Style_28_ch" w:type="character">
     <w:name w:val="toc 3"/>
     <w:basedOn w:val="Style_10_ch"/>
-    <w:link w:val="Style_26"/>
-  </w:style>
-  <w:style w:styleId="Style_27" w:type="paragraph">
-    <w:name w:val="Выделение курсивом"/>
-    <w:link w:val="Style_27_ch"/>
-    <w:rPr>
-      <w:i w:val="1"/>
-    </w:rPr>
-  </w:style>
-  <w:style w:styleId="Style_27_ch" w:type="character">
-    <w:name w:val="Выделение курсивом"/>
-    <w:link w:val="Style_27"/>
-    <w:rPr>
-      <w:i w:val="1"/>
-    </w:rPr>
-  </w:style>
-  <w:style w:styleId="Style_16" w:type="paragraph">
-    <w:name w:val="Default Paragraph Font"/>
-    <w:link w:val="Style_16_ch"/>
-  </w:style>
-  <w:style w:styleId="Style_16_ch" w:type="character">
-    <w:name w:val="Default Paragraph Font"/>
-    <w:link w:val="Style_16"/>
-  </w:style>
-  <w:style w:styleId="Style_28" w:type="paragraph">
-    <w:name w:val="Unresolved Mention"/>
-    <w:basedOn w:val="Style_16"/>
-    <w:link w:val="Style_28_ch"/>
-    <w:rPr>
-      <w:color w:val="605E5C"/>
-      <w:shd w:fill="E1DFDD" w:val="clear"/>
-    </w:rPr>
-  </w:style>
-  <w:style w:styleId="Style_28_ch" w:type="character">
-    <w:name w:val="Unresolved Mention"/>
-    <w:basedOn w:val="Style_16_ch"/>
     <w:link w:val="Style_28"/>
     <w:rPr>
-      <w:color w:val="605E5C"/>
-      <w:shd w:fill="E1DFDD" w:val="clear"/>
+      <w:rFonts w:ascii="Times New Roman" w:hAnsi="Times New Roman"/>
     </w:rPr>
+  </w:style>
+  <w:style w:styleId="Style_11" w:type="paragraph">
+    <w:name w:val="Bibliography"/>
+    <w:basedOn w:val="Style_10"/>
+    <w:link w:val="Style_11_ch"/>
+    <w:pPr>
+      <w:widowControl w:val="1"/>
+      <w:numPr>
+        <w:numId w:val="7"/>
+      </w:numPr>
+      <w:ind/>
+      <w:jc w:val="left"/>
+    </w:pPr>
+  </w:style>
+  <w:style w:styleId="Style_11_ch" w:type="character">
+    <w:name w:val="Bibliography"/>
+    <w:basedOn w:val="Style_10_ch"/>
+    <w:link w:val="Style_11"/>
   </w:style>
   <w:style w:styleId="Style_29" w:type="paragraph">
     <w:name w:val="heading 5"/>
@@ -9007,6 +8436,40 @@
       <w:b w:val="1"/>
       <w:sz w:val="22"/>
     </w:rPr>
+  </w:style>
+  <w:style w:styleId="Style_30" w:type="paragraph">
+    <w:name w:val="Элемент кода"/>
+    <w:link w:val="Style_30_ch"/>
+    <w:rPr>
+      <w:rFonts w:ascii="Courier New" w:hAnsi="Courier New"/>
+      <w:b w:val="1"/>
+      <w:sz w:val="24"/>
+    </w:rPr>
+  </w:style>
+  <w:style w:styleId="Style_30_ch" w:type="character">
+    <w:name w:val="Элемент кода"/>
+    <w:link w:val="Style_30"/>
+    <w:rPr>
+      <w:rFonts w:ascii="Courier New" w:hAnsi="Courier New"/>
+      <w:b w:val="1"/>
+      <w:sz w:val="24"/>
+    </w:rPr>
+  </w:style>
+  <w:style w:styleId="Style_31" w:type="paragraph">
+    <w:name w:val="Normal (Web)"/>
+    <w:basedOn w:val="Style_10"/>
+    <w:link w:val="Style_31_ch"/>
+    <w:pPr>
+      <w:widowControl w:val="1"/>
+      <w:spacing w:afterAutospacing="on" w:beforeAutospacing="on"/>
+      <w:ind/>
+      <w:jc w:val="left"/>
+    </w:pPr>
+  </w:style>
+  <w:style w:styleId="Style_31_ch" w:type="character">
+    <w:name w:val="Normal (Web)"/>
+    <w:basedOn w:val="Style_10_ch"/>
+    <w:link w:val="Style_31"/>
   </w:style>
   <w:style w:styleId="Style_7" w:type="paragraph">
     <w:name w:val="heading 1"/>
@@ -9038,6 +8501,32 @@
       <w:sz w:val="32"/>
     </w:rPr>
   </w:style>
+  <w:style w:styleId="Style_21" w:type="paragraph">
+    <w:name w:val="Default Paragraph Font"/>
+    <w:link w:val="Style_21_ch"/>
+  </w:style>
+  <w:style w:styleId="Style_21_ch" w:type="character">
+    <w:name w:val="Default Paragraph Font"/>
+    <w:link w:val="Style_21"/>
+  </w:style>
+  <w:style w:styleId="Style_32" w:type="paragraph">
+    <w:name w:val="Unresolved Mention"/>
+    <w:basedOn w:val="Style_21"/>
+    <w:link w:val="Style_32_ch"/>
+    <w:rPr>
+      <w:color w:val="605E5C"/>
+      <w:shd w:fill="E1DFDD" w:val="clear"/>
+    </w:rPr>
+  </w:style>
+  <w:style w:styleId="Style_32_ch" w:type="character">
+    <w:name w:val="Unresolved Mention"/>
+    <w:basedOn w:val="Style_21_ch"/>
+    <w:link w:val="Style_32"/>
+    <w:rPr>
+      <w:color w:val="605E5C"/>
+      <w:shd w:fill="E1DFDD" w:val="clear"/>
+    </w:rPr>
+  </w:style>
   <w:style w:styleId="Style_12" w:type="paragraph">
     <w:name w:val="Hyperlink"/>
     <w:link w:val="Style_12_ch"/>
@@ -9054,21 +8543,31 @@
       <w:u w:val="single"/>
     </w:rPr>
   </w:style>
-  <w:style w:styleId="Style_30" w:type="paragraph">
+  <w:style w:styleId="Style_33" w:type="paragraph">
     <w:name w:val="Footnote"/>
     <w:basedOn w:val="Style_10"/>
-    <w:link w:val="Style_30_ch"/>
+    <w:link w:val="Style_33_ch"/>
     <w:rPr>
       <w:sz w:val="20"/>
     </w:rPr>
   </w:style>
-  <w:style w:styleId="Style_30_ch" w:type="character">
+  <w:style w:styleId="Style_33_ch" w:type="character">
     <w:name w:val="Footnote"/>
     <w:basedOn w:val="Style_10_ch"/>
-    <w:link w:val="Style_30"/>
+    <w:link w:val="Style_33"/>
     <w:rPr>
       <w:sz w:val="20"/>
     </w:rPr>
+  </w:style>
+  <w:style w:styleId="Style_1" w:type="paragraph">
+    <w:name w:val="page number"/>
+    <w:basedOn w:val="Style_21"/>
+    <w:link w:val="Style_1_ch"/>
+  </w:style>
+  <w:style w:styleId="Style_1_ch" w:type="character">
+    <w:name w:val="page number"/>
+    <w:basedOn w:val="Style_21_ch"/>
+    <w:link w:val="Style_1"/>
   </w:style>
   <w:style w:styleId="Style_5" w:type="paragraph">
     <w:name w:val="toc 1"/>
@@ -9082,34 +8581,23 @@
         <w:tab w:leader="dot" w:pos="9345" w:val="right"/>
       </w:tabs>
       <w:ind w:firstLine="0"/>
+      <w:jc w:val="left"/>
     </w:pPr>
+    <w:rPr>
+      <w:rFonts w:ascii="Times New Roman" w:hAnsi="Times New Roman"/>
+    </w:rPr>
   </w:style>
   <w:style w:styleId="Style_5_ch" w:type="character">
     <w:name w:val="toc 1"/>
     <w:basedOn w:val="Style_10_ch"/>
     <w:link w:val="Style_5"/>
-  </w:style>
-  <w:style w:styleId="Style_31" w:type="paragraph">
-    <w:name w:val="footer"/>
-    <w:basedOn w:val="Style_10"/>
-    <w:link w:val="Style_31_ch"/>
-    <w:pPr>
-      <w:widowControl w:val="1"/>
-      <w:tabs>
-        <w:tab w:leader="none" w:pos="4677" w:val="center"/>
-        <w:tab w:leader="none" w:pos="9355" w:val="right"/>
-      </w:tabs>
-      <w:ind/>
-    </w:pPr>
-  </w:style>
-  <w:style w:styleId="Style_31_ch" w:type="character">
-    <w:name w:val="footer"/>
-    <w:basedOn w:val="Style_10_ch"/>
-    <w:link w:val="Style_31"/>
-  </w:style>
-  <w:style w:styleId="Style_32" w:type="paragraph">
+    <w:rPr>
+      <w:rFonts w:ascii="Times New Roman" w:hAnsi="Times New Roman"/>
+    </w:rPr>
+  </w:style>
+  <w:style w:styleId="Style_34" w:type="paragraph">
     <w:name w:val="Header and Footer"/>
-    <w:link w:val="Style_32_ch"/>
+    <w:link w:val="Style_34_ch"/>
     <w:pPr>
       <w:widowControl w:val="1"/>
       <w:spacing w:line="240" w:lineRule="auto"/>
@@ -9121,18 +8609,55 @@
       <w:sz w:val="28"/>
     </w:rPr>
   </w:style>
-  <w:style w:styleId="Style_32_ch" w:type="character">
+  <w:style w:styleId="Style_34_ch" w:type="character">
     <w:name w:val="Header and Footer"/>
-    <w:link w:val="Style_32"/>
+    <w:link w:val="Style_34"/>
     <w:rPr>
       <w:rFonts w:ascii="XO Thames" w:hAnsi="XO Thames"/>
       <w:sz w:val="28"/>
     </w:rPr>
   </w:style>
-  <w:style w:styleId="Style_33" w:type="paragraph">
+  <w:style w:styleId="Style_3" w:type="paragraph">
+    <w:name w:val="_Название"/>
+    <w:basedOn w:val="Style_2"/>
+    <w:link w:val="Style_3_ch"/>
+    <w:rPr>
+      <w:sz w:val="32"/>
+    </w:rPr>
+  </w:style>
+  <w:style w:styleId="Style_3_ch" w:type="character">
+    <w:name w:val="_Название"/>
+    <w:basedOn w:val="Style_2_ch"/>
+    <w:link w:val="Style_3"/>
+    <w:rPr>
+      <w:sz w:val="32"/>
+    </w:rPr>
+  </w:style>
+  <w:style w:styleId="Style_35" w:type="paragraph">
+    <w:name w:val="annotation text"/>
+    <w:basedOn w:val="Style_10"/>
+    <w:link w:val="Style_35_ch"/>
+    <w:pPr>
+      <w:widowControl w:val="1"/>
+      <w:spacing w:line="360" w:lineRule="auto"/>
+      <w:ind w:firstLine="510"/>
+    </w:pPr>
+    <w:rPr>
+      <w:sz w:val="20"/>
+    </w:rPr>
+  </w:style>
+  <w:style w:styleId="Style_35_ch" w:type="character">
+    <w:name w:val="annotation text"/>
+    <w:basedOn w:val="Style_10_ch"/>
+    <w:link w:val="Style_35"/>
+    <w:rPr>
+      <w:sz w:val="20"/>
+    </w:rPr>
+  </w:style>
+  <w:style w:styleId="Style_36" w:type="paragraph">
     <w:name w:val="toc 9"/>
     <w:next w:val="Style_10"/>
-    <w:link w:val="Style_33_ch"/>
+    <w:link w:val="Style_36_ch"/>
     <w:uiPriority w:val="39"/>
     <w:pPr>
       <w:widowControl w:val="1"/>
@@ -9144,79 +8669,47 @@
       <w:sz w:val="28"/>
     </w:rPr>
   </w:style>
-  <w:style w:styleId="Style_33_ch" w:type="character">
+  <w:style w:styleId="Style_36_ch" w:type="character">
     <w:name w:val="toc 9"/>
-    <w:link w:val="Style_33"/>
+    <w:link w:val="Style_36"/>
     <w:rPr>
       <w:rFonts w:ascii="XO Thames" w:hAnsi="XO Thames"/>
       <w:sz w:val="28"/>
     </w:rPr>
   </w:style>
-  <w:style w:styleId="Style_34" w:type="paragraph">
-    <w:name w:val="annotation text"/>
+  <w:style w:styleId="Style_37" w:type="paragraph">
+    <w:name w:val="Выделение курсивом"/>
+    <w:link w:val="Style_37_ch"/>
+    <w:rPr>
+      <w:i w:val="1"/>
+    </w:rPr>
+  </w:style>
+  <w:style w:styleId="Style_37_ch" w:type="character">
+    <w:name w:val="Выделение курсивом"/>
+    <w:link w:val="Style_37"/>
+    <w:rPr>
+      <w:i w:val="1"/>
+    </w:rPr>
+  </w:style>
+  <w:style w:styleId="Style_38" w:type="paragraph">
+    <w:name w:val="List Paragraph"/>
     <w:basedOn w:val="Style_10"/>
-    <w:link w:val="Style_34_ch"/>
+    <w:link w:val="Style_38_ch"/>
     <w:pPr>
       <w:widowControl w:val="1"/>
-      <w:spacing w:line="360" w:lineRule="auto"/>
-      <w:ind w:firstLine="510"/>
+      <w:ind w:left="720"/>
+      <w:contextualSpacing w:val="1"/>
     </w:pPr>
-    <w:rPr>
-      <w:sz w:val="20"/>
-    </w:rPr>
-  </w:style>
-  <w:style w:styleId="Style_34_ch" w:type="character">
-    <w:name w:val="annotation text"/>
+  </w:style>
+  <w:style w:styleId="Style_38_ch" w:type="character">
+    <w:name w:val="List Paragraph"/>
     <w:basedOn w:val="Style_10_ch"/>
-    <w:link w:val="Style_34"/>
-    <w:rPr>
-      <w:sz w:val="20"/>
-    </w:rPr>
-  </w:style>
-  <w:style w:styleId="Style_2" w:type="paragraph">
-    <w:name w:val="_Титульный"/>
-    <w:link w:val="Style_2_ch"/>
-    <w:pPr>
-      <w:widowControl w:val="1"/>
-      <w:spacing w:after="0" w:line="240" w:lineRule="auto"/>
-      <w:ind/>
-      <w:jc w:val="center"/>
-    </w:pPr>
-    <w:rPr>
-      <w:rFonts w:ascii="Times New Roman" w:hAnsi="Times New Roman"/>
-      <w:sz w:val="24"/>
-    </w:rPr>
-  </w:style>
-  <w:style w:styleId="Style_2_ch" w:type="character">
-    <w:name w:val="_Титульный"/>
-    <w:link w:val="Style_2"/>
-    <w:rPr>
-      <w:rFonts w:ascii="Times New Roman" w:hAnsi="Times New Roman"/>
-      <w:sz w:val="24"/>
-    </w:rPr>
-  </w:style>
-  <w:style w:styleId="Style_35" w:type="paragraph">
-    <w:name w:val="Document Map"/>
-    <w:basedOn w:val="Style_10"/>
-    <w:link w:val="Style_35_ch"/>
-    <w:rPr>
-      <w:rFonts w:ascii="Tahoma" w:hAnsi="Tahoma"/>
-      <w:sz w:val="20"/>
-    </w:rPr>
-  </w:style>
-  <w:style w:styleId="Style_35_ch" w:type="character">
-    <w:name w:val="Document Map"/>
-    <w:basedOn w:val="Style_10_ch"/>
-    <w:link w:val="Style_35"/>
-    <w:rPr>
-      <w:rFonts w:ascii="Tahoma" w:hAnsi="Tahoma"/>
-      <w:sz w:val="20"/>
-    </w:rPr>
-  </w:style>
-  <w:style w:styleId="Style_36" w:type="paragraph">
+    <w:link w:val="Style_38"/>
+  </w:style>
+  <w:style w:styleId="Style_39" w:type="paragraph">
     <w:name w:val="toc 8"/>
     <w:next w:val="Style_10"/>
-    <w:link w:val="Style_36_ch"/>
+    <w:link w:val="Style_39_ch"/>
     <w:uiPriority w:val="39"/>
     <w:pPr>
       <w:widowControl w:val="1"/>
@@ -9228,50 +8721,45 @@
       <w:sz w:val="28"/>
     </w:rPr>
   </w:style>
-  <w:style w:styleId="Style_36_ch" w:type="character">
+  <w:style w:styleId="Style_39_ch" w:type="character">
     <w:name w:val="toc 8"/>
-    <w:link w:val="Style_36"/>
+    <w:link w:val="Style_39"/>
     <w:rPr>
       <w:rFonts w:ascii="XO Thames" w:hAnsi="XO Thames"/>
       <w:sz w:val="28"/>
     </w:rPr>
   </w:style>
-  <w:style w:styleId="Style_11" w:type="paragraph">
-    <w:name w:val="Bibliography"/>
+  <w:style w:styleId="Style_4" w:type="paragraph">
+    <w:name w:val="Заголовок Содержания"/>
     <w:basedOn w:val="Style_10"/>
-    <w:link w:val="Style_11_ch"/>
+    <w:link w:val="Style_4_ch"/>
     <w:pPr>
+      <w:keepNext w:val="1"/>
       <w:widowControl w:val="1"/>
-      <w:numPr>
-        <w:numId w:val="9"/>
-      </w:numPr>
+      <w:spacing w:after="60" w:before="240"/>
       <w:ind/>
       <w:jc w:val="left"/>
     </w:pPr>
-  </w:style>
-  <w:style w:styleId="Style_11_ch" w:type="character">
-    <w:name w:val="Bibliography"/>
+    <w:rPr>
+      <w:rFonts w:ascii="Arial" w:hAnsi="Arial"/>
+      <w:b w:val="1"/>
+      <w:sz w:val="32"/>
+    </w:rPr>
+  </w:style>
+  <w:style w:styleId="Style_4_ch" w:type="character">
+    <w:name w:val="Заголовок Содержания"/>
     <w:basedOn w:val="Style_10_ch"/>
-    <w:link w:val="Style_11"/>
-  </w:style>
-  <w:style w:styleId="Style_37" w:type="paragraph">
-    <w:name w:val="annotation reference"/>
-    <w:link w:val="Style_37_ch"/>
+    <w:link w:val="Style_4"/>
     <w:rPr>
-      <w:sz w:val="16"/>
+      <w:rFonts w:ascii="Arial" w:hAnsi="Arial"/>
+      <w:b w:val="1"/>
+      <w:sz w:val="32"/>
     </w:rPr>
   </w:style>
-  <w:style w:styleId="Style_37_ch" w:type="character">
-    <w:name w:val="annotation reference"/>
-    <w:link w:val="Style_37"/>
-    <w:rPr>
-      <w:sz w:val="16"/>
-    </w:rPr>
-  </w:style>
-  <w:style w:styleId="Style_38" w:type="paragraph">
+  <w:style w:styleId="Style_40" w:type="paragraph">
     <w:name w:val="toc 5"/>
     <w:next w:val="Style_10"/>
-    <w:link w:val="Style_38_ch"/>
+    <w:link w:val="Style_40_ch"/>
     <w:uiPriority w:val="39"/>
     <w:pPr>
       <w:widowControl w:val="1"/>
@@ -9283,18 +8771,63 @@
       <w:sz w:val="28"/>
     </w:rPr>
   </w:style>
-  <w:style w:styleId="Style_38_ch" w:type="character">
+  <w:style w:styleId="Style_40_ch" w:type="character">
     <w:name w:val="toc 5"/>
-    <w:link w:val="Style_38"/>
+    <w:link w:val="Style_40"/>
     <w:rPr>
       <w:rFonts w:ascii="XO Thames" w:hAnsi="XO Thames"/>
       <w:sz w:val="28"/>
     </w:rPr>
   </w:style>
-  <w:style w:styleId="Style_39" w:type="paragraph">
+  <w:style w:styleId="Style_41" w:type="paragraph">
+    <w:name w:val="Подпись к рисунку"/>
+    <w:next w:val="Style_10"/>
+    <w:link w:val="Style_41_ch"/>
+    <w:pPr>
+      <w:keepLines w:val="1"/>
+      <w:widowControl w:val="1"/>
+      <w:numPr>
+        <w:numId w:val="8"/>
+      </w:numPr>
+      <w:spacing w:after="0" w:line="240" w:lineRule="auto"/>
+      <w:ind w:firstLine="0" w:left="0"/>
+      <w:jc w:val="center"/>
+    </w:pPr>
+    <w:rPr>
+      <w:rFonts w:ascii="Times New Roman" w:hAnsi="Times New Roman"/>
+      <w:sz w:val="20"/>
+    </w:rPr>
+  </w:style>
+  <w:style w:styleId="Style_41_ch" w:type="character">
+    <w:name w:val="Подпись к рисунку"/>
+    <w:link w:val="Style_41"/>
+    <w:rPr>
+      <w:rFonts w:ascii="Times New Roman" w:hAnsi="Times New Roman"/>
+      <w:sz w:val="20"/>
+    </w:rPr>
+  </w:style>
+  <w:style w:styleId="Style_42" w:type="paragraph">
+    <w:name w:val="Document Map"/>
+    <w:basedOn w:val="Style_10"/>
+    <w:link w:val="Style_42_ch"/>
+    <w:rPr>
+      <w:rFonts w:ascii="Tahoma" w:hAnsi="Tahoma"/>
+      <w:sz w:val="20"/>
+    </w:rPr>
+  </w:style>
+  <w:style w:styleId="Style_42_ch" w:type="character">
+    <w:name w:val="Document Map"/>
+    <w:basedOn w:val="Style_10_ch"/>
+    <w:link w:val="Style_42"/>
+    <w:rPr>
+      <w:rFonts w:ascii="Tahoma" w:hAnsi="Tahoma"/>
+      <w:sz w:val="20"/>
+    </w:rPr>
+  </w:style>
+  <w:style w:styleId="Style_43" w:type="paragraph">
     <w:name w:val="Subtitle"/>
     <w:next w:val="Style_10"/>
-    <w:link w:val="Style_39_ch"/>
+    <w:link w:val="Style_43_ch"/>
     <w:uiPriority w:val="11"/>
     <w:qFormat/>
     <w:pPr>
@@ -9308,98 +8841,34 @@
       <w:sz w:val="24"/>
     </w:rPr>
   </w:style>
-  <w:style w:styleId="Style_39_ch" w:type="character">
+  <w:style w:styleId="Style_43_ch" w:type="character">
     <w:name w:val="Subtitle"/>
-    <w:link w:val="Style_39"/>
+    <w:link w:val="Style_43"/>
     <w:rPr>
       <w:rFonts w:ascii="XO Thames" w:hAnsi="XO Thames"/>
       <w:i w:val="1"/>
       <w:sz w:val="24"/>
     </w:rPr>
   </w:style>
-  <w:style w:styleId="Style_40" w:type="paragraph">
-    <w:name w:val="__Подпись"/>
-    <w:basedOn w:val="Style_41"/>
-    <w:next w:val="Style_41"/>
-    <w:link w:val="Style_40_ch"/>
-    <w:rPr>
-      <w:sz w:val="20"/>
-    </w:rPr>
-  </w:style>
-  <w:style w:styleId="Style_40_ch" w:type="character">
-    <w:name w:val="__Подпись"/>
-    <w:basedOn w:val="Style_41_ch"/>
-    <w:link w:val="Style_40"/>
-    <w:rPr>
-      <w:sz w:val="20"/>
-    </w:rPr>
-  </w:style>
-  <w:style w:styleId="Style_42" w:type="paragraph">
-    <w:name w:val="Normal (Web)"/>
-    <w:basedOn w:val="Style_10"/>
-    <w:link w:val="Style_42_ch"/>
-    <w:pPr>
-      <w:widowControl w:val="1"/>
-      <w:spacing w:afterAutospacing="on" w:beforeAutospacing="on"/>
-      <w:ind/>
-      <w:jc w:val="left"/>
-    </w:pPr>
-  </w:style>
-  <w:style w:styleId="Style_42_ch" w:type="character">
-    <w:name w:val="Normal (Web)"/>
-    <w:basedOn w:val="Style_10_ch"/>
-    <w:link w:val="Style_42"/>
-  </w:style>
-  <w:style w:styleId="Style_41" w:type="paragraph">
+  <w:style w:styleId="Style_23" w:type="paragraph">
     <w:name w:val="_Титульный2"/>
     <w:basedOn w:val="Style_2"/>
-    <w:link w:val="Style_41_ch"/>
+    <w:link w:val="Style_23_ch"/>
     <w:pPr>
       <w:widowControl w:val="1"/>
       <w:ind/>
       <w:jc w:val="left"/>
     </w:pPr>
   </w:style>
-  <w:style w:styleId="Style_41_ch" w:type="character">
+  <w:style w:styleId="Style_23_ch" w:type="character">
     <w:name w:val="_Титульный2"/>
     <w:basedOn w:val="Style_2_ch"/>
-    <w:link w:val="Style_41"/>
-  </w:style>
-  <w:style w:styleId="Style_43" w:type="paragraph">
-    <w:name w:val="Рисунок"/>
-    <w:basedOn w:val="Style_10"/>
-    <w:next w:val="Style_13"/>
-    <w:link w:val="Style_43_ch"/>
-    <w:pPr>
-      <w:keepNext w:val="1"/>
-      <w:widowControl w:val="1"/>
-      <w:ind/>
-      <w:jc w:val="center"/>
-    </w:pPr>
-  </w:style>
-  <w:style w:styleId="Style_43_ch" w:type="character">
-    <w:name w:val="Рисунок"/>
-    <w:basedOn w:val="Style_10_ch"/>
-    <w:link w:val="Style_43"/>
+    <w:link w:val="Style_23"/>
   </w:style>
   <w:style w:styleId="Style_44" w:type="paragraph">
-    <w:name w:val="footnote reference"/>
-    <w:link w:val="Style_44_ch"/>
-    <w:rPr>
-      <w:vertAlign w:val="superscript"/>
-    </w:rPr>
-  </w:style>
-  <w:style w:styleId="Style_44_ch" w:type="character">
-    <w:name w:val="footnote reference"/>
-    <w:link w:val="Style_44"/>
-    <w:rPr>
-      <w:vertAlign w:val="superscript"/>
-    </w:rPr>
-  </w:style>
-  <w:style w:styleId="Style_45" w:type="paragraph">
     <w:name w:val="Title"/>
     <w:next w:val="Style_10"/>
-    <w:link w:val="Style_45_ch"/>
+    <w:link w:val="Style_44_ch"/>
     <w:uiPriority w:val="10"/>
     <w:qFormat/>
     <w:pPr>
@@ -9415,9 +8884,9 @@
       <w:sz w:val="40"/>
     </w:rPr>
   </w:style>
-  <w:style w:styleId="Style_45_ch" w:type="character">
+  <w:style w:styleId="Style_44_ch" w:type="character">
     <w:name w:val="Title"/>
-    <w:link w:val="Style_45"/>
+    <w:link w:val="Style_44"/>
     <w:rPr>
       <w:rFonts w:ascii="XO Thames" w:hAnsi="XO Thames"/>
       <w:b w:val="1"/>
@@ -9425,11 +8894,11 @@
       <w:sz w:val="40"/>
     </w:rPr>
   </w:style>
-  <w:style w:styleId="Style_46" w:type="paragraph">
+  <w:style w:styleId="Style_45" w:type="paragraph">
     <w:name w:val="heading 4"/>
     <w:basedOn w:val="Style_10"/>
     <w:next w:val="Style_10"/>
-    <w:link w:val="Style_46_ch"/>
+    <w:link w:val="Style_45_ch"/>
     <w:uiPriority w:val="9"/>
     <w:qFormat/>
     <w:pPr>
@@ -9444,29 +8913,14 @@
       <w:sz w:val="28"/>
     </w:rPr>
   </w:style>
-  <w:style w:styleId="Style_46_ch" w:type="character">
+  <w:style w:styleId="Style_45_ch" w:type="character">
     <w:name w:val="heading 4"/>
     <w:basedOn w:val="Style_10_ch"/>
-    <w:link w:val="Style_46"/>
+    <w:link w:val="Style_45"/>
     <w:rPr>
       <w:b w:val="1"/>
       <w:sz w:val="28"/>
     </w:rPr>
-  </w:style>
-  <w:style w:styleId="Style_47" w:type="paragraph">
-    <w:name w:val="List Paragraph"/>
-    <w:basedOn w:val="Style_10"/>
-    <w:link w:val="Style_47_ch"/>
-    <w:pPr>
-      <w:widowControl w:val="1"/>
-      <w:ind w:left="720"/>
-      <w:contextualSpacing w:val="1"/>
-    </w:pPr>
-  </w:style>
-  <w:style w:styleId="Style_47_ch" w:type="character">
-    <w:name w:val="List Paragraph"/>
-    <w:basedOn w:val="Style_10_ch"/>
-    <w:link w:val="Style_47"/>
   </w:style>
   <w:style w:styleId="Style_8" w:type="paragraph">
     <w:name w:val="heading 2"/>
@@ -9499,44 +8953,58 @@
       <w:sz w:val="28"/>
     </w:rPr>
   </w:style>
-  <w:style w:styleId="Style_4" w:type="paragraph">
-    <w:name w:val="Заголовок Содержания"/>
+  <w:style w:styleId="Style_46" w:type="paragraph">
+    <w:name w:val="footnote reference"/>
+    <w:link w:val="Style_46_ch"/>
+    <w:rPr>
+      <w:vertAlign w:val="superscript"/>
+    </w:rPr>
+  </w:style>
+  <w:style w:styleId="Style_46_ch" w:type="character">
+    <w:name w:val="footnote reference"/>
+    <w:link w:val="Style_46"/>
+    <w:rPr>
+      <w:vertAlign w:val="superscript"/>
+    </w:rPr>
+  </w:style>
+  <w:style w:styleId="Style_47" w:type="paragraph">
+    <w:name w:val="Рисунок"/>
     <w:basedOn w:val="Style_10"/>
-    <w:link w:val="Style_4_ch"/>
+    <w:next w:val="Style_41"/>
+    <w:link w:val="Style_47_ch"/>
     <w:pPr>
       <w:keepNext w:val="1"/>
       <w:widowControl w:val="1"/>
-      <w:spacing w:after="60" w:before="240"/>
       <w:ind/>
-      <w:jc w:val="left"/>
+      <w:jc w:val="center"/>
+    </w:pPr>
+  </w:style>
+  <w:style w:styleId="Style_47_ch" w:type="character">
+    <w:name w:val="Рисунок"/>
+    <w:basedOn w:val="Style_10_ch"/>
+    <w:link w:val="Style_47"/>
+  </w:style>
+  <w:style w:styleId="Style_2" w:type="paragraph">
+    <w:name w:val="_Титульный"/>
+    <w:link w:val="Style_2_ch"/>
+    <w:pPr>
+      <w:widowControl w:val="1"/>
+      <w:spacing w:after="0" w:line="240" w:lineRule="auto"/>
+      <w:ind/>
+      <w:jc w:val="center"/>
     </w:pPr>
     <w:rPr>
-      <w:rFonts w:ascii="Arial" w:hAnsi="Arial"/>
-      <w:b w:val="1"/>
-      <w:sz w:val="32"/>
+      <w:rFonts w:ascii="Times New Roman" w:hAnsi="Times New Roman"/>
+      <w:sz w:val="24"/>
     </w:rPr>
   </w:style>
-  <w:style w:styleId="Style_4_ch" w:type="character">
-    <w:name w:val="Заголовок Содержания"/>
-    <w:basedOn w:val="Style_10_ch"/>
-    <w:link w:val="Style_4"/>
+  <w:style w:styleId="Style_2_ch" w:type="character">
+    <w:name w:val="_Титульный"/>
+    <w:link w:val="Style_2"/>
     <w:rPr>
-      <w:rFonts w:ascii="Arial" w:hAnsi="Arial"/>
-      <w:b w:val="1"/>
-      <w:sz w:val="32"/>
+      <w:rFonts w:ascii="Times New Roman" w:hAnsi="Times New Roman"/>
+      <w:sz w:val="24"/>
     </w:rPr>
-  </w:style>
-  <w:style w:default="1" w:styleId="Style_9" w:type="table">
-    <w:name w:val="Normal Table"/>
-    <w:tblPr>
-      <w:tblInd w:type="dxa" w:w="0"/>
-      <w:tblCellMar>
-        <w:top w:type="dxa" w:w="0"/>
-        <w:left w:type="dxa" w:w="108"/>
-        <w:bottom w:type="dxa" w:w="0"/>
-        <w:right w:type="dxa" w:w="108"/>
-      </w:tblCellMar>
-    </w:tblPr>
   </w:style>
   <w:style w:styleId="Style_48" w:type="table">
     <w:name w:val="Table Grid"/>
@@ -9560,6 +9028,18 @@
         <w:insideH w:color="000000" w:sz="4" w:val="single"/>
         <w:insideV w:color="000000" w:sz="4" w:val="single"/>
       </w:tblBorders>
+    </w:tblPr>
+  </w:style>
+  <w:style w:default="1" w:styleId="Style_9" w:type="table">
+    <w:name w:val="Normal Table"/>
+    <w:tblPr>
+      <w:tblInd w:type="dxa" w:w="0"/>
+      <w:tblCellMar>
+        <w:top w:type="dxa" w:w="0"/>
+        <w:left w:type="dxa" w:w="108"/>
+        <w:bottom w:type="dxa" w:w="0"/>
+        <w:right w:type="dxa" w:w="108"/>
+      </w:tblCellMar>
     </w:tblPr>
   </w:style>
 </w:styles>
